--- a/docs/deliverables/docx/03_AI_Application_Deployment_Control_Optimization_Strategy.docx
+++ b/docs/deliverables/docx/03_AI_Application_Deployment_Control_Optimization_Strategy.docx
@@ -2,13 +2,13 @@
 <file path=word/document.xml><?xml version="1.0" encoding="utf-8"?>
 <w:document xmlns:w="http://schemas.openxmlformats.org/wordprocessingml/2006/main" xmlns:m="http://schemas.openxmlformats.org/officeDocument/2006/math" xmlns:r="http://schemas.openxmlformats.org/officeDocument/2006/relationships" xmlns:o="urn:schemas-microsoft-com:office:office" xmlns:v="urn:schemas-microsoft-com:vml" xmlns:w10="urn:schemas-microsoft-com:office:word" xmlns:a="http://schemas.openxmlformats.org/drawingml/2006/main" xmlns:pic="http://schemas.openxmlformats.org/drawingml/2006/picture" xmlns:wp="http://schemas.openxmlformats.org/drawingml/2006/wordprocessingDrawing">
   <w:body>
-    <w:bookmarkStart w:id="22" w:name="X8ea4c0d2f6085e15bbcce9ef121b581a5b84778"/>
+    <w:bookmarkStart w:id="22" w:name="ai-응용-배포제어-추론-최적화-전략-설계서"/>
     <w:p>
       <w:pPr>
         <w:pStyle w:val="Heading1"/>
       </w:pPr>
       <w:r>
-        <w:t xml:space="preserve">AI Application Deployment and Control Optimization Strategy</w:t>
+        <w:t xml:space="preserve">AI 응용 배포·제어 추론 최적화 전략 설계서</w:t>
       </w:r>
     </w:p>
     <w:p>
@@ -16,7 +16,7 @@
         <w:pStyle w:val="FirstParagraph"/>
       </w:pPr>
       <w:r>
-        <w:t xml:space="preserve">AI 응용 배포·제어 추론 최적화 전략 설계서</w:t>
+        <w:t xml:space="preserve">English title: AI Application Deployment and Control Optimization Strategy</w:t>
       </w:r>
     </w:p>
     <w:bookmarkStart w:id="9" w:name="purpose"/>

--- a/docs/deliverables/docx/03_AI_Application_Deployment_Control_Optimization_Strategy.docx
+++ b/docs/deliverables/docx/03_AI_Application_Deployment_Control_Optimization_Strategy.docx
@@ -16,16 +16,16 @@
         <w:pStyle w:val="FirstParagraph"/>
       </w:pPr>
       <w:r>
-        <w:t xml:space="preserve">English title: AI Application Deployment and Control Optimization Strategy</w:t>
-      </w:r>
-    </w:p>
-    <w:bookmarkStart w:id="9" w:name="purpose"/>
+        <w:t xml:space="preserve">영문 제목: AI Application Deployment and Control Optimization Strategy</w:t>
+      </w:r>
+    </w:p>
+    <w:bookmarkStart w:id="9" w:name="목적"/>
     <w:p>
       <w:pPr>
         <w:pStyle w:val="Heading2"/>
       </w:pPr>
       <w:r>
-        <w:t xml:space="preserve">1. Purpose</w:t>
+        <w:t xml:space="preserve">1. 목적</w:t>
       </w:r>
     </w:p>
     <w:p>
@@ -33,31 +33,7 @@
         <w:pStyle w:val="FirstParagraph"/>
       </w:pPr>
       <w:r>
-        <w:t xml:space="preserve">This document describes the AI application deployment and control optimization</w:t>
-      </w:r>
-      <w:r>
-        <w:t xml:space="preserve"> </w:t>
-      </w:r>
-      <w:r>
-        <w:t xml:space="preserve">strategy implemented in the 1st-year Go-based service-control prototype. The</w:t>
-      </w:r>
-      <w:r>
-        <w:t xml:space="preserve"> </w:t>
-      </w:r>
-      <w:r>
-        <w:t xml:space="preserve">purpose is to define how an AI workload can be matched with a CPU/GPU VM</w:t>
-      </w:r>
-      <w:r>
-        <w:t xml:space="preserve"> </w:t>
-      </w:r>
-      <w:r>
-        <w:t xml:space="preserve">candidate based on accelerator requirements, SLO constraints, capacity, and cost</w:t>
-      </w:r>
-      <w:r>
-        <w:t xml:space="preserve"> </w:t>
-      </w:r>
-      <w:r>
-        <w:t xml:space="preserve">policy.</w:t>
+        <w:t xml:space="preserve">이 문서는 1차년도 Go 기반 service-control prototype에 구현된 AI 응용 배포·제어 최적화 전략을 설명합니다. 목적은 AI workload를 accelerator 요구사항, SLO 제약, capacity, cost policy에 따라 CPU/GPU VM candidate와 매칭하는 방법을 정의하는 것입니다.</w:t>
       </w:r>
     </w:p>
     <w:p>
@@ -65,29 +41,17 @@
         <w:pStyle w:val="BodyText"/>
       </w:pPr>
       <w:r>
-        <w:t xml:space="preserve">The document is an official design deliverable source file. It should be</w:t>
-      </w:r>
-      <w:r>
-        <w:t xml:space="preserve"> </w:t>
-      </w:r>
-      <w:r>
-        <w:t xml:space="preserve">reviewed with the inference optimization configuration, Go service-control</w:t>
-      </w:r>
-      <w:r>
-        <w:t xml:space="preserve"> </w:t>
-      </w:r>
-      <w:r>
-        <w:t xml:space="preserve">implementation, API contract, and validation evidence.</w:t>
+        <w:t xml:space="preserve">본 문서는 공식 설계 산출물 원본입니다. 추론 최적화 설정, Go service-control 구현, API 계약, 검증 증거와 함께 검토해야 합니다.</w:t>
       </w:r>
     </w:p>
     <w:bookmarkEnd w:id="9"/>
-    <w:bookmarkStart w:id="10" w:name="prototype-scope"/>
+    <w:bookmarkStart w:id="10" w:name="프로토타입-범위"/>
     <w:p>
       <w:pPr>
         <w:pStyle w:val="Heading2"/>
       </w:pPr>
       <w:r>
-        <w:t xml:space="preserve">2. Prototype Scope</w:t>
+        <w:t xml:space="preserve">2. 프로토타입 범위</w:t>
       </w:r>
     </w:p>
     <w:p>
@@ -95,7 +59,7 @@
         <w:pStyle w:val="FirstParagraph"/>
       </w:pPr>
       <w:r>
-        <w:t xml:space="preserve">The prototype scope includes:</w:t>
+        <w:t xml:space="preserve">프로토타입 범위는 다음과 같습니다.</w:t>
       </w:r>
     </w:p>
     <w:p>
@@ -107,7 +71,7 @@
         </w:numPr>
       </w:pPr>
       <w:r>
-        <w:t xml:space="preserve">CPU/GPU VM-based AI application placement recommendation.</w:t>
+        <w:t xml:space="preserve">CPU/GPU VM 기반 AI 응용 배치 추천</w:t>
       </w:r>
     </w:p>
     <w:p>
@@ -119,7 +83,7 @@
         </w:numPr>
       </w:pPr>
       <w:r>
-        <w:t xml:space="preserve">AI workload and resource profile definition.</w:t>
+        <w:t xml:space="preserve">AI workload와 resource profile 정의</w:t>
       </w:r>
     </w:p>
     <w:p>
@@ -131,7 +95,7 @@
         </w:numPr>
       </w:pPr>
       <w:r>
-        <w:t xml:space="preserve">Latency, throughput, cost, and capacity-based scoring.</w:t>
+        <w:t xml:space="preserve">latency, throughput, 비용, capacity 기반 scoring</w:t>
       </w:r>
     </w:p>
     <w:p>
@@ -143,7 +107,7 @@
         </w:numPr>
       </w:pPr>
       <w:r>
-        <w:t xml:space="preserve">Kubernetes deployment-plan generation.</w:t>
+        <w:t xml:space="preserve">Kubernetes 배포 계획 생성</w:t>
       </w:r>
     </w:p>
     <w:p>
@@ -155,7 +119,7 @@
         </w:numPr>
       </w:pPr>
       <w:r>
-        <w:t xml:space="preserve">Mock dry-run readiness validation.</w:t>
+        <w:t xml:space="preserve">mock dry-run readiness validation</w:t>
       </w:r>
     </w:p>
     <w:p>
@@ -167,7 +131,7 @@
         </w:numPr>
       </w:pPr>
       <w:r>
-        <w:t xml:space="preserve">Future extension toward GPU/NPU and AI semiconductor infrastructure.</w:t>
+        <w:t xml:space="preserve">GPU/NPU 및 AI semiconductor infrastructure 확장 방향</w:t>
       </w:r>
     </w:p>
     <w:p>
@@ -175,41 +139,17 @@
         <w:pStyle w:val="FirstParagraph"/>
       </w:pPr>
       <w:r>
-        <w:t xml:space="preserve">The current implementation is not a replacement for a real GPU scheduler or</w:t>
-      </w:r>
-      <w:r>
-        <w:t xml:space="preserve"> </w:t>
-      </w:r>
-      <w:r>
-        <w:t xml:space="preserve">cloud VM provisioning platform. It is a Go-based recommendation and planning</w:t>
-      </w:r>
-      <w:r>
-        <w:t xml:space="preserve"> </w:t>
-      </w:r>
-      <w:r>
-        <w:t xml:space="preserve">prototype. It demonstrates how deployment-control decisions can be structured</w:t>
-      </w:r>
-      <w:r>
-        <w:t xml:space="preserve"> </w:t>
-      </w:r>
-      <w:r>
-        <w:t xml:space="preserve">before connecting to live Kubernetes nodes, GPU telemetry, CB-Tumblebug VM</w:t>
-      </w:r>
-      <w:r>
-        <w:t xml:space="preserve"> </w:t>
-      </w:r>
-      <w:r>
-        <w:t xml:space="preserve">inventory, or AI semiconductor cluster managers.</w:t>
+        <w:t xml:space="preserve">현재 구현은 실제 GPU scheduler 또는 cloud VM provisioning platform을 대체하지 않습니다. Go 기반 recommendation and planning prototype입니다. live Kubernetes node, GPU telemetry, CB-Tumblebug VM inventory, AI semiconductor cluster manager와 연결하기 전에 deployment-control decision을 어떤 구조로 만들지 보여줍니다.</w:t>
       </w:r>
     </w:p>
     <w:bookmarkEnd w:id="10"/>
-    <w:bookmarkStart w:id="11" w:name="input-configuration"/>
+    <w:bookmarkStart w:id="11" w:name="입력-설정"/>
     <w:p>
       <w:pPr>
         <w:pStyle w:val="Heading2"/>
       </w:pPr>
       <w:r>
-        <w:t xml:space="preserve">3. Input Configuration</w:t>
+        <w:t xml:space="preserve">3. 입력 설정</w:t>
       </w:r>
     </w:p>
     <w:p>
@@ -217,7 +157,7 @@
         <w:pStyle w:val="FirstParagraph"/>
       </w:pPr>
       <w:r>
-        <w:t xml:space="preserve">The placement policy is maintained in:</w:t>
+        <w:t xml:space="preserve">배치 정책은 다음 파일에서 관리합니다.</w:t>
       </w:r>
     </w:p>
     <w:p>
@@ -236,47 +176,17 @@
         <w:pStyle w:val="FirstParagraph"/>
       </w:pPr>
       <w:r>
-        <w:t xml:space="preserve">The configuration contains two main sections: resources and workloads. The</w:t>
-      </w:r>
-      <w:r>
-        <w:t xml:space="preserve"> </w:t>
-      </w:r>
-      <w:r>
-        <w:t xml:space="preserve">resources section describes CPU/GPU VM candidates, expected latency, throughput,</w:t>
-      </w:r>
-      <w:r>
-        <w:t xml:space="preserve"> </w:t>
-      </w:r>
-      <w:r>
-        <w:t xml:space="preserve">cost, available capacity, node selector, resource limits, and supported model</w:t>
-      </w:r>
-      <w:r>
-        <w:t xml:space="preserve"> </w:t>
-      </w:r>
-      <w:r>
-        <w:t xml:space="preserve">types. The workloads section describes AI application requirements such as model</w:t>
-      </w:r>
-      <w:r>
-        <w:t xml:space="preserve"> </w:t>
-      </w:r>
-      <w:r>
-        <w:t xml:space="preserve">type, accelerator need, estimated VRAM, latency SLO, minimum throughput, service</w:t>
-      </w:r>
-      <w:r>
-        <w:t xml:space="preserve"> </w:t>
-      </w:r>
-      <w:r>
-        <w:t xml:space="preserve">name, namespace, container image, and replica count.</w:t>
+        <w:t xml:space="preserve">설정은 크게 resource와 workload로 구성됩니다. resource section은 CPU/GPU VM candidate, 예상 latency, throughput, cost, available capacity, node selector, resource limit, 지원 model type을 설명합니다. workload section은 model type, accelerator 필요 여부, 예상 VRAM, latency SLO, 최소 throughput, service name, namespace, container image, replica count를 설명합니다.</w:t>
       </w:r>
     </w:p>
     <w:bookmarkEnd w:id="11"/>
-    <w:bookmarkStart w:id="12" w:name="resource-candidates"/>
+    <w:bookmarkStart w:id="12" w:name="resource-후보"/>
     <w:p>
       <w:pPr>
         <w:pStyle w:val="Heading2"/>
       </w:pPr>
       <w:r>
-        <w:t xml:space="preserve">4. Resource Candidates</w:t>
+        <w:t xml:space="preserve">4. Resource 후보</w:t>
       </w:r>
     </w:p>
     <w:tbl>
@@ -324,7 +234,7 @@
               <w:pStyle w:val="Compact"/>
             </w:pPr>
             <w:r>
-              <w:t xml:space="preserve">Intended Use</w:t>
+              <w:t xml:space="preserve">용도</w:t>
             </w:r>
           </w:p>
         </w:tc>
@@ -362,7 +272,7 @@
               <w:pStyle w:val="Compact"/>
             </w:pPr>
             <w:r>
-              <w:t xml:space="preserve">Lightweight text classification and embedding workloads</w:t>
+              <w:t xml:space="preserve">경량 text classification 및 embedding workload</w:t>
             </w:r>
           </w:p>
         </w:tc>
@@ -400,7 +310,7 @@
               <w:pStyle w:val="Compact"/>
             </w:pPr>
             <w:r>
-              <w:t xml:space="preserve">Cost/performance-balanced LLM or vision inference</w:t>
+              <w:t xml:space="preserve">비용/성능 균형이 필요한 LLM 또는 vision inference</w:t>
             </w:r>
           </w:p>
         </w:tc>
@@ -438,7 +348,7 @@
               <w:pStyle w:val="Compact"/>
             </w:pPr>
             <w:r>
-              <w:t xml:space="preserve">Higher-performance LLM or vision inference</w:t>
+              <w:t xml:space="preserve">고성능 LLM 또는 vision inference</w:t>
             </w:r>
           </w:p>
         </w:tc>
@@ -449,23 +359,17 @@
         <w:pStyle w:val="BodyText"/>
       </w:pPr>
       <w:r>
-        <w:t xml:space="preserve">These resources are prototype resource profiles. They do not indicate that a</w:t>
-      </w:r>
-      <w:r>
-        <w:t xml:space="preserve"> </w:t>
-      </w:r>
-      <w:r>
-        <w:t xml:space="preserve">real cloud VM has been provisioned in the default validation path.</w:t>
+        <w:t xml:space="preserve">이 resource들은 prototype resource profile입니다. 기본 검증 경로에서 실제 cloud VM이 프로비저닝되었다는 의미가 아닙니다.</w:t>
       </w:r>
     </w:p>
     <w:bookmarkEnd w:id="12"/>
-    <w:bookmarkStart w:id="13" w:name="workload-profiles"/>
+    <w:bookmarkStart w:id="13" w:name="workload-profile"/>
     <w:p>
       <w:pPr>
         <w:pStyle w:val="Heading2"/>
       </w:pPr>
       <w:r>
-        <w:t xml:space="preserve">5. Workload Profiles</w:t>
+        <w:t xml:space="preserve">5. Workload Profile</w:t>
       </w:r>
     </w:p>
     <w:tbl>
@@ -503,29 +407,29 @@
               <w:pStyle w:val="Compact"/>
             </w:pPr>
             <w:r>
-              <w:t xml:space="preserve">Model Type</w:t>
-            </w:r>
-          </w:p>
-        </w:tc>
-        <w:tc>
-          <w:tcPr/>
-          <w:p>
-            <w:pPr>
-              <w:pStyle w:val="Compact"/>
-            </w:pPr>
-            <w:r>
-              <w:t xml:space="preserve">Accelerator Required</w:t>
-            </w:r>
-          </w:p>
-        </w:tc>
-        <w:tc>
-          <w:tcPr/>
-          <w:p>
-            <w:pPr>
-              <w:pStyle w:val="Compact"/>
-            </w:pPr>
-            <w:r>
-              <w:t xml:space="preserve">Purpose</w:t>
+              <w:t xml:space="preserve">Model type</w:t>
+            </w:r>
+          </w:p>
+        </w:tc>
+        <w:tc>
+          <w:tcPr/>
+          <w:p>
+            <w:pPr>
+              <w:pStyle w:val="Compact"/>
+            </w:pPr>
+            <w:r>
+              <w:t xml:space="preserve">Accelerator 필요</w:t>
+            </w:r>
+          </w:p>
+        </w:tc>
+        <w:tc>
+          <w:tcPr/>
+          <w:p>
+            <w:pPr>
+              <w:pStyle w:val="Compact"/>
+            </w:pPr>
+            <w:r>
+              <w:t xml:space="preserve">목적</w:t>
             </w:r>
           </w:p>
         </w:tc>
@@ -580,7 +484,7 @@
               <w:pStyle w:val="Compact"/>
             </w:pPr>
             <w:r>
-              <w:t xml:space="preserve">LLM inference service requiring GPU acceleration</w:t>
+              <w:t xml:space="preserve">GPU acceleration이 필요한 LLM inference service</w:t>
             </w:r>
           </w:p>
         </w:tc>
@@ -635,20 +539,20 @@
               <w:pStyle w:val="Compact"/>
             </w:pPr>
             <w:r>
-              <w:t xml:space="preserve">Lightweight text classification service that can run on CPU</w:t>
+              <w:t xml:space="preserve">CPU에서도 실행 가능한 경량 text classification service</w:t>
             </w:r>
           </w:p>
         </w:tc>
       </w:tr>
     </w:tbl>
     <w:bookmarkEnd w:id="13"/>
-    <w:bookmarkStart w:id="14" w:name="placement-decision-logic"/>
+    <w:bookmarkStart w:id="14" w:name="배치-판단-로직"/>
     <w:p>
       <w:pPr>
         <w:pStyle w:val="Heading2"/>
       </w:pPr>
       <w:r>
-        <w:t xml:space="preserve">6. Placement Decision Logic</w:t>
+        <w:t xml:space="preserve">6. 배치 판단 로직</w:t>
       </w:r>
     </w:p>
     <w:p>
@@ -656,7 +560,7 @@
         <w:pStyle w:val="FirstParagraph"/>
       </w:pPr>
       <w:r>
-        <w:t xml:space="preserve">The placement decision logic performs the following steps:</w:t>
+        <w:t xml:space="preserve">배치 판단 로직은 다음 순서로 동작합니다.</w:t>
       </w:r>
     </w:p>
     <w:p>
@@ -668,7 +572,7 @@
         </w:numPr>
       </w:pPr>
       <w:r>
-        <w:t xml:space="preserve">Check whether the workload requires an accelerator.</w:t>
+        <w:t xml:space="preserve">workload가 accelerator를 요구하는지 확인합니다.</w:t>
       </w:r>
     </w:p>
     <w:p>
@@ -680,7 +584,7 @@
         </w:numPr>
       </w:pPr>
       <w:r>
-        <w:t xml:space="preserve">Check whether the resource supports the workload model type.</w:t>
+        <w:t xml:space="preserve">resource가 workload model type을 지원하는지 확인합니다.</w:t>
       </w:r>
     </w:p>
     <w:p>
@@ -692,7 +596,7 @@
         </w:numPr>
       </w:pPr>
       <w:r>
-        <w:t xml:space="preserve">Check GPU memory requirements when GPU/NPU resources are used.</w:t>
+        <w:t xml:space="preserve">GPU/NPU resource 사용 시 GPU memory 요구사항을 확인합니다.</w:t>
       </w:r>
     </w:p>
     <w:p>
@@ -704,7 +608,7 @@
         </w:numPr>
       </w:pPr>
       <w:r>
-        <w:t xml:space="preserve">Check latency SLO.</w:t>
+        <w:t xml:space="preserve">latency SLO를 확인합니다.</w:t>
       </w:r>
     </w:p>
     <w:p>
@@ -716,7 +620,7 @@
         </w:numPr>
       </w:pPr>
       <w:r>
-        <w:t xml:space="preserve">Check minimum throughput requirement.</w:t>
+        <w:t xml:space="preserve">최소 throughput 요구사항을 확인합니다.</w:t>
       </w:r>
     </w:p>
     <w:p>
@@ -728,7 +632,7 @@
         </w:numPr>
       </w:pPr>
       <w:r>
-        <w:t xml:space="preserve">Check available capacity.</w:t>
+        <w:t xml:space="preserve">available capacity를 확인합니다.</w:t>
       </w:r>
     </w:p>
     <w:p>
@@ -740,7 +644,7 @@
         </w:numPr>
       </w:pPr>
       <w:r>
-        <w:t xml:space="preserve">Rank eligible resources using a weighted score.</w:t>
+        <w:t xml:space="preserve">eligible resource를 weighted score로 ranking합니다.</w:t>
       </w:r>
     </w:p>
     <w:p>
@@ -748,7 +652,7 @@
         <w:pStyle w:val="FirstParagraph"/>
       </w:pPr>
       <w:r>
-        <w:t xml:space="preserve">Ineligible resources are reported in</w:t>
+        <w:t xml:space="preserve">부적합 resource는</w:t>
       </w:r>
       <w:r>
         <w:t xml:space="preserve"> </w:t>
@@ -760,23 +664,17 @@
         <w:t xml:space="preserve">rejected_resources</w:t>
       </w:r>
       <w:r>
-        <w:t xml:space="preserve">, which makes the</w:t>
-      </w:r>
-      <w:r>
-        <w:t xml:space="preserve"> </w:t>
-      </w:r>
-      <w:r>
-        <w:t xml:space="preserve">decision auditable.</w:t>
+        <w:t xml:space="preserve">에 보고하여 판단 근거를 추적할 수 있게 합니다.</w:t>
       </w:r>
     </w:p>
     <w:bookmarkEnd w:id="14"/>
-    <w:bookmarkStart w:id="15" w:name="scoring-strategy"/>
+    <w:bookmarkStart w:id="15" w:name="scoring-전략"/>
     <w:p>
       <w:pPr>
         <w:pStyle w:val="Heading2"/>
       </w:pPr>
       <w:r>
-        <w:t xml:space="preserve">7. Scoring Strategy</w:t>
+        <w:t xml:space="preserve">7. Scoring 전략</w:t>
       </w:r>
     </w:p>
     <w:p>
@@ -824,161 +722,6 @@
           <w:rStyle w:val="VerbatimChar"/>
         </w:rPr>
         <w:t xml:space="preserve">+ capacity_weight * capacity_score</w:t>
-      </w:r>
-    </w:p>
-    <w:tbl>
-      <w:tblPr>
-        <w:tblStyle w:val="Table"/>
-        <w:tblW w:type="pct" w:w="5000"/>
-        <w:tblLayout w:type="fixed"/>
-        <w:tblLook w:firstRow="1" w:lastRow="0" w:firstColumn="0" w:lastColumn="0" w:noHBand="0" w:noVBand="0" w:val="0020"/>
-      </w:tblPr>
-      <w:tblGrid>
-        <w:gridCol w:w="3960"/>
-        <w:gridCol w:w="3960"/>
-      </w:tblGrid>
-      <w:tr>
-        <w:trPr>
-          <w:tblHeader w:val="on"/>
-        </w:trPr>
-        <w:tc>
-          <w:tcPr/>
-          <w:p>
-            <w:pPr>
-              <w:pStyle w:val="Compact"/>
-            </w:pPr>
-            <w:r>
-              <w:t xml:space="preserve">Factor</w:t>
-            </w:r>
-          </w:p>
-        </w:tc>
-        <w:tc>
-          <w:tcPr/>
-          <w:p>
-            <w:pPr>
-              <w:pStyle w:val="Compact"/>
-            </w:pPr>
-            <w:r>
-              <w:t xml:space="preserve">Meaning</w:t>
-            </w:r>
-          </w:p>
-        </w:tc>
-      </w:tr>
-      <w:tr>
-        <w:tc>
-          <w:tcPr/>
-          <w:p>
-            <w:pPr>
-              <w:pStyle w:val="Compact"/>
-            </w:pPr>
-            <w:r>
-              <w:rPr>
-                <w:rStyle w:val="VerbatimChar"/>
-              </w:rPr>
-              <w:t xml:space="preserve">latency_score</w:t>
-            </w:r>
-          </w:p>
-        </w:tc>
-        <w:tc>
-          <w:tcPr/>
-          <w:p>
-            <w:pPr>
-              <w:pStyle w:val="Compact"/>
-            </w:pPr>
-            <w:r>
-              <w:t xml:space="preserve">Higher when expected latency satisfies the workload SLO</w:t>
-            </w:r>
-          </w:p>
-        </w:tc>
-      </w:tr>
-      <w:tr>
-        <w:tc>
-          <w:tcPr/>
-          <w:p>
-            <w:pPr>
-              <w:pStyle w:val="Compact"/>
-            </w:pPr>
-            <w:r>
-              <w:rPr>
-                <w:rStyle w:val="VerbatimChar"/>
-              </w:rPr>
-              <w:t xml:space="preserve">throughput_score</w:t>
-            </w:r>
-          </w:p>
-        </w:tc>
-        <w:tc>
-          <w:tcPr/>
-          <w:p>
-            <w:pPr>
-              <w:pStyle w:val="Compact"/>
-            </w:pPr>
-            <w:r>
-              <w:t xml:space="preserve">Higher when expected throughput satisfies the minimum requirement</w:t>
-            </w:r>
-          </w:p>
-        </w:tc>
-      </w:tr>
-      <w:tr>
-        <w:tc>
-          <w:tcPr/>
-          <w:p>
-            <w:pPr>
-              <w:pStyle w:val="Compact"/>
-            </w:pPr>
-            <w:r>
-              <w:rPr>
-                <w:rStyle w:val="VerbatimChar"/>
-              </w:rPr>
-              <w:t xml:space="preserve">cost_score</w:t>
-            </w:r>
-          </w:p>
-        </w:tc>
-        <w:tc>
-          <w:tcPr/>
-          <w:p>
-            <w:pPr>
-              <w:pStyle w:val="Compact"/>
-            </w:pPr>
-            <w:r>
-              <w:t xml:space="preserve">Higher when cost is lower among eligible candidates</w:t>
-            </w:r>
-          </w:p>
-        </w:tc>
-      </w:tr>
-      <w:tr>
-        <w:tc>
-          <w:tcPr/>
-          <w:p>
-            <w:pPr>
-              <w:pStyle w:val="Compact"/>
-            </w:pPr>
-            <w:r>
-              <w:rPr>
-                <w:rStyle w:val="VerbatimChar"/>
-              </w:rPr>
-              <w:t xml:space="preserve">capacity_score</w:t>
-            </w:r>
-          </w:p>
-        </w:tc>
-        <w:tc>
-          <w:tcPr/>
-          <w:p>
-            <w:pPr>
-              <w:pStyle w:val="Compact"/>
-            </w:pPr>
-            <w:r>
-              <w:t xml:space="preserve">Higher when more replicas are available</w:t>
-            </w:r>
-          </w:p>
-        </w:tc>
-      </w:tr>
-    </w:tbl>
-    <w:p>
-      <w:pPr>
-        <w:pStyle w:val="BodyText"/>
-      </w:pPr>
-      <w:r>
-        <w:t xml:space="preserve">Default weights:</w:t>
       </w:r>
     </w:p>
     <w:tbl>
@@ -1013,6 +756,160 @@
               <w:pStyle w:val="Compact"/>
             </w:pPr>
             <w:r>
+              <w:t xml:space="preserve">의미</w:t>
+            </w:r>
+          </w:p>
+        </w:tc>
+      </w:tr>
+      <w:tr>
+        <w:tc>
+          <w:tcPr/>
+          <w:p>
+            <w:pPr>
+              <w:pStyle w:val="Compact"/>
+            </w:pPr>
+            <w:r>
+              <w:rPr>
+                <w:rStyle w:val="VerbatimChar"/>
+              </w:rPr>
+              <w:t xml:space="preserve">latency_score</w:t>
+            </w:r>
+          </w:p>
+        </w:tc>
+        <w:tc>
+          <w:tcPr/>
+          <w:p>
+            <w:pPr>
+              <w:pStyle w:val="Compact"/>
+            </w:pPr>
+            <w:r>
+              <w:t xml:space="preserve">예상 latency가 workload SLO를 만족할수록 높음</w:t>
+            </w:r>
+          </w:p>
+        </w:tc>
+      </w:tr>
+      <w:tr>
+        <w:tc>
+          <w:tcPr/>
+          <w:p>
+            <w:pPr>
+              <w:pStyle w:val="Compact"/>
+            </w:pPr>
+            <w:r>
+              <w:rPr>
+                <w:rStyle w:val="VerbatimChar"/>
+              </w:rPr>
+              <w:t xml:space="preserve">throughput_score</w:t>
+            </w:r>
+          </w:p>
+        </w:tc>
+        <w:tc>
+          <w:tcPr/>
+          <w:p>
+            <w:pPr>
+              <w:pStyle w:val="Compact"/>
+            </w:pPr>
+            <w:r>
+              <w:t xml:space="preserve">예상 throughput이 최소 요구량을 만족할수록 높음</w:t>
+            </w:r>
+          </w:p>
+        </w:tc>
+      </w:tr>
+      <w:tr>
+        <w:tc>
+          <w:tcPr/>
+          <w:p>
+            <w:pPr>
+              <w:pStyle w:val="Compact"/>
+            </w:pPr>
+            <w:r>
+              <w:rPr>
+                <w:rStyle w:val="VerbatimChar"/>
+              </w:rPr>
+              <w:t xml:space="preserve">cost_score</w:t>
+            </w:r>
+          </w:p>
+        </w:tc>
+        <w:tc>
+          <w:tcPr/>
+          <w:p>
+            <w:pPr>
+              <w:pStyle w:val="Compact"/>
+            </w:pPr>
+            <w:r>
+              <w:t xml:space="preserve">eligible candidate 중 비용이 낮을수록 높음</w:t>
+            </w:r>
+          </w:p>
+        </w:tc>
+      </w:tr>
+      <w:tr>
+        <w:tc>
+          <w:tcPr/>
+          <w:p>
+            <w:pPr>
+              <w:pStyle w:val="Compact"/>
+            </w:pPr>
+            <w:r>
+              <w:rPr>
+                <w:rStyle w:val="VerbatimChar"/>
+              </w:rPr>
+              <w:t xml:space="preserve">capacity_score</w:t>
+            </w:r>
+          </w:p>
+        </w:tc>
+        <w:tc>
+          <w:tcPr/>
+          <w:p>
+            <w:pPr>
+              <w:pStyle w:val="Compact"/>
+            </w:pPr>
+            <w:r>
+              <w:t xml:space="preserve">사용 가능한 replica 여유가 많을수록 높음</w:t>
+            </w:r>
+          </w:p>
+        </w:tc>
+      </w:tr>
+    </w:tbl>
+    <w:p>
+      <w:pPr>
+        <w:pStyle w:val="BodyText"/>
+      </w:pPr>
+      <w:r>
+        <w:t xml:space="preserve">기본 weight는 다음과 같습니다.</w:t>
+      </w:r>
+    </w:p>
+    <w:tbl>
+      <w:tblPr>
+        <w:tblStyle w:val="Table"/>
+        <w:tblW w:type="auto" w:w="0"/>
+        <w:tblLook w:firstRow="1" w:lastRow="0" w:firstColumn="0" w:lastColumn="0" w:noHBand="0" w:noVBand="0" w:val="0020"/>
+      </w:tblPr>
+      <w:tblGrid>
+        <w:gridCol w:w="3960"/>
+        <w:gridCol w:w="3960"/>
+      </w:tblGrid>
+      <w:tr>
+        <w:trPr>
+          <w:tblHeader w:val="on"/>
+        </w:trPr>
+        <w:tc>
+          <w:tcPr/>
+          <w:p>
+            <w:pPr>
+              <w:pStyle w:val="Compact"/>
+            </w:pPr>
+            <w:r>
+              <w:t xml:space="preserve">Factor</w:t>
+            </w:r>
+          </w:p>
+        </w:tc>
+        <w:tc>
+          <w:tcPr/>
+          <w:p>
+            <w:pPr>
+              <w:pStyle w:val="Compact"/>
+            </w:pPr>
+            <w:r>
               <w:t xml:space="preserve">Weight</w:t>
             </w:r>
           </w:p>
@@ -1116,13 +1013,13 @@
       </w:tr>
     </w:tbl>
     <w:bookmarkEnd w:id="15"/>
-    <w:bookmarkStart w:id="16" w:name="expected-prototype-results"/>
+    <w:bookmarkStart w:id="16" w:name="기대-프로토타입-결과"/>
     <w:p>
       <w:pPr>
         <w:pStyle w:val="Heading2"/>
       </w:pPr>
       <w:r>
-        <w:t xml:space="preserve">8. Expected Prototype Results</w:t>
+        <w:t xml:space="preserve">8. 기대 프로토타입 결과</w:t>
       </w:r>
     </w:p>
     <w:tbl>
@@ -1160,7 +1057,7 @@
               <w:pStyle w:val="Compact"/>
             </w:pPr>
             <w:r>
-              <w:t xml:space="preserve">Selected Resource</w:t>
+              <w:t xml:space="preserve">선택 resource</w:t>
             </w:r>
           </w:p>
         </w:tc>
@@ -1182,7 +1079,7 @@
               <w:pStyle w:val="Compact"/>
             </w:pPr>
             <w:r>
-              <w:t xml:space="preserve">Reason</w:t>
+              <w:t xml:space="preserve">이유</w:t>
             </w:r>
           </w:p>
         </w:tc>
@@ -1237,7 +1134,7 @@
               <w:pStyle w:val="Compact"/>
             </w:pPr>
             <w:r>
-              <w:t xml:space="preserve">The workload requires GPU acceleration, and the L4 candidate satisfies the configured SLO and cost balance</w:t>
+              <w:t xml:space="preserve">GPU acceleration이 필요하며 L4 candidate가 설정된 SLO와 cost balance를 만족</w:t>
             </w:r>
           </w:p>
         </w:tc>
@@ -1292,7 +1189,7 @@
               <w:pStyle w:val="Compact"/>
             </w:pPr>
             <w:r>
-              <w:t xml:space="preserve">The workload can satisfy the configured SLO on CPU, making CPU placement more cost-efficient</w:t>
+              <w:t xml:space="preserve">CPU에서도 SLO를 만족할 수 있어 더 비용 효율적</w:t>
             </w:r>
           </w:p>
         </w:tc>
@@ -1303,23 +1200,17 @@
         <w:pStyle w:val="BodyText"/>
       </w:pPr>
       <w:r>
-        <w:t xml:space="preserve">These are expected prototype-level outputs under the current JSON policy. They</w:t>
-      </w:r>
-      <w:r>
-        <w:t xml:space="preserve"> </w:t>
-      </w:r>
-      <w:r>
-        <w:t xml:space="preserve">are not production scheduling guarantees.</w:t>
+        <w:t xml:space="preserve">이 결과는 현재 JSON policy 아래의 prototype-level output입니다. production scheduling guarantee가 아닙니다.</w:t>
       </w:r>
     </w:p>
     <w:bookmarkEnd w:id="16"/>
-    <w:bookmarkStart w:id="17" w:name="kubernetes-deployment-plan"/>
+    <w:bookmarkStart w:id="17" w:name="kubernetes-배포-계획"/>
     <w:p>
       <w:pPr>
         <w:pStyle w:val="Heading2"/>
       </w:pPr>
       <w:r>
-        <w:t xml:space="preserve">9. Kubernetes Deployment Plan</w:t>
+        <w:t xml:space="preserve">9. Kubernetes 배포 계획</w:t>
       </w:r>
     </w:p>
     <w:p>
@@ -1327,31 +1218,7 @@
         <w:pStyle w:val="FirstParagraph"/>
       </w:pPr>
       <w:r>
-        <w:t xml:space="preserve">After selecting a resource, the Go service-control API generates a Kubernetes</w:t>
-      </w:r>
-      <w:r>
-        <w:t xml:space="preserve"> </w:t>
-      </w:r>
-      <w:r>
-        <w:t xml:space="preserve">deployment/control plan. The plan includes service name, container image, target</w:t>
-      </w:r>
-      <w:r>
-        <w:t xml:space="preserve"> </w:t>
-      </w:r>
-      <w:r>
-        <w:t xml:space="preserve">resource, target accelerator, namespace, deployment name, replica count, node</w:t>
-      </w:r>
-      <w:r>
-        <w:t xml:space="preserve"> </w:t>
-      </w:r>
-      <w:r>
-        <w:t xml:space="preserve">selector, resource requests, resource limits, control actions, monitoring</w:t>
-      </w:r>
-      <w:r>
-        <w:t xml:space="preserve"> </w:t>
-      </w:r>
-      <w:r>
-        <w:t xml:space="preserve">metrics, and SLO values.</w:t>
+        <w:t xml:space="preserve">resource가 선택되면 Go service-control API는 Kubernetes 배포·제어 계획을 생성합니다. 계획에는 service name, container image, target resource, target accelerator, namespace, deployment name, replica count, node selector, resource request, resource limit, control action, monitoring metric, SLO value가 포함됩니다.</w:t>
       </w:r>
     </w:p>
     <w:p>
@@ -1359,7 +1226,7 @@
         <w:pStyle w:val="BodyText"/>
       </w:pPr>
       <w:r>
-        <w:t xml:space="preserve">If the selected resource is a GPU VM, the generated resource limit includes</w:t>
+        <w:t xml:space="preserve">선택 resource가 GPU VM이면 생성된 resource limit에</w:t>
       </w:r>
       <w:r>
         <w:t xml:space="preserve"> </w:t>
@@ -1371,19 +1238,7 @@
         <w:t xml:space="preserve">nvidia.com/gpu</w:t>
       </w:r>
       <w:r>
-        <w:t xml:space="preserve">. The node selector is derived from the selected resource</w:t>
-      </w:r>
-      <w:r>
-        <w:t xml:space="preserve"> </w:t>
-      </w:r>
-      <w:r>
-        <w:t xml:space="preserve">profile so that the deployment plan can later be mapped to accelerator-aware</w:t>
-      </w:r>
-      <w:r>
-        <w:t xml:space="preserve"> </w:t>
-      </w:r>
-      <w:r>
-        <w:t xml:space="preserve">Kubernetes scheduling.</w:t>
+        <w:t xml:space="preserve">가 포함됩니다. node selector는 선택 resource profile에서 유도되어, 이후 accelerator-aware Kubernetes scheduling으로 연결할 수 있습니다.</w:t>
       </w:r>
     </w:p>
     <w:p>
@@ -1391,29 +1246,17 @@
         <w:pStyle w:val="BodyText"/>
       </w:pPr>
       <w:r>
-        <w:t xml:space="preserve">The current prototype generates the deployment plan and mock dry-run readiness</w:t>
-      </w:r>
-      <w:r>
-        <w:t xml:space="preserve"> </w:t>
-      </w:r>
-      <w:r>
-        <w:t xml:space="preserve">output. It does not provision a real GPU VM or mutate a live Kubernetes cluster</w:t>
-      </w:r>
-      <w:r>
-        <w:t xml:space="preserve"> </w:t>
-      </w:r>
-      <w:r>
-        <w:t xml:space="preserve">by default.</w:t>
+        <w:t xml:space="preserve">현재 프로토타입은 deployment plan과 mock dry-run readiness output을 생성합니다. 기본값으로 실제 GPU VM을 생성하거나 live Kubernetes cluster를 변경하지 않습니다.</w:t>
       </w:r>
     </w:p>
     <w:bookmarkEnd w:id="17"/>
-    <w:bookmarkStart w:id="18" w:name="service-control-integration"/>
+    <w:bookmarkStart w:id="18" w:name="service-control-통합-흐름"/>
     <w:p>
       <w:pPr>
         <w:pStyle w:val="Heading2"/>
       </w:pPr>
       <w:r>
-        <w:t xml:space="preserve">10. Service-Control Integration</w:t>
+        <w:t xml:space="preserve">10. Service-Control 통합 흐름</w:t>
       </w:r>
     </w:p>
     <w:p>
@@ -1495,29 +1338,17 @@
         <w:pStyle w:val="FirstParagraph"/>
       </w:pPr>
       <w:r>
-        <w:t xml:space="preserve">This flow is implemented in the Go service-control API and CLI. The integrated</w:t>
-      </w:r>
-      <w:r>
-        <w:t xml:space="preserve"> </w:t>
-      </w:r>
-      <w:r>
-        <w:t xml:space="preserve">output is intended to show how deployment/control decisions can be combined with</w:t>
-      </w:r>
-      <w:r>
-        <w:t xml:space="preserve"> </w:t>
-      </w:r>
-      <w:r>
-        <w:t xml:space="preserve">LLM policy selection and bounded-action validation.</w:t>
+        <w:t xml:space="preserve">이 흐름은 Go service-control API와 CLI에 구현되어 있습니다. 통합 output은 deployment/control decision이 LLM policy selection 및 bounded-action validation과 결합되는 방식을 보여줍니다.</w:t>
       </w:r>
     </w:p>
     <w:bookmarkEnd w:id="18"/>
-    <w:bookmarkStart w:id="19" w:name="cli-validation"/>
+    <w:bookmarkStart w:id="19" w:name="cli-검증"/>
     <w:p>
       <w:pPr>
         <w:pStyle w:val="Heading2"/>
       </w:pPr>
       <w:r>
-        <w:t xml:space="preserve">11. CLI Validation</w:t>
+        <w:t xml:space="preserve">11. CLI 검증</w:t>
       </w:r>
     </w:p>
     <w:p>
@@ -1592,7 +1423,7 @@
         <w:pStyle w:val="FirstParagraph"/>
       </w:pPr>
       <w:r>
-        <w:t xml:space="preserve">Expected prototype-level signal:</w:t>
+        <w:t xml:space="preserve">기대 신호:</w:t>
       </w:r>
     </w:p>
     <w:p>
@@ -1607,13 +1438,13 @@
       </w:r>
     </w:p>
     <w:bookmarkEnd w:id="19"/>
-    <w:bookmarkStart w:id="20" w:name="design-boundary"/>
+    <w:bookmarkStart w:id="20" w:name="설계-경계"/>
     <w:p>
       <w:pPr>
         <w:pStyle w:val="Heading2"/>
       </w:pPr>
       <w:r>
-        <w:t xml:space="preserve">12. Design Boundary</w:t>
+        <w:t xml:space="preserve">12. 설계 경계</w:t>
       </w:r>
     </w:p>
     <w:p>
@@ -1621,47 +1452,17 @@
         <w:pStyle w:val="FirstParagraph"/>
       </w:pPr>
       <w:r>
-        <w:t xml:space="preserve">This strategy is a 1st-year prototype design. It does not replace production</w:t>
-      </w:r>
-      <w:r>
-        <w:t xml:space="preserve"> </w:t>
-      </w:r>
-      <w:r>
-        <w:t xml:space="preserve">cloud schedulers, Kubernetes schedulers, GPU device plugins, or CB-Tumblebug</w:t>
-      </w:r>
-      <w:r>
-        <w:t xml:space="preserve"> </w:t>
-      </w:r>
-      <w:r>
-        <w:t xml:space="preserve">resource provisioning. Instead, it defines the decision structure needed before</w:t>
-      </w:r>
-      <w:r>
-        <w:t xml:space="preserve"> </w:t>
-      </w:r>
-      <w:r>
-        <w:t xml:space="preserve">integrating with real AI semiconductor infrastructure. Future work may add live</w:t>
-      </w:r>
-      <w:r>
-        <w:t xml:space="preserve"> </w:t>
-      </w:r>
-      <w:r>
-        <w:t xml:space="preserve">GPU metrics, NPU profiles, Kubernetes node status, multi-cloud VM inventory, and</w:t>
-      </w:r>
-      <w:r>
-        <w:t xml:space="preserve"> </w:t>
-      </w:r>
-      <w:r>
-        <w:t xml:space="preserve">closed-loop control.</w:t>
+        <w:t xml:space="preserve">이 전략은 1차년도 prototype design입니다. production cloud scheduler, Kubernetes scheduler, GPU device plugin, CB-Tumblebug resource provisioning을 대체하지 않습니다. 대신 실제 AI semiconductor infrastructure와 통합하기 전에 필요한 decision structure를 정의합니다. 향후 live GPU metrics, NPU profile, Kubernetes node status, multi-cloud VM inventory, closed-loop control을 추가할 수 있습니다.</w:t>
       </w:r>
     </w:p>
     <w:bookmarkEnd w:id="20"/>
-    <w:bookmarkStart w:id="21" w:name="related-artifacts"/>
+    <w:bookmarkStart w:id="21" w:name="관련-산출물"/>
     <w:p>
       <w:pPr>
         <w:pStyle w:val="Heading2"/>
       </w:pPr>
       <w:r>
-        <w:t xml:space="preserve">13. Related Artifacts</w:t>
+        <w:t xml:space="preserve">13. 관련 산출물</w:t>
       </w:r>
     </w:p>
     <w:tbl>
@@ -1686,18 +1487,18 @@
               <w:pStyle w:val="Compact"/>
             </w:pPr>
             <w:r>
-              <w:t xml:space="preserve">Artifact</w:t>
-            </w:r>
-          </w:p>
-        </w:tc>
-        <w:tc>
-          <w:tcPr/>
-          <w:p>
-            <w:pPr>
-              <w:pStyle w:val="Compact"/>
-            </w:pPr>
-            <w:r>
-              <w:t xml:space="preserve">Path</w:t>
+              <w:t xml:space="preserve">산출물</w:t>
+            </w:r>
+          </w:p>
+        </w:tc>
+        <w:tc>
+          <w:tcPr/>
+          <w:p>
+            <w:pPr>
+              <w:pStyle w:val="Compact"/>
+            </w:pPr>
+            <w:r>
+              <w:t xml:space="preserve">경로</w:t>
             </w:r>
           </w:p>
         </w:tc>
@@ -1710,7 +1511,7 @@
               <w:pStyle w:val="Compact"/>
             </w:pPr>
             <w:r>
-              <w:t xml:space="preserve">Inference optimization config</w:t>
+              <w:t xml:space="preserve">추론 최적화 설정</w:t>
             </w:r>
           </w:p>
         </w:tc>
@@ -1737,7 +1538,7 @@
               <w:pStyle w:val="Compact"/>
             </w:pPr>
             <w:r>
-              <w:t xml:space="preserve">Inference optimization guide</w:t>
+              <w:t xml:space="preserve">추론 최적화 가이드</w:t>
             </w:r>
           </w:p>
         </w:tc>
@@ -1764,7 +1565,7 @@
               <w:pStyle w:val="Compact"/>
             </w:pPr>
             <w:r>
-              <w:t xml:space="preserve">AI application deployment strategy</w:t>
+              <w:t xml:space="preserve">AI 응용 배포 전략</w:t>
             </w:r>
           </w:p>
         </w:tc>
@@ -1791,7 +1592,7 @@
               <w:pStyle w:val="Compact"/>
             </w:pPr>
             <w:r>
-              <w:t xml:space="preserve">Go service logic</w:t>
+              <w:t xml:space="preserve">Go 서비스 로직</w:t>
             </w:r>
           </w:p>
         </w:tc>
@@ -1818,7 +1619,7 @@
               <w:pStyle w:val="Compact"/>
             </w:pPr>
             <w:r>
-              <w:t xml:space="preserve">API/CLI models</w:t>
+              <w:t xml:space="preserve">API/CLI model</w:t>
             </w:r>
           </w:p>
         </w:tc>
@@ -1872,7 +1673,7 @@
               <w:pStyle w:val="Compact"/>
             </w:pPr>
             <w:r>
-              <w:t xml:space="preserve">OpenAPI contract</w:t>
+              <w:t xml:space="preserve">OpenAPI 계약</w:t>
             </w:r>
           </w:p>
         </w:tc>
@@ -1899,7 +1700,7 @@
               <w:pStyle w:val="Compact"/>
             </w:pPr>
             <w:r>
-              <w:t xml:space="preserve">Functional/API guide</w:t>
+              <w:t xml:space="preserve">기능/API 가이드</w:t>
             </w:r>
           </w:p>
         </w:tc>
@@ -1925,8 +1726,6 @@
       <w:footnotePr>
         <w:numRestart w:val="eachSect"/>
       </w:footnotePr>
-      <w:pgSz w:w="12240" w:h="15840"/>
-      <w:pgMar w:top="1440" w:bottom="1440" w:left="1440" w:right="1440"/>
     </w:sectPr>
   </w:body>
 </w:document>

--- a/docs/deliverables/docx/03_AI_Application_Deployment_Control_Optimization_Strategy.docx
+++ b/docs/deliverables/docx/03_AI_Application_Deployment_Control_Optimization_Strategy.docx
@@ -2,7 +2,7 @@
 <file path=word/document.xml><?xml version="1.0" encoding="utf-8"?>
 <w:document xmlns:w="http://schemas.openxmlformats.org/wordprocessingml/2006/main" xmlns:m="http://schemas.openxmlformats.org/officeDocument/2006/math" xmlns:r="http://schemas.openxmlformats.org/officeDocument/2006/relationships" xmlns:o="urn:schemas-microsoft-com:office:office" xmlns:v="urn:schemas-microsoft-com:vml" xmlns:w10="urn:schemas-microsoft-com:office:word" xmlns:a="http://schemas.openxmlformats.org/drawingml/2006/main" xmlns:pic="http://schemas.openxmlformats.org/drawingml/2006/picture" xmlns:wp="http://schemas.openxmlformats.org/drawingml/2006/wordprocessingDrawing">
   <w:body>
-    <w:bookmarkStart w:id="17" w:name="ai-응용-배포제어-추론-최적화-전략-설계서"/>
+    <w:bookmarkStart w:id="19" w:name="ai-응용-배포제어-추론-최적화-전략-설계서"/>
     <w:p>
       <w:pPr>
         <w:pStyle w:val="Heading1"/>
@@ -19,13 +19,31 @@
         <w:t xml:space="preserve">영문 제목: AI Application Deployment and Control Optimization Strategy</w:t>
       </w:r>
     </w:p>
-    <w:bookmarkStart w:id="9" w:name="한눈에-보는-구조"/>
+    <w:bookmarkStart w:id="9" w:name="설계-목적"/>
     <w:p>
       <w:pPr>
         <w:pStyle w:val="Heading2"/>
       </w:pPr>
       <w:r>
-        <w:t xml:space="preserve">1. 한눈에 보는 구조</w:t>
+        <w:t xml:space="preserve">1. 설계 목적</w:t>
+      </w:r>
+    </w:p>
+    <w:p>
+      <w:pPr>
+        <w:pStyle w:val="FirstParagraph"/>
+      </w:pPr>
+      <w:r>
+        <w:t xml:space="preserve">본 설계서는 AI workload 요구사항을 기준으로 CPU/GPU VM resource를 선택하고, 선택 결과를 AI 응용 배포·제어 계획으로 변환하는 전략을 정의합니다. 기본 검증은 로컬 Go 실행과 mock/dry-run을 사용하며, 실제 GPU VM 생성은 AI-Infra 또는 CB-Tumblebug 연동 단계로 분리합니다.</w:t>
+      </w:r>
+    </w:p>
+    <w:bookmarkEnd w:id="9"/>
+    <w:bookmarkStart w:id="10" w:name="한눈에-보는-구조"/>
+    <w:p>
+      <w:pPr>
+        <w:pStyle w:val="Heading2"/>
+      </w:pPr>
+      <w:r>
+        <w:t xml:space="preserve">2. 한눈에 보는 구조</w:t>
       </w:r>
     </w:p>
     <w:tbl>
@@ -74,30 +92,6 @@
               <w:pStyle w:val="Compact"/>
             </w:pPr>
             <w:r>
-              <w:t xml:space="preserve">목적</w:t>
-            </w:r>
-          </w:p>
-        </w:tc>
-        <w:tc>
-          <w:tcPr/>
-          <w:p>
-            <w:pPr>
-              <w:pStyle w:val="Compact"/>
-            </w:pPr>
-            <w:r>
-              <w:t xml:space="preserve">AI workload 요구사항에 맞는 CPU/GPU VM resource를 선택하고 배포 계획을 생성한다.</w:t>
-            </w:r>
-          </w:p>
-        </w:tc>
-      </w:tr>
-      <w:tr>
-        <w:tc>
-          <w:tcPr/>
-          <w:p>
-            <w:pPr>
-              <w:pStyle w:val="Compact"/>
-            </w:pPr>
-            <w:r>
               <w:t xml:space="preserve">입력</w:t>
             </w:r>
           </w:p>
@@ -109,13 +103,31 @@
               <w:pStyle w:val="Compact"/>
             </w:pPr>
             <w:r>
-              <w:rPr>
-                <w:rStyle w:val="VerbatimChar"/>
-              </w:rPr>
-              <w:t xml:space="preserve">config/inference_optimization.json</w:t>
-            </w:r>
-            <w:r>
-              <w:t xml:space="preserve">의 workload와 resource profile</w:t>
+              <w:t xml:space="preserve">workload 요구사항, CPU/GPU VM resource profile</w:t>
+            </w:r>
+          </w:p>
+        </w:tc>
+      </w:tr>
+      <w:tr>
+        <w:tc>
+          <w:tcPr/>
+          <w:p>
+            <w:pPr>
+              <w:pStyle w:val="Compact"/>
+            </w:pPr>
+            <w:r>
+              <w:t xml:space="preserve">판단 기준</w:t>
+            </w:r>
+          </w:p>
+        </w:tc>
+        <w:tc>
+          <w:tcPr/>
+          <w:p>
+            <w:pPr>
+              <w:pStyle w:val="Compact"/>
+            </w:pPr>
+            <w:r>
+              <w:t xml:space="preserve">accelerator, VRAM, latency SLO, throughput, cost, capacity</w:t>
             </w:r>
           </w:p>
         </w:tc>
@@ -139,7 +151,7 @@
               <w:pStyle w:val="Compact"/>
             </w:pPr>
             <w:r>
-              <w:t xml:space="preserve">accelerator, SLO, throughput, cost, capacity 기반 scoring</w:t>
+              <w:t xml:space="preserve">resource filtering, scoring, selected resource 결정</w:t>
             </w:r>
           </w:p>
         </w:tc>
@@ -163,7 +175,7 @@
               <w:pStyle w:val="Compact"/>
             </w:pPr>
             <w:r>
-              <w:t xml:space="preserve">selected resource, deployment action, Kubernetes deployment plan</w:t>
+              <w:t xml:space="preserve">deployment action, Kubernetes deployment plan, dry-run result</w:t>
             </w:r>
           </w:p>
         </w:tc>
@@ -187,20 +199,20 @@
               <w:pStyle w:val="Compact"/>
             </w:pPr>
             <w:r>
-              <w:t xml:space="preserve">Go CLI/API로 placement와 deployment plan을 재현</w:t>
+              <w:t xml:space="preserve">Go CLI/API 기반 placement 및 plan 재현</w:t>
             </w:r>
           </w:p>
         </w:tc>
       </w:tr>
     </w:tbl>
-    <w:bookmarkEnd w:id="9"/>
-    <w:bookmarkStart w:id="10" w:name="판단-흐름"/>
+    <w:bookmarkEnd w:id="10"/>
+    <w:bookmarkStart w:id="11" w:name="판단-흐름"/>
     <w:p>
       <w:pPr>
         <w:pStyle w:val="Heading2"/>
       </w:pPr>
       <w:r>
-        <w:t xml:space="preserve">2. 판단 흐름</w:t>
+        <w:t xml:space="preserve">3. 판단 흐름</w:t>
       </w:r>
     </w:p>
     <w:p>
@@ -259,477 +271,14 @@
         <w:t xml:space="preserve">-&gt; mock/dry-run readiness</w:t>
       </w:r>
     </w:p>
-    <w:bookmarkEnd w:id="10"/>
-    <w:bookmarkStart w:id="11" w:name="입력-기준"/>
+    <w:bookmarkEnd w:id="11"/>
+    <w:bookmarkStart w:id="12" w:name="입력-데이터"/>
     <w:p>
       <w:pPr>
         <w:pStyle w:val="Heading2"/>
       </w:pPr>
       <w:r>
-        <w:t xml:space="preserve">3. 입력 기준</w:t>
-      </w:r>
-    </w:p>
-    <w:tbl>
-      <w:tblPr>
-        <w:tblStyle w:val="Table"/>
-        <w:tblW w:type="pct" w:w="5000"/>
-        <w:tblLayout w:type="fixed"/>
-        <w:tblLook w:firstRow="1" w:lastRow="0" w:firstColumn="0" w:lastColumn="0" w:noHBand="0" w:noVBand="0" w:val="0020"/>
-      </w:tblPr>
-      <w:tblGrid>
-        <w:gridCol w:w="3960"/>
-        <w:gridCol w:w="3960"/>
-      </w:tblGrid>
-      <w:tr>
-        <w:trPr>
-          <w:tblHeader w:val="on"/>
-        </w:trPr>
-        <w:tc>
-          <w:tcPr/>
-          <w:p>
-            <w:pPr>
-              <w:pStyle w:val="Compact"/>
-            </w:pPr>
-            <w:r>
-              <w:t xml:space="preserve">구분</w:t>
-            </w:r>
-          </w:p>
-        </w:tc>
-        <w:tc>
-          <w:tcPr/>
-          <w:p>
-            <w:pPr>
-              <w:pStyle w:val="Compact"/>
-            </w:pPr>
-            <w:r>
-              <w:t xml:space="preserve">주요 항목</w:t>
-            </w:r>
-          </w:p>
-        </w:tc>
-      </w:tr>
-      <w:tr>
-        <w:tc>
-          <w:tcPr/>
-          <w:p>
-            <w:pPr>
-              <w:pStyle w:val="Compact"/>
-            </w:pPr>
-            <w:r>
-              <w:t xml:space="preserve">Workload</w:t>
-            </w:r>
-          </w:p>
-        </w:tc>
-        <w:tc>
-          <w:tcPr/>
-          <w:p>
-            <w:pPr>
-              <w:pStyle w:val="Compact"/>
-            </w:pPr>
-            <w:r>
-              <w:t xml:space="preserve">model type, accelerator 필요 여부, VRAM, latency SLO, throughput, image, replicas</w:t>
-            </w:r>
-          </w:p>
-        </w:tc>
-      </w:tr>
-      <w:tr>
-        <w:tc>
-          <w:tcPr/>
-          <w:p>
-            <w:pPr>
-              <w:pStyle w:val="Compact"/>
-            </w:pPr>
-            <w:r>
-              <w:t xml:space="preserve">Resource</w:t>
-            </w:r>
-          </w:p>
-        </w:tc>
-        <w:tc>
-          <w:tcPr/>
-          <w:p>
-            <w:pPr>
-              <w:pStyle w:val="Compact"/>
-            </w:pPr>
-            <w:r>
-              <w:t xml:space="preserve">CPU/GPU type, latency, throughput, cost, capacity, node selector, resource limit</w:t>
-            </w:r>
-          </w:p>
-        </w:tc>
-      </w:tr>
-    </w:tbl>
-    <w:bookmarkEnd w:id="11"/>
-    <w:bookmarkStart w:id="12" w:name="배치-판단-규칙"/>
-    <w:p>
-      <w:pPr>
-        <w:pStyle w:val="Heading2"/>
-      </w:pPr>
-      <w:r>
-        <w:t xml:space="preserve">4. 배치 판단 규칙</w:t>
-      </w:r>
-    </w:p>
-    <w:tbl>
-      <w:tblPr>
-        <w:tblStyle w:val="Table"/>
-        <w:tblW w:type="auto" w:w="0"/>
-        <w:tblLook w:firstRow="1" w:lastRow="0" w:firstColumn="0" w:lastColumn="0" w:noHBand="0" w:noVBand="0" w:val="0020"/>
-      </w:tblPr>
-      <w:tblGrid>
-        <w:gridCol w:w="3960"/>
-        <w:gridCol w:w="3960"/>
-      </w:tblGrid>
-      <w:tr>
-        <w:trPr>
-          <w:tblHeader w:val="on"/>
-        </w:trPr>
-        <w:tc>
-          <w:tcPr/>
-          <w:p>
-            <w:pPr>
-              <w:pStyle w:val="Compact"/>
-            </w:pPr>
-            <w:r>
-              <w:t xml:space="preserve">단계</w:t>
-            </w:r>
-          </w:p>
-        </w:tc>
-        <w:tc>
-          <w:tcPr/>
-          <w:p>
-            <w:pPr>
-              <w:pStyle w:val="Compact"/>
-            </w:pPr>
-            <w:r>
-              <w:t xml:space="preserve">판단 내용</w:t>
-            </w:r>
-          </w:p>
-        </w:tc>
-      </w:tr>
-      <w:tr>
-        <w:tc>
-          <w:tcPr/>
-          <w:p>
-            <w:pPr>
-              <w:pStyle w:val="Compact"/>
-            </w:pPr>
-            <w:r>
-              <w:t xml:space="preserve">1</w:t>
-            </w:r>
-          </w:p>
-        </w:tc>
-        <w:tc>
-          <w:tcPr/>
-          <w:p>
-            <w:pPr>
-              <w:pStyle w:val="Compact"/>
-            </w:pPr>
-            <w:r>
-              <w:t xml:space="preserve">workload가 accelerator를 요구하는지 확인</w:t>
-            </w:r>
-          </w:p>
-        </w:tc>
-      </w:tr>
-      <w:tr>
-        <w:tc>
-          <w:tcPr/>
-          <w:p>
-            <w:pPr>
-              <w:pStyle w:val="Compact"/>
-            </w:pPr>
-            <w:r>
-              <w:t xml:space="preserve">2</w:t>
-            </w:r>
-          </w:p>
-        </w:tc>
-        <w:tc>
-          <w:tcPr/>
-          <w:p>
-            <w:pPr>
-              <w:pStyle w:val="Compact"/>
-            </w:pPr>
-            <w:r>
-              <w:t xml:space="preserve">resource가 model type을 지원하는지 확인</w:t>
-            </w:r>
-          </w:p>
-        </w:tc>
-      </w:tr>
-      <w:tr>
-        <w:tc>
-          <w:tcPr/>
-          <w:p>
-            <w:pPr>
-              <w:pStyle w:val="Compact"/>
-            </w:pPr>
-            <w:r>
-              <w:t xml:space="preserve">3</w:t>
-            </w:r>
-          </w:p>
-        </w:tc>
-        <w:tc>
-          <w:tcPr/>
-          <w:p>
-            <w:pPr>
-              <w:pStyle w:val="Compact"/>
-            </w:pPr>
-            <w:r>
-              <w:t xml:space="preserve">GPU workload인 경우 VRAM 조건 확인</w:t>
-            </w:r>
-          </w:p>
-        </w:tc>
-      </w:tr>
-      <w:tr>
-        <w:tc>
-          <w:tcPr/>
-          <w:p>
-            <w:pPr>
-              <w:pStyle w:val="Compact"/>
-            </w:pPr>
-            <w:r>
-              <w:t xml:space="preserve">4</w:t>
-            </w:r>
-          </w:p>
-        </w:tc>
-        <w:tc>
-          <w:tcPr/>
-          <w:p>
-            <w:pPr>
-              <w:pStyle w:val="Compact"/>
-            </w:pPr>
-            <w:r>
-              <w:t xml:space="preserve">latency SLO와 throughput 요구사항 확인</w:t>
-            </w:r>
-          </w:p>
-        </w:tc>
-      </w:tr>
-      <w:tr>
-        <w:tc>
-          <w:tcPr/>
-          <w:p>
-            <w:pPr>
-              <w:pStyle w:val="Compact"/>
-            </w:pPr>
-            <w:r>
-              <w:t xml:space="preserve">5</w:t>
-            </w:r>
-          </w:p>
-        </w:tc>
-        <w:tc>
-          <w:tcPr/>
-          <w:p>
-            <w:pPr>
-              <w:pStyle w:val="Compact"/>
-            </w:pPr>
-            <w:r>
-              <w:t xml:space="preserve">cost와 capacity를 포함해 score 계산</w:t>
-            </w:r>
-          </w:p>
-        </w:tc>
-      </w:tr>
-      <w:tr>
-        <w:tc>
-          <w:tcPr/>
-          <w:p>
-            <w:pPr>
-              <w:pStyle w:val="Compact"/>
-            </w:pPr>
-            <w:r>
-              <w:t xml:space="preserve">6</w:t>
-            </w:r>
-          </w:p>
-        </w:tc>
-        <w:tc>
-          <w:tcPr/>
-          <w:p>
-            <w:pPr>
-              <w:pStyle w:val="Compact"/>
-            </w:pPr>
-            <w:r>
-              <w:t xml:space="preserve">가장 적합한 resource를 선택하고 제외 사유를 기록</w:t>
-            </w:r>
-          </w:p>
-        </w:tc>
-      </w:tr>
-    </w:tbl>
-    <w:bookmarkEnd w:id="12"/>
-    <w:bookmarkStart w:id="13" w:name="resource-예시"/>
-    <w:p>
-      <w:pPr>
-        <w:pStyle w:val="Heading2"/>
-      </w:pPr>
-      <w:r>
-        <w:t xml:space="preserve">5. Resource 예시</w:t>
-      </w:r>
-    </w:p>
-    <w:tbl>
-      <w:tblPr>
-        <w:tblStyle w:val="Table"/>
-        <w:tblW w:type="auto" w:w="0"/>
-        <w:tblLook w:firstRow="1" w:lastRow="0" w:firstColumn="0" w:lastColumn="0" w:noHBand="0" w:noVBand="0" w:val="0020"/>
-      </w:tblPr>
-      <w:tblGrid>
-        <w:gridCol w:w="2640"/>
-        <w:gridCol w:w="2640"/>
-        <w:gridCol w:w="2640"/>
-      </w:tblGrid>
-      <w:tr>
-        <w:trPr>
-          <w:tblHeader w:val="on"/>
-        </w:trPr>
-        <w:tc>
-          <w:tcPr/>
-          <w:p>
-            <w:pPr>
-              <w:pStyle w:val="Compact"/>
-            </w:pPr>
-            <w:r>
-              <w:t xml:space="preserve">Resource</w:t>
-            </w:r>
-          </w:p>
-        </w:tc>
-        <w:tc>
-          <w:tcPr/>
-          <w:p>
-            <w:pPr>
-              <w:pStyle w:val="Compact"/>
-            </w:pPr>
-            <w:r>
-              <w:t xml:space="preserve">Accelerator</w:t>
-            </w:r>
-          </w:p>
-        </w:tc>
-        <w:tc>
-          <w:tcPr/>
-          <w:p>
-            <w:pPr>
-              <w:pStyle w:val="Compact"/>
-            </w:pPr>
-            <w:r>
-              <w:t xml:space="preserve">용도</w:t>
-            </w:r>
-          </w:p>
-        </w:tc>
-      </w:tr>
-      <w:tr>
-        <w:tc>
-          <w:tcPr/>
-          <w:p>
-            <w:pPr>
-              <w:pStyle w:val="Compact"/>
-            </w:pPr>
-            <w:r>
-              <w:rPr>
-                <w:rStyle w:val="VerbatimChar"/>
-              </w:rPr>
-              <w:t xml:space="preserve">cpu-vm-standard</w:t>
-            </w:r>
-          </w:p>
-        </w:tc>
-        <w:tc>
-          <w:tcPr/>
-          <w:p>
-            <w:pPr>
-              <w:pStyle w:val="Compact"/>
-            </w:pPr>
-            <w:r>
-              <w:t xml:space="preserve">CPU</w:t>
-            </w:r>
-          </w:p>
-        </w:tc>
-        <w:tc>
-          <w:tcPr/>
-          <w:p>
-            <w:pPr>
-              <w:pStyle w:val="Compact"/>
-            </w:pPr>
-            <w:r>
-              <w:t xml:space="preserve">경량 text classification</w:t>
-            </w:r>
-          </w:p>
-        </w:tc>
-      </w:tr>
-      <w:tr>
-        <w:tc>
-          <w:tcPr/>
-          <w:p>
-            <w:pPr>
-              <w:pStyle w:val="Compact"/>
-            </w:pPr>
-            <w:r>
-              <w:rPr>
-                <w:rStyle w:val="VerbatimChar"/>
-              </w:rPr>
-              <w:t xml:space="preserve">gpu-vm-l4</w:t>
-            </w:r>
-          </w:p>
-        </w:tc>
-        <w:tc>
-          <w:tcPr/>
-          <w:p>
-            <w:pPr>
-              <w:pStyle w:val="Compact"/>
-            </w:pPr>
-            <w:r>
-              <w:t xml:space="preserve">GPU</w:t>
-            </w:r>
-          </w:p>
-        </w:tc>
-        <w:tc>
-          <w:tcPr/>
-          <w:p>
-            <w:pPr>
-              <w:pStyle w:val="Compact"/>
-            </w:pPr>
-            <w:r>
-              <w:t xml:space="preserve">비용/성능 균형형 LLM inference</w:t>
-            </w:r>
-          </w:p>
-        </w:tc>
-      </w:tr>
-      <w:tr>
-        <w:tc>
-          <w:tcPr/>
-          <w:p>
-            <w:pPr>
-              <w:pStyle w:val="Compact"/>
-            </w:pPr>
-            <w:r>
-              <w:rPr>
-                <w:rStyle w:val="VerbatimChar"/>
-              </w:rPr>
-              <w:t xml:space="preserve">gpu-vm-a100</w:t>
-            </w:r>
-          </w:p>
-        </w:tc>
-        <w:tc>
-          <w:tcPr/>
-          <w:p>
-            <w:pPr>
-              <w:pStyle w:val="Compact"/>
-            </w:pPr>
-            <w:r>
-              <w:t xml:space="preserve">GPU</w:t>
-            </w:r>
-          </w:p>
-        </w:tc>
-        <w:tc>
-          <w:tcPr/>
-          <w:p>
-            <w:pPr>
-              <w:pStyle w:val="Compact"/>
-            </w:pPr>
-            <w:r>
-              <w:t xml:space="preserve">고성능 LLM 또는 vision inference</w:t>
-            </w:r>
-          </w:p>
-        </w:tc>
-      </w:tr>
-    </w:tbl>
-    <w:bookmarkEnd w:id="13"/>
-    <w:bookmarkStart w:id="14" w:name="기대-결과"/>
-    <w:p>
-      <w:pPr>
-        <w:pStyle w:val="Heading2"/>
-      </w:pPr>
-      <w:r>
-        <w:t xml:space="preserve">6. 기대 결과</w:t>
+        <w:t xml:space="preserve">4. 입력 데이터</w:t>
       </w:r>
     </w:p>
     <w:tbl>
@@ -755,6 +304,41 @@
               <w:pStyle w:val="Compact"/>
             </w:pPr>
             <w:r>
+              <w:t xml:space="preserve">구분</w:t>
+            </w:r>
+          </w:p>
+        </w:tc>
+        <w:tc>
+          <w:tcPr/>
+          <w:p>
+            <w:pPr>
+              <w:pStyle w:val="Compact"/>
+            </w:pPr>
+            <w:r>
+              <w:t xml:space="preserve">주요 항목</w:t>
+            </w:r>
+          </w:p>
+        </w:tc>
+        <w:tc>
+          <w:tcPr/>
+          <w:p>
+            <w:pPr>
+              <w:pStyle w:val="Compact"/>
+            </w:pPr>
+            <w:r>
+              <w:t xml:space="preserve">설명</w:t>
+            </w:r>
+          </w:p>
+        </w:tc>
+      </w:tr>
+      <w:tr>
+        <w:tc>
+          <w:tcPr/>
+          <w:p>
+            <w:pPr>
+              <w:pStyle w:val="Compact"/>
+            </w:pPr>
+            <w:r>
               <w:t xml:space="preserve">Workload</w:t>
             </w:r>
           </w:p>
@@ -766,18 +350,437 @@
               <w:pStyle w:val="Compact"/>
             </w:pPr>
             <w:r>
-              <w:t xml:space="preserve">선택 resource</w:t>
-            </w:r>
-          </w:p>
-        </w:tc>
-        <w:tc>
-          <w:tcPr/>
-          <w:p>
-            <w:pPr>
-              <w:pStyle w:val="Compact"/>
-            </w:pPr>
-            <w:r>
-              <w:t xml:space="preserve">이유</w:t>
+              <w:t xml:space="preserve">model type, accelerator 필요 여부, VRAM, latency SLO, throughput</w:t>
+            </w:r>
+          </w:p>
+        </w:tc>
+        <w:tc>
+          <w:tcPr/>
+          <w:p>
+            <w:pPr>
+              <w:pStyle w:val="Compact"/>
+            </w:pPr>
+            <w:r>
+              <w:t xml:space="preserve">AI 응용 실행 요구사항</w:t>
+            </w:r>
+          </w:p>
+        </w:tc>
+      </w:tr>
+      <w:tr>
+        <w:tc>
+          <w:tcPr/>
+          <w:p>
+            <w:pPr>
+              <w:pStyle w:val="Compact"/>
+            </w:pPr>
+            <w:r>
+              <w:t xml:space="preserve">Resource</w:t>
+            </w:r>
+          </w:p>
+        </w:tc>
+        <w:tc>
+          <w:tcPr/>
+          <w:p>
+            <w:pPr>
+              <w:pStyle w:val="Compact"/>
+            </w:pPr>
+            <w:r>
+              <w:t xml:space="preserve">accelerator type, latency, throughput, cost, capacity</w:t>
+            </w:r>
+          </w:p>
+        </w:tc>
+        <w:tc>
+          <w:tcPr/>
+          <w:p>
+            <w:pPr>
+              <w:pStyle w:val="Compact"/>
+            </w:pPr>
+            <w:r>
+              <w:t xml:space="preserve">CPU/GPU VM 후보 특성</w:t>
+            </w:r>
+          </w:p>
+        </w:tc>
+      </w:tr>
+      <w:tr>
+        <w:tc>
+          <w:tcPr/>
+          <w:p>
+            <w:pPr>
+              <w:pStyle w:val="Compact"/>
+            </w:pPr>
+            <w:r>
+              <w:t xml:space="preserve">Kubernetes hint</w:t>
+            </w:r>
+          </w:p>
+        </w:tc>
+        <w:tc>
+          <w:tcPr/>
+          <w:p>
+            <w:pPr>
+              <w:pStyle w:val="Compact"/>
+            </w:pPr>
+            <w:r>
+              <w:t xml:space="preserve">namespace, deployment, node selector, resource limit</w:t>
+            </w:r>
+          </w:p>
+        </w:tc>
+        <w:tc>
+          <w:tcPr/>
+          <w:p>
+            <w:pPr>
+              <w:pStyle w:val="Compact"/>
+            </w:pPr>
+            <w:r>
+              <w:t xml:space="preserve">배포 계획 생성에 필요한 정보</w:t>
+            </w:r>
+          </w:p>
+        </w:tc>
+      </w:tr>
+    </w:tbl>
+    <w:p>
+      <w:pPr>
+        <w:pStyle w:val="BodyText"/>
+      </w:pPr>
+      <w:r>
+        <w:t xml:space="preserve">설정 파일:</w:t>
+      </w:r>
+    </w:p>
+    <w:p>
+      <w:pPr>
+        <w:pStyle w:val="SourceCode"/>
+      </w:pPr>
+      <w:r>
+        <w:rPr>
+          <w:rStyle w:val="VerbatimChar"/>
+        </w:rPr>
+        <w:t xml:space="preserve">config/inference_optimization.json</w:t>
+      </w:r>
+    </w:p>
+    <w:bookmarkEnd w:id="12"/>
+    <w:bookmarkStart w:id="13" w:name="배치-판단-규칙"/>
+    <w:p>
+      <w:pPr>
+        <w:pStyle w:val="Heading2"/>
+      </w:pPr>
+      <w:r>
+        <w:t xml:space="preserve">5. 배치 판단 규칙</w:t>
+      </w:r>
+    </w:p>
+    <w:tbl>
+      <w:tblPr>
+        <w:tblStyle w:val="Table"/>
+        <w:tblW w:type="auto" w:w="0"/>
+        <w:tblLook w:firstRow="1" w:lastRow="0" w:firstColumn="0" w:lastColumn="0" w:noHBand="0" w:noVBand="0" w:val="0020"/>
+      </w:tblPr>
+      <w:tblGrid>
+        <w:gridCol w:w="2640"/>
+        <w:gridCol w:w="2640"/>
+        <w:gridCol w:w="2640"/>
+      </w:tblGrid>
+      <w:tr>
+        <w:trPr>
+          <w:tblHeader w:val="on"/>
+        </w:trPr>
+        <w:tc>
+          <w:tcPr/>
+          <w:p>
+            <w:pPr>
+              <w:pStyle w:val="Compact"/>
+            </w:pPr>
+            <w:r>
+              <w:t xml:space="preserve">단계</w:t>
+            </w:r>
+          </w:p>
+        </w:tc>
+        <w:tc>
+          <w:tcPr/>
+          <w:p>
+            <w:pPr>
+              <w:pStyle w:val="Compact"/>
+            </w:pPr>
+            <w:r>
+              <w:t xml:space="preserve">판단 내용</w:t>
+            </w:r>
+          </w:p>
+        </w:tc>
+        <w:tc>
+          <w:tcPr/>
+          <w:p>
+            <w:pPr>
+              <w:pStyle w:val="Compact"/>
+            </w:pPr>
+            <w:r>
+              <w:t xml:space="preserve">결과</w:t>
+            </w:r>
+          </w:p>
+        </w:tc>
+      </w:tr>
+      <w:tr>
+        <w:tc>
+          <w:tcPr/>
+          <w:p>
+            <w:pPr>
+              <w:pStyle w:val="Compact"/>
+            </w:pPr>
+            <w:r>
+              <w:t xml:space="preserve">1</w:t>
+            </w:r>
+          </w:p>
+        </w:tc>
+        <w:tc>
+          <w:tcPr/>
+          <w:p>
+            <w:pPr>
+              <w:pStyle w:val="Compact"/>
+            </w:pPr>
+            <w:r>
+              <w:t xml:space="preserve">workload가 accelerator를 요구하는지 확인</w:t>
+            </w:r>
+          </w:p>
+        </w:tc>
+        <w:tc>
+          <w:tcPr/>
+          <w:p>
+            <w:pPr>
+              <w:pStyle w:val="Compact"/>
+            </w:pPr>
+            <w:r>
+              <w:t xml:space="preserve">CPU/GPU 후보 분리</w:t>
+            </w:r>
+          </w:p>
+        </w:tc>
+      </w:tr>
+      <w:tr>
+        <w:tc>
+          <w:tcPr/>
+          <w:p>
+            <w:pPr>
+              <w:pStyle w:val="Compact"/>
+            </w:pPr>
+            <w:r>
+              <w:t xml:space="preserve">2</w:t>
+            </w:r>
+          </w:p>
+        </w:tc>
+        <w:tc>
+          <w:tcPr/>
+          <w:p>
+            <w:pPr>
+              <w:pStyle w:val="Compact"/>
+            </w:pPr>
+            <w:r>
+              <w:t xml:space="preserve">resource가 model type을 지원하는지 확인</w:t>
+            </w:r>
+          </w:p>
+        </w:tc>
+        <w:tc>
+          <w:tcPr/>
+          <w:p>
+            <w:pPr>
+              <w:pStyle w:val="Compact"/>
+            </w:pPr>
+            <w:r>
+              <w:t xml:space="preserve">미지원 후보 제외</w:t>
+            </w:r>
+          </w:p>
+        </w:tc>
+      </w:tr>
+      <w:tr>
+        <w:tc>
+          <w:tcPr/>
+          <w:p>
+            <w:pPr>
+              <w:pStyle w:val="Compact"/>
+            </w:pPr>
+            <w:r>
+              <w:t xml:space="preserve">3</w:t>
+            </w:r>
+          </w:p>
+        </w:tc>
+        <w:tc>
+          <w:tcPr/>
+          <w:p>
+            <w:pPr>
+              <w:pStyle w:val="Compact"/>
+            </w:pPr>
+            <w:r>
+              <w:t xml:space="preserve">GPU workload의 VRAM 조건 확인</w:t>
+            </w:r>
+          </w:p>
+        </w:tc>
+        <w:tc>
+          <w:tcPr/>
+          <w:p>
+            <w:pPr>
+              <w:pStyle w:val="Compact"/>
+            </w:pPr>
+            <w:r>
+              <w:t xml:space="preserve">부족 후보 제외</w:t>
+            </w:r>
+          </w:p>
+        </w:tc>
+      </w:tr>
+      <w:tr>
+        <w:tc>
+          <w:tcPr/>
+          <w:p>
+            <w:pPr>
+              <w:pStyle w:val="Compact"/>
+            </w:pPr>
+            <w:r>
+              <w:t xml:space="preserve">4</w:t>
+            </w:r>
+          </w:p>
+        </w:tc>
+        <w:tc>
+          <w:tcPr/>
+          <w:p>
+            <w:pPr>
+              <w:pStyle w:val="Compact"/>
+            </w:pPr>
+            <w:r>
+              <w:t xml:space="preserve">latency SLO와 throughput 조건 확인</w:t>
+            </w:r>
+          </w:p>
+        </w:tc>
+        <w:tc>
+          <w:tcPr/>
+          <w:p>
+            <w:pPr>
+              <w:pStyle w:val="Compact"/>
+            </w:pPr>
+            <w:r>
+              <w:t xml:space="preserve">SLO 미달 후보 제외</w:t>
+            </w:r>
+          </w:p>
+        </w:tc>
+      </w:tr>
+      <w:tr>
+        <w:tc>
+          <w:tcPr/>
+          <w:p>
+            <w:pPr>
+              <w:pStyle w:val="Compact"/>
+            </w:pPr>
+            <w:r>
+              <w:t xml:space="preserve">5</w:t>
+            </w:r>
+          </w:p>
+        </w:tc>
+        <w:tc>
+          <w:tcPr/>
+          <w:p>
+            <w:pPr>
+              <w:pStyle w:val="Compact"/>
+            </w:pPr>
+            <w:r>
+              <w:t xml:space="preserve">cost와 capacity를 포함해 score 계산</w:t>
+            </w:r>
+          </w:p>
+        </w:tc>
+        <w:tc>
+          <w:tcPr/>
+          <w:p>
+            <w:pPr>
+              <w:pStyle w:val="Compact"/>
+            </w:pPr>
+            <w:r>
+              <w:t xml:space="preserve">eligible 후보 ranking</w:t>
+            </w:r>
+          </w:p>
+        </w:tc>
+      </w:tr>
+      <w:tr>
+        <w:tc>
+          <w:tcPr/>
+          <w:p>
+            <w:pPr>
+              <w:pStyle w:val="Compact"/>
+            </w:pPr>
+            <w:r>
+              <w:t xml:space="preserve">6</w:t>
+            </w:r>
+          </w:p>
+        </w:tc>
+        <w:tc>
+          <w:tcPr/>
+          <w:p>
+            <w:pPr>
+              <w:pStyle w:val="Compact"/>
+            </w:pPr>
+            <w:r>
+              <w:t xml:space="preserve">최고 score resource 선택</w:t>
+            </w:r>
+          </w:p>
+        </w:tc>
+        <w:tc>
+          <w:tcPr/>
+          <w:p>
+            <w:pPr>
+              <w:pStyle w:val="Compact"/>
+            </w:pPr>
+            <w:r>
+              <w:t xml:space="preserve">selected resource 산출</w:t>
+            </w:r>
+          </w:p>
+        </w:tc>
+      </w:tr>
+    </w:tbl>
+    <w:bookmarkEnd w:id="13"/>
+    <w:bookmarkStart w:id="14" w:name="resource-후보-예시"/>
+    <w:p>
+      <w:pPr>
+        <w:pStyle w:val="Heading2"/>
+      </w:pPr>
+      <w:r>
+        <w:t xml:space="preserve">6. Resource 후보 예시</w:t>
+      </w:r>
+    </w:p>
+    <w:tbl>
+      <w:tblPr>
+        <w:tblStyle w:val="Table"/>
+        <w:tblW w:type="auto" w:w="0"/>
+        <w:tblLook w:firstRow="1" w:lastRow="0" w:firstColumn="0" w:lastColumn="0" w:noHBand="0" w:noVBand="0" w:val="0020"/>
+      </w:tblPr>
+      <w:tblGrid>
+        <w:gridCol w:w="2640"/>
+        <w:gridCol w:w="2640"/>
+        <w:gridCol w:w="2640"/>
+      </w:tblGrid>
+      <w:tr>
+        <w:trPr>
+          <w:tblHeader w:val="on"/>
+        </w:trPr>
+        <w:tc>
+          <w:tcPr/>
+          <w:p>
+            <w:pPr>
+              <w:pStyle w:val="Compact"/>
+            </w:pPr>
+            <w:r>
+              <w:t xml:space="preserve">Resource</w:t>
+            </w:r>
+          </w:p>
+        </w:tc>
+        <w:tc>
+          <w:tcPr/>
+          <w:p>
+            <w:pPr>
+              <w:pStyle w:val="Compact"/>
+            </w:pPr>
+            <w:r>
+              <w:t xml:space="preserve">Accelerator</w:t>
+            </w:r>
+          </w:p>
+        </w:tc>
+        <w:tc>
+          <w:tcPr/>
+          <w:p>
+            <w:pPr>
+              <w:pStyle w:val="Compact"/>
+            </w:pPr>
+            <w:r>
+              <w:t xml:space="preserve">용도</w:t>
             </w:r>
           </w:p>
         </w:tc>
@@ -793,10 +796,34 @@
               <w:rPr>
                 <w:rStyle w:val="VerbatimChar"/>
               </w:rPr>
-              <w:t xml:space="preserve">llm-chat-inference</w:t>
-            </w:r>
-          </w:p>
-        </w:tc>
+              <w:t xml:space="preserve">cpu-vm-standard</w:t>
+            </w:r>
+          </w:p>
+        </w:tc>
+        <w:tc>
+          <w:tcPr/>
+          <w:p>
+            <w:pPr>
+              <w:pStyle w:val="Compact"/>
+            </w:pPr>
+            <w:r>
+              <w:t xml:space="preserve">CPU</w:t>
+            </w:r>
+          </w:p>
+        </w:tc>
+        <w:tc>
+          <w:tcPr/>
+          <w:p>
+            <w:pPr>
+              <w:pStyle w:val="Compact"/>
+            </w:pPr>
+            <w:r>
+              <w:t xml:space="preserve">경량 text classification</w:t>
+            </w:r>
+          </w:p>
+        </w:tc>
+      </w:tr>
+      <w:tr>
         <w:tc>
           <w:tcPr/>
           <w:p>
@@ -818,7 +845,18 @@
               <w:pStyle w:val="Compact"/>
             </w:pPr>
             <w:r>
-              <w:t xml:space="preserve">GPU가 필요하고 SLO와 비용 균형을 만족</w:t>
+              <w:t xml:space="preserve">GPU</w:t>
+            </w:r>
+          </w:p>
+        </w:tc>
+        <w:tc>
+          <w:tcPr/>
+          <w:p>
+            <w:pPr>
+              <w:pStyle w:val="Compact"/>
+            </w:pPr>
+            <w:r>
+              <w:t xml:space="preserve">비용/성능 균형형 LLM inference</w:t>
             </w:r>
           </w:p>
         </w:tc>
@@ -834,10 +872,274 @@
               <w:rPr>
                 <w:rStyle w:val="VerbatimChar"/>
               </w:rPr>
-              <w:t xml:space="preserve">text-classifier</w:t>
-            </w:r>
-          </w:p>
-        </w:tc>
+              <w:t xml:space="preserve">gpu-vm-a100</w:t>
+            </w:r>
+          </w:p>
+        </w:tc>
+        <w:tc>
+          <w:tcPr/>
+          <w:p>
+            <w:pPr>
+              <w:pStyle w:val="Compact"/>
+            </w:pPr>
+            <w:r>
+              <w:t xml:space="preserve">GPU</w:t>
+            </w:r>
+          </w:p>
+        </w:tc>
+        <w:tc>
+          <w:tcPr/>
+          <w:p>
+            <w:pPr>
+              <w:pStyle w:val="Compact"/>
+            </w:pPr>
+            <w:r>
+              <w:t xml:space="preserve">고성능 LLM 또는 vision inference</w:t>
+            </w:r>
+          </w:p>
+        </w:tc>
+      </w:tr>
+    </w:tbl>
+    <w:bookmarkEnd w:id="14"/>
+    <w:bookmarkStart w:id="15" w:name="scoring-기준"/>
+    <w:p>
+      <w:pPr>
+        <w:pStyle w:val="Heading2"/>
+      </w:pPr>
+      <w:r>
+        <w:t xml:space="preserve">7. Scoring 기준</w:t>
+      </w:r>
+    </w:p>
+    <w:p>
+      <w:pPr>
+        <w:pStyle w:val="SourceCode"/>
+      </w:pPr>
+      <w:r>
+        <w:rPr>
+          <w:rStyle w:val="VerbatimChar"/>
+        </w:rPr>
+        <w:t xml:space="preserve">score =</w:t>
+      </w:r>
+      <w:r>
+        <w:br/>
+      </w:r>
+      <w:r>
+        <w:rPr>
+          <w:rStyle w:val="VerbatimChar"/>
+        </w:rPr>
+        <w:t xml:space="preserve">  latency_weight * latency_score</w:t>
+      </w:r>
+      <w:r>
+        <w:br/>
+      </w:r>
+      <w:r>
+        <w:rPr>
+          <w:rStyle w:val="VerbatimChar"/>
+        </w:rPr>
+        <w:t xml:space="preserve">+ throughput_weight * throughput_score</w:t>
+      </w:r>
+      <w:r>
+        <w:br/>
+      </w:r>
+      <w:r>
+        <w:rPr>
+          <w:rStyle w:val="VerbatimChar"/>
+        </w:rPr>
+        <w:t xml:space="preserve">+ cost_weight * cost_score</w:t>
+      </w:r>
+      <w:r>
+        <w:br/>
+      </w:r>
+      <w:r>
+        <w:rPr>
+          <w:rStyle w:val="VerbatimChar"/>
+        </w:rPr>
+        <w:t xml:space="preserve">+ capacity_weight * capacity_score</w:t>
+      </w:r>
+    </w:p>
+    <w:tbl>
+      <w:tblPr>
+        <w:tblStyle w:val="Table"/>
+        <w:tblW w:type="auto" w:w="0"/>
+        <w:tblLook w:firstRow="1" w:lastRow="0" w:firstColumn="0" w:lastColumn="0" w:noHBand="0" w:noVBand="0" w:val="0020"/>
+      </w:tblPr>
+      <w:tblGrid>
+        <w:gridCol w:w="3960"/>
+        <w:gridCol w:w="3960"/>
+      </w:tblGrid>
+      <w:tr>
+        <w:trPr>
+          <w:tblHeader w:val="on"/>
+        </w:trPr>
+        <w:tc>
+          <w:tcPr/>
+          <w:p>
+            <w:pPr>
+              <w:pStyle w:val="Compact"/>
+            </w:pPr>
+            <w:r>
+              <w:t xml:space="preserve">요소</w:t>
+            </w:r>
+          </w:p>
+        </w:tc>
+        <w:tc>
+          <w:tcPr/>
+          <w:p>
+            <w:pPr>
+              <w:pStyle w:val="Compact"/>
+            </w:pPr>
+            <w:r>
+              <w:t xml:space="preserve">의미</w:t>
+            </w:r>
+          </w:p>
+        </w:tc>
+      </w:tr>
+      <w:tr>
+        <w:tc>
+          <w:tcPr/>
+          <w:p>
+            <w:pPr>
+              <w:pStyle w:val="Compact"/>
+            </w:pPr>
+            <w:r>
+              <w:t xml:space="preserve">latency</w:t>
+            </w:r>
+          </w:p>
+        </w:tc>
+        <w:tc>
+          <w:tcPr/>
+          <w:p>
+            <w:pPr>
+              <w:pStyle w:val="Compact"/>
+            </w:pPr>
+            <w:r>
+              <w:t xml:space="preserve">SLO를 만족할수록 높은 score</w:t>
+            </w:r>
+          </w:p>
+        </w:tc>
+      </w:tr>
+      <w:tr>
+        <w:tc>
+          <w:tcPr/>
+          <w:p>
+            <w:pPr>
+              <w:pStyle w:val="Compact"/>
+            </w:pPr>
+            <w:r>
+              <w:t xml:space="preserve">throughput</w:t>
+            </w:r>
+          </w:p>
+        </w:tc>
+        <w:tc>
+          <w:tcPr/>
+          <w:p>
+            <w:pPr>
+              <w:pStyle w:val="Compact"/>
+            </w:pPr>
+            <w:r>
+              <w:t xml:space="preserve">최소 처리량을 만족할수록 높은 score</w:t>
+            </w:r>
+          </w:p>
+        </w:tc>
+      </w:tr>
+      <w:tr>
+        <w:tc>
+          <w:tcPr/>
+          <w:p>
+            <w:pPr>
+              <w:pStyle w:val="Compact"/>
+            </w:pPr>
+            <w:r>
+              <w:t xml:space="preserve">cost</w:t>
+            </w:r>
+          </w:p>
+        </w:tc>
+        <w:tc>
+          <w:tcPr/>
+          <w:p>
+            <w:pPr>
+              <w:pStyle w:val="Compact"/>
+            </w:pPr>
+            <w:r>
+              <w:t xml:space="preserve">비용이 낮을수록 높은 score</w:t>
+            </w:r>
+          </w:p>
+        </w:tc>
+      </w:tr>
+      <w:tr>
+        <w:tc>
+          <w:tcPr/>
+          <w:p>
+            <w:pPr>
+              <w:pStyle w:val="Compact"/>
+            </w:pPr>
+            <w:r>
+              <w:t xml:space="preserve">capacity</w:t>
+            </w:r>
+          </w:p>
+        </w:tc>
+        <w:tc>
+          <w:tcPr/>
+          <w:p>
+            <w:pPr>
+              <w:pStyle w:val="Compact"/>
+            </w:pPr>
+            <w:r>
+              <w:t xml:space="preserve">사용 가능한 replica 여유가 클수록 높은 score</w:t>
+            </w:r>
+          </w:p>
+        </w:tc>
+      </w:tr>
+    </w:tbl>
+    <w:bookmarkEnd w:id="15"/>
+    <w:bookmarkStart w:id="16" w:name="배포-계획-출력"/>
+    <w:p>
+      <w:pPr>
+        <w:pStyle w:val="Heading2"/>
+      </w:pPr>
+      <w:r>
+        <w:t xml:space="preserve">8. 배포 계획 출력</w:t>
+      </w:r>
+    </w:p>
+    <w:tbl>
+      <w:tblPr>
+        <w:tblStyle w:val="Table"/>
+        <w:tblW w:type="pct" w:w="5000"/>
+        <w:tblLayout w:type="fixed"/>
+        <w:tblLook w:firstRow="1" w:lastRow="0" w:firstColumn="0" w:lastColumn="0" w:noHBand="0" w:noVBand="0" w:val="0020"/>
+      </w:tblPr>
+      <w:tblGrid>
+        <w:gridCol w:w="3960"/>
+        <w:gridCol w:w="3960"/>
+      </w:tblGrid>
+      <w:tr>
+        <w:trPr>
+          <w:tblHeader w:val="on"/>
+        </w:trPr>
+        <w:tc>
+          <w:tcPr/>
+          <w:p>
+            <w:pPr>
+              <w:pStyle w:val="Compact"/>
+            </w:pPr>
+            <w:r>
+              <w:t xml:space="preserve">출력 항목</w:t>
+            </w:r>
+          </w:p>
+        </w:tc>
+        <w:tc>
+          <w:tcPr/>
+          <w:p>
+            <w:pPr>
+              <w:pStyle w:val="Compact"/>
+            </w:pPr>
+            <w:r>
+              <w:t xml:space="preserve">설명</w:t>
+            </w:r>
+          </w:p>
+        </w:tc>
+      </w:tr>
+      <w:tr>
         <w:tc>
           <w:tcPr/>
           <w:p>
@@ -848,31 +1150,166 @@
               <w:rPr>
                 <w:rStyle w:val="VerbatimChar"/>
               </w:rPr>
-              <w:t xml:space="preserve">cpu-vm-standard</w:t>
-            </w:r>
-          </w:p>
-        </w:tc>
-        <w:tc>
-          <w:tcPr/>
-          <w:p>
-            <w:pPr>
-              <w:pStyle w:val="Compact"/>
-            </w:pPr>
-            <w:r>
-              <w:t xml:space="preserve">CPU로도 요구 SLO를 만족</w:t>
+              <w:t xml:space="preserve">selected_resource</w:t>
+            </w:r>
+          </w:p>
+        </w:tc>
+        <w:tc>
+          <w:tcPr/>
+          <w:p>
+            <w:pPr>
+              <w:pStyle w:val="Compact"/>
+            </w:pPr>
+            <w:r>
+              <w:t xml:space="preserve">선택된 CPU/GPU VM profile</w:t>
+            </w:r>
+          </w:p>
+        </w:tc>
+      </w:tr>
+      <w:tr>
+        <w:tc>
+          <w:tcPr/>
+          <w:p>
+            <w:pPr>
+              <w:pStyle w:val="Compact"/>
+            </w:pPr>
+            <w:r>
+              <w:rPr>
+                <w:rStyle w:val="VerbatimChar"/>
+              </w:rPr>
+              <w:t xml:space="preserve">deployment_plan.kubernetes.namespace</w:t>
+            </w:r>
+          </w:p>
+        </w:tc>
+        <w:tc>
+          <w:tcPr/>
+          <w:p>
+            <w:pPr>
+              <w:pStyle w:val="Compact"/>
+            </w:pPr>
+            <w:r>
+              <w:t xml:space="preserve">AI 응용 배포 namespace</w:t>
+            </w:r>
+          </w:p>
+        </w:tc>
+      </w:tr>
+      <w:tr>
+        <w:tc>
+          <w:tcPr/>
+          <w:p>
+            <w:pPr>
+              <w:pStyle w:val="Compact"/>
+            </w:pPr>
+            <w:r>
+              <w:rPr>
+                <w:rStyle w:val="VerbatimChar"/>
+              </w:rPr>
+              <w:t xml:space="preserve">deployment_plan.kubernetes.deployment</w:t>
+            </w:r>
+          </w:p>
+        </w:tc>
+        <w:tc>
+          <w:tcPr/>
+          <w:p>
+            <w:pPr>
+              <w:pStyle w:val="Compact"/>
+            </w:pPr>
+            <w:r>
+              <w:t xml:space="preserve">deployment 이름</w:t>
+            </w:r>
+          </w:p>
+        </w:tc>
+      </w:tr>
+      <w:tr>
+        <w:tc>
+          <w:tcPr/>
+          <w:p>
+            <w:pPr>
+              <w:pStyle w:val="Compact"/>
+            </w:pPr>
+            <w:r>
+              <w:rPr>
+                <w:rStyle w:val="VerbatimChar"/>
+              </w:rPr>
+              <w:t xml:space="preserve">deployment_plan.kubernetes.node_selector</w:t>
+            </w:r>
+          </w:p>
+        </w:tc>
+        <w:tc>
+          <w:tcPr/>
+          <w:p>
+            <w:pPr>
+              <w:pStyle w:val="Compact"/>
+            </w:pPr>
+            <w:r>
+              <w:t xml:space="preserve">CPU/GPU VM 배치 조건</w:t>
+            </w:r>
+          </w:p>
+        </w:tc>
+      </w:tr>
+      <w:tr>
+        <w:tc>
+          <w:tcPr/>
+          <w:p>
+            <w:pPr>
+              <w:pStyle w:val="Compact"/>
+            </w:pPr>
+            <w:r>
+              <w:rPr>
+                <w:rStyle w:val="VerbatimChar"/>
+              </w:rPr>
+              <w:t xml:space="preserve">deployment_plan.kubernetes.resources</w:t>
+            </w:r>
+          </w:p>
+        </w:tc>
+        <w:tc>
+          <w:tcPr/>
+          <w:p>
+            <w:pPr>
+              <w:pStyle w:val="Compact"/>
+            </w:pPr>
+            <w:r>
+              <w:t xml:space="preserve">CPU, memory, GPU request/limit</w:t>
+            </w:r>
+          </w:p>
+        </w:tc>
+      </w:tr>
+      <w:tr>
+        <w:tc>
+          <w:tcPr/>
+          <w:p>
+            <w:pPr>
+              <w:pStyle w:val="Compact"/>
+            </w:pPr>
+            <w:r>
+              <w:rPr>
+                <w:rStyle w:val="VerbatimChar"/>
+              </w:rPr>
+              <w:t xml:space="preserve">deployment_plan.control_actions</w:t>
+            </w:r>
+          </w:p>
+        </w:tc>
+        <w:tc>
+          <w:tcPr/>
+          <w:p>
+            <w:pPr>
+              <w:pStyle w:val="Compact"/>
+            </w:pPr>
+            <w:r>
+              <w:t xml:space="preserve">deploy, scale, monitor, rollback action</w:t>
             </w:r>
           </w:p>
         </w:tc>
       </w:tr>
     </w:tbl>
-    <w:bookmarkEnd w:id="14"/>
-    <w:bookmarkStart w:id="15" w:name="검증-방법"/>
+    <w:bookmarkEnd w:id="16"/>
+    <w:bookmarkStart w:id="17" w:name="검증-방법"/>
     <w:p>
       <w:pPr>
         <w:pStyle w:val="Heading2"/>
       </w:pPr>
       <w:r>
-        <w:t xml:space="preserve">7. 검증 방법</w:t>
+        <w:t xml:space="preserve">9. 검증 방법</w:t>
       </w:r>
     </w:p>
     <w:p>
@@ -962,66 +1399,153 @@
         <w:t xml:space="preserve">selected_resource = gpu-vm-l4</w:t>
       </w:r>
     </w:p>
-    <w:bookmarkEnd w:id="15"/>
-    <w:bookmarkStart w:id="16" w:name="설계-경계"/>
+    <w:bookmarkEnd w:id="17"/>
+    <w:bookmarkStart w:id="18" w:name="설계-경계"/>
     <w:p>
       <w:pPr>
         <w:pStyle w:val="Heading2"/>
       </w:pPr>
       <w:r>
-        <w:t xml:space="preserve">8. 설계 경계</w:t>
+        <w:t xml:space="preserve">10. 설계 경계</w:t>
       </w:r>
     </w:p>
-    <w:p>
-      <w:pPr>
-        <w:pStyle w:val="Compact"/>
-        <w:numPr>
-          <w:ilvl w:val="0"/>
-          <w:numId w:val="1001"/>
-        </w:numPr>
-      </w:pPr>
-      <w:r>
-        <w:t xml:space="preserve">실제 GPU VM을 생성하는 기능이 아니다.</w:t>
-      </w:r>
-    </w:p>
-    <w:p>
-      <w:pPr>
-        <w:pStyle w:val="Compact"/>
-        <w:numPr>
-          <w:ilvl w:val="0"/>
-          <w:numId w:val="1001"/>
-        </w:numPr>
-      </w:pPr>
-      <w:r>
-        <w:t xml:space="preserve">Kubernetes scheduler, GPU device plugin, CB-Tumblebug provisioning을 대체하지 않는다.</w:t>
-      </w:r>
-    </w:p>
-    <w:p>
-      <w:pPr>
-        <w:pStyle w:val="Compact"/>
-        <w:numPr>
-          <w:ilvl w:val="0"/>
-          <w:numId w:val="1001"/>
-        </w:numPr>
-      </w:pPr>
-      <w:r>
-        <w:t xml:space="preserve">기본 검증은 mock/dry-run이며 live cluster 변경을 전제로 하지 않는다.</w:t>
-      </w:r>
-    </w:p>
-    <w:p>
-      <w:pPr>
-        <w:pStyle w:val="Compact"/>
-        <w:numPr>
-          <w:ilvl w:val="0"/>
-          <w:numId w:val="1001"/>
-        </w:numPr>
-      </w:pPr>
-      <w:r>
-        <w:t xml:space="preserve">실제 AWS GPU VM 검증은 AI-Infra 또는 CB-Tumblebug 연동 환경이 준비된 뒤 수행한다.</w:t>
-      </w:r>
-    </w:p>
-    <w:bookmarkEnd w:id="16"/>
-    <w:bookmarkEnd w:id="17"/>
+    <w:tbl>
+      <w:tblPr>
+        <w:tblStyle w:val="Table"/>
+        <w:tblW w:type="pct" w:w="5000"/>
+        <w:tblLayout w:type="fixed"/>
+        <w:tblLook w:firstRow="1" w:lastRow="0" w:firstColumn="0" w:lastColumn="0" w:noHBand="0" w:noVBand="0" w:val="0020"/>
+      </w:tblPr>
+      <w:tblGrid>
+        <w:gridCol w:w="3960"/>
+        <w:gridCol w:w="3960"/>
+      </w:tblGrid>
+      <w:tr>
+        <w:trPr>
+          <w:tblHeader w:val="on"/>
+        </w:trPr>
+        <w:tc>
+          <w:tcPr/>
+          <w:p>
+            <w:pPr>
+              <w:pStyle w:val="Compact"/>
+            </w:pPr>
+            <w:r>
+              <w:t xml:space="preserve">경계</w:t>
+            </w:r>
+          </w:p>
+        </w:tc>
+        <w:tc>
+          <w:tcPr/>
+          <w:p>
+            <w:pPr>
+              <w:pStyle w:val="Compact"/>
+            </w:pPr>
+            <w:r>
+              <w:t xml:space="preserve">설명</w:t>
+            </w:r>
+          </w:p>
+        </w:tc>
+      </w:tr>
+      <w:tr>
+        <w:tc>
+          <w:tcPr/>
+          <w:p>
+            <w:pPr>
+              <w:pStyle w:val="Compact"/>
+            </w:pPr>
+            <w:r>
+              <w:t xml:space="preserve">VM 생성 경계</w:t>
+            </w:r>
+          </w:p>
+        </w:tc>
+        <w:tc>
+          <w:tcPr/>
+          <w:p>
+            <w:pPr>
+              <w:pStyle w:val="Compact"/>
+            </w:pPr>
+            <w:r>
+              <w:t xml:space="preserve">실제 AWS GPU VM을 생성하지 않는다.</w:t>
+            </w:r>
+          </w:p>
+        </w:tc>
+      </w:tr>
+      <w:tr>
+        <w:tc>
+          <w:tcPr/>
+          <w:p>
+            <w:pPr>
+              <w:pStyle w:val="Compact"/>
+            </w:pPr>
+            <w:r>
+              <w:t xml:space="preserve">Scheduler 경계</w:t>
+            </w:r>
+          </w:p>
+        </w:tc>
+        <w:tc>
+          <w:tcPr/>
+          <w:p>
+            <w:pPr>
+              <w:pStyle w:val="Compact"/>
+            </w:pPr>
+            <w:r>
+              <w:t xml:space="preserve">Kubernetes scheduler나 GPU device plugin을 대체하지 않는다.</w:t>
+            </w:r>
+          </w:p>
+        </w:tc>
+      </w:tr>
+      <w:tr>
+        <w:tc>
+          <w:tcPr/>
+          <w:p>
+            <w:pPr>
+              <w:pStyle w:val="Compact"/>
+            </w:pPr>
+            <w:r>
+              <w:t xml:space="preserve">CB-Tumblebug 경계</w:t>
+            </w:r>
+          </w:p>
+        </w:tc>
+        <w:tc>
+          <w:tcPr/>
+          <w:p>
+            <w:pPr>
+              <w:pStyle w:val="Compact"/>
+            </w:pPr>
+            <w:r>
+              <w:t xml:space="preserve">CB-Tumblebug은 향후 연동 대상이며 대체 대상이 아니다.</w:t>
+            </w:r>
+          </w:p>
+        </w:tc>
+      </w:tr>
+      <w:tr>
+        <w:tc>
+          <w:tcPr/>
+          <w:p>
+            <w:pPr>
+              <w:pStyle w:val="Compact"/>
+            </w:pPr>
+            <w:r>
+              <w:t xml:space="preserve">검증 경계</w:t>
+            </w:r>
+          </w:p>
+        </w:tc>
+        <w:tc>
+          <w:tcPr/>
+          <w:p>
+            <w:pPr>
+              <w:pStyle w:val="Compact"/>
+            </w:pPr>
+            <w:r>
+              <w:t xml:space="preserve">기본 검증은 mock/dry-run이며 live cluster 변경을 전제로 하지 않는다.</w:t>
+            </w:r>
+          </w:p>
+        </w:tc>
+      </w:tr>
+    </w:tbl>
+    <w:bookmarkEnd w:id="18"/>
+    <w:bookmarkEnd w:id="19"/>
     <w:sectPr>
       <w:footnotePr>
         <w:numRestart w:val="eachSect"/>
@@ -1132,114 +1656,8 @@
       </w:pPr>
     </w:lvl>
   </w:abstractNum>
-  <w:abstractNum w:abstractNumId="991">
-    <w:nsid w:val="0000A991"/>
-    <w:multiLevelType w:val="multilevel"/>
-    <w:lvl w:ilvl="0">
-      <w:numFmt w:val="bullet"/>
-      <w:lvlText w:val=""/>
-      <w:lvlJc w:val="left"/>
-      <w:pPr>
-        <w:ind w:left="720" w:hanging="360"/>
-      </w:pPr>
-      <w:rPr>
-        <w:rFonts w:ascii="Symbol" w:hAnsi="Symbol" w:cs="Symbol" w:hint="default"/>
-      </w:rPr>
-    </w:lvl>
-    <w:lvl w:ilvl="1">
-      <w:numFmt w:val="bullet"/>
-      <w:lvlText w:val="o"/>
-      <w:lvlJc w:val="left"/>
-      <w:pPr>
-        <w:ind w:left="1440" w:hanging="360"/>
-      </w:pPr>
-      <w:rPr>
-        <w:rFonts w:ascii="Courier New" w:hAnsi="Courier New" w:cs="Courier New" w:hint="default"/>
-      </w:rPr>
-    </w:lvl>
-    <w:lvl w:ilvl="2">
-      <w:numFmt w:val="bullet"/>
-      <w:lvlText w:val=""/>
-      <w:lvlJc w:val="left"/>
-      <w:pPr>
-        <w:ind w:left="2160" w:hanging="360"/>
-      </w:pPr>
-      <w:rPr>
-        <w:rFonts w:ascii="Wingdings" w:hAnsi="Wingdings" w:cs="Wingdings" w:hint="default"/>
-      </w:rPr>
-    </w:lvl>
-    <w:lvl w:ilvl="3">
-      <w:numFmt w:val="bullet"/>
-      <w:lvlText w:val=""/>
-      <w:lvlJc w:val="left"/>
-      <w:pPr>
-        <w:ind w:left="2880" w:hanging="360"/>
-      </w:pPr>
-      <w:rPr>
-        <w:rFonts w:ascii="Symbol" w:hAnsi="Symbol" w:cs="Symbol" w:hint="default"/>
-      </w:rPr>
-    </w:lvl>
-    <w:lvl w:ilvl="4">
-      <w:numFmt w:val="bullet"/>
-      <w:lvlText w:val="o"/>
-      <w:lvlJc w:val="left"/>
-      <w:pPr>
-        <w:ind w:left="3600" w:hanging="360"/>
-      </w:pPr>
-      <w:rPr>
-        <w:rFonts w:ascii="Courier New" w:hAnsi="Courier New" w:cs="Courier New" w:hint="default"/>
-      </w:rPr>
-    </w:lvl>
-    <w:lvl w:ilvl="5">
-      <w:numFmt w:val="bullet"/>
-      <w:lvlText w:val=""/>
-      <w:lvlJc w:val="left"/>
-      <w:pPr>
-        <w:ind w:left="4320" w:hanging="360"/>
-      </w:pPr>
-      <w:rPr>
-        <w:rFonts w:ascii="Wingdings" w:hAnsi="Wingdings" w:cs="Wingdings" w:hint="default"/>
-      </w:rPr>
-    </w:lvl>
-    <w:lvl w:ilvl="6">
-      <w:numFmt w:val="bullet"/>
-      <w:lvlText w:val=""/>
-      <w:lvlJc w:val="left"/>
-      <w:pPr>
-        <w:ind w:left="5040" w:hanging="360"/>
-      </w:pPr>
-      <w:rPr>
-        <w:rFonts w:ascii="Symbol" w:hAnsi="Symbol" w:cs="Symbol" w:hint="default"/>
-      </w:rPr>
-    </w:lvl>
-    <w:lvl w:ilvl="7">
-      <w:numFmt w:val="bullet"/>
-      <w:lvlText w:val="o"/>
-      <w:lvlJc w:val="left"/>
-      <w:pPr>
-        <w:ind w:left="5760" w:hanging="360"/>
-      </w:pPr>
-      <w:rPr>
-        <w:rFonts w:ascii="Courier New" w:hAnsi="Courier New" w:cs="Courier New" w:hint="default"/>
-      </w:rPr>
-    </w:lvl>
-    <w:lvl w:ilvl="8">
-      <w:numFmt w:val="bullet"/>
-      <w:lvlText w:val=""/>
-      <w:lvlJc w:val="left"/>
-      <w:pPr>
-        <w:ind w:left="6480" w:hanging="360"/>
-      </w:pPr>
-      <w:rPr>
-        <w:rFonts w:ascii="Wingdings" w:hAnsi="Wingdings" w:cs="Wingdings" w:hint="default"/>
-      </w:rPr>
-    </w:lvl>
-  </w:abstractNum>
   <w:num w:numId="1000">
     <w:abstractNumId w:val="990"/>
-  </w:num>
-  <w:num w:numId="1001">
-    <w:abstractNumId w:val="991"/>
   </w:num>
 </w:numbering>
 </file>

--- a/docs/deliverables/docx/03_AI_Application_Deployment_Control_Optimization_Strategy.docx
+++ b/docs/deliverables/docx/03_AI_Application_Deployment_Control_Optimization_Strategy.docx
@@ -175,7 +175,7 @@
               <w:pStyle w:val="Compact"/>
             </w:pPr>
             <w:r>
-              <w:t xml:space="preserve">deployment action, Kubernetes deployment plan, dry-run result</w:t>
+              <w:t xml:space="preserve">deployment action, AI 응용 배포·제어 계획, dry-run result</w:t>
             </w:r>
           </w:p>
         </w:tc>
@@ -259,7 +259,7 @@
         <w:rPr>
           <w:rStyle w:val="VerbatimChar"/>
         </w:rPr>
-        <w:t xml:space="preserve">-&gt; Kubernetes deployment plan</w:t>
+        <w:t xml:space="preserve">-&gt; AI 응용 배포·제어 계획</w:t>
       </w:r>
       <w:r>
         <w:br/>
@@ -409,7 +409,7 @@
               <w:pStyle w:val="Compact"/>
             </w:pPr>
             <w:r>
-              <w:t xml:space="preserve">Kubernetes hint</w:t>
+              <w:t xml:space="preserve">배포 실행 정보</w:t>
             </w:r>
           </w:p>
         </w:tc>
@@ -1092,13 +1092,13 @@
       </w:tr>
     </w:tbl>
     <w:bookmarkEnd w:id="15"/>
-    <w:bookmarkStart w:id="16" w:name="배포-계획-출력"/>
+    <w:bookmarkStart w:id="16" w:name="배포제어-계획-출력"/>
     <w:p>
       <w:pPr>
         <w:pStyle w:val="Heading2"/>
       </w:pPr>
       <w:r>
-        <w:t xml:space="preserve">8. 배포 계획 출력</w:t>
+        <w:t xml:space="preserve">8. 배포·제어 계획 출력</w:t>
       </w:r>
     </w:p>
     <w:tbl>

--- a/docs/deliverables/docx/03_AI_Application_Deployment_Control_Optimization_Strategy.docx
+++ b/docs/deliverables/docx/03_AI_Application_Deployment_Control_Optimization_Strategy.docx
@@ -2,7 +2,7 @@
 <file path=word/document.xml><?xml version="1.0" encoding="utf-8"?>
 <w:document xmlns:w="http://schemas.openxmlformats.org/wordprocessingml/2006/main" xmlns:m="http://schemas.openxmlformats.org/officeDocument/2006/math" xmlns:r="http://schemas.openxmlformats.org/officeDocument/2006/relationships" xmlns:o="urn:schemas-microsoft-com:office:office" xmlns:v="urn:schemas-microsoft-com:vml" xmlns:w10="urn:schemas-microsoft-com:office:word" xmlns:a="http://schemas.openxmlformats.org/drawingml/2006/main" xmlns:pic="http://schemas.openxmlformats.org/drawingml/2006/picture" xmlns:wp="http://schemas.openxmlformats.org/drawingml/2006/wordprocessingDrawing">
   <w:body>
-    <w:bookmarkStart w:id="19" w:name="ai-응용-배포제어-추론-최적화-전략-설계서"/>
+    <w:bookmarkStart w:id="22" w:name="ai-응용-배포제어-추론-최적화-전략-설계서"/>
     <w:p>
       <w:pPr>
         <w:pStyle w:val="Heading1"/>
@@ -37,13 +37,68 @@
       </w:r>
     </w:p>
     <w:bookmarkEnd w:id="9"/>
-    <w:bookmarkStart w:id="10" w:name="한눈에-보는-구조"/>
+    <w:bookmarkStart w:id="13" w:name="한눈에-보는-구조"/>
     <w:p>
       <w:pPr>
         <w:pStyle w:val="Heading2"/>
       </w:pPr>
       <w:r>
         <w:t xml:space="preserve">2. 한눈에 보는 구조</w:t>
+      </w:r>
+    </w:p>
+    <w:p>
+      <w:pPr>
+        <w:pStyle w:val="CaptionedFigure"/>
+      </w:pPr>
+      <w:r>
+        <w:drawing>
+          <wp:inline>
+            <wp:extent cx="5334000" cy="1764631"/>
+            <wp:effectExtent b="0" l="0" r="0" t="0"/>
+            <wp:docPr descr="CPU/GPU VM 기반 배포·제어 추론 최적화 흐름도" title="" id="11" name="Picture"/>
+            <a:graphic>
+              <a:graphicData uri="http://schemas.openxmlformats.org/drawingml/2006/picture">
+                <pic:pic>
+                  <pic:nvPicPr>
+                    <pic:cNvPr descr="../images/cpu_gpu_placement_flow.png" id="12" name="Picture"/>
+                    <pic:cNvPicPr>
+                      <a:picLocks noChangeArrowheads="1" noChangeAspect="1"/>
+                    </pic:cNvPicPr>
+                  </pic:nvPicPr>
+                  <pic:blipFill>
+                    <a:blip r:embed="rId10"/>
+                    <a:stretch>
+                      <a:fillRect/>
+                    </a:stretch>
+                  </pic:blipFill>
+                  <pic:spPr bwMode="auto">
+                    <a:xfrm>
+                      <a:off x="0" y="0"/>
+                      <a:ext cx="5334000" cy="1764631"/>
+                    </a:xfrm>
+                    <a:prstGeom prst="rect">
+                      <a:avLst/>
+                    </a:prstGeom>
+                    <a:noFill/>
+                    <a:ln w="9525">
+                      <a:noFill/>
+                      <a:headEnd/>
+                      <a:tailEnd/>
+                    </a:ln>
+                  </pic:spPr>
+                </pic:pic>
+              </a:graphicData>
+            </a:graphic>
+          </wp:inline>
+        </w:drawing>
+      </w:r>
+    </w:p>
+    <w:p>
+      <w:pPr>
+        <w:pStyle w:val="ImageCaption"/>
+      </w:pPr>
+      <w:r>
+        <w:t xml:space="preserve">CPU/GPU VM 기반 배포·제어 추론 최적화 흐름도</w:t>
       </w:r>
     </w:p>
     <w:tbl>
@@ -205,8 +260,8 @@
         </w:tc>
       </w:tr>
     </w:tbl>
-    <w:bookmarkEnd w:id="10"/>
-    <w:bookmarkStart w:id="11" w:name="판단-흐름"/>
+    <w:bookmarkEnd w:id="13"/>
+    <w:bookmarkStart w:id="14" w:name="판단-흐름"/>
     <w:p>
       <w:pPr>
         <w:pStyle w:val="Heading2"/>
@@ -271,8 +326,8 @@
         <w:t xml:space="preserve">-&gt; mock/dry-run readiness</w:t>
       </w:r>
     </w:p>
-    <w:bookmarkEnd w:id="11"/>
-    <w:bookmarkStart w:id="12" w:name="입력-데이터"/>
+    <w:bookmarkEnd w:id="14"/>
+    <w:bookmarkStart w:id="15" w:name="입력-데이터"/>
     <w:p>
       <w:pPr>
         <w:pStyle w:val="Heading2"/>
@@ -456,8 +511,8 @@
         <w:t xml:space="preserve">config/inference_optimization.json</w:t>
       </w:r>
     </w:p>
-    <w:bookmarkEnd w:id="12"/>
-    <w:bookmarkStart w:id="13" w:name="배치-판단-규칙"/>
+    <w:bookmarkEnd w:id="15"/>
+    <w:bookmarkStart w:id="16" w:name="배치-판단-규칙"/>
     <w:p>
       <w:pPr>
         <w:pStyle w:val="Heading2"/>
@@ -726,8 +781,8 @@
         </w:tc>
       </w:tr>
     </w:tbl>
-    <w:bookmarkEnd w:id="13"/>
-    <w:bookmarkStart w:id="14" w:name="resource-후보-예시"/>
+    <w:bookmarkEnd w:id="16"/>
+    <w:bookmarkStart w:id="17" w:name="resource-후보-예시"/>
     <w:p>
       <w:pPr>
         <w:pStyle w:val="Heading2"/>
@@ -900,8 +955,8 @@
         </w:tc>
       </w:tr>
     </w:tbl>
-    <w:bookmarkEnd w:id="14"/>
-    <w:bookmarkStart w:id="15" w:name="scoring-기준"/>
+    <w:bookmarkEnd w:id="17"/>
+    <w:bookmarkStart w:id="18" w:name="scoring-기준"/>
     <w:p>
       <w:pPr>
         <w:pStyle w:val="Heading2"/>
@@ -1091,8 +1146,8 @@
         </w:tc>
       </w:tr>
     </w:tbl>
-    <w:bookmarkEnd w:id="15"/>
-    <w:bookmarkStart w:id="16" w:name="배포제어-계획-출력"/>
+    <w:bookmarkEnd w:id="18"/>
+    <w:bookmarkStart w:id="19" w:name="배포제어-계획-출력"/>
     <w:p>
       <w:pPr>
         <w:pStyle w:val="Heading2"/>
@@ -1302,8 +1357,8 @@
         </w:tc>
       </w:tr>
     </w:tbl>
-    <w:bookmarkEnd w:id="16"/>
-    <w:bookmarkStart w:id="17" w:name="검증-방법"/>
+    <w:bookmarkEnd w:id="19"/>
+    <w:bookmarkStart w:id="20" w:name="검증-방법"/>
     <w:p>
       <w:pPr>
         <w:pStyle w:val="Heading2"/>
@@ -1399,8 +1454,8 @@
         <w:t xml:space="preserve">selected_resource = gpu-vm-l4</w:t>
       </w:r>
     </w:p>
-    <w:bookmarkEnd w:id="17"/>
-    <w:bookmarkStart w:id="18" w:name="설계-경계"/>
+    <w:bookmarkEnd w:id="20"/>
+    <w:bookmarkStart w:id="21" w:name="설계-경계"/>
     <w:p>
       <w:pPr>
         <w:pStyle w:val="Heading2"/>
@@ -1544,8 +1599,8 @@
         </w:tc>
       </w:tr>
     </w:tbl>
-    <w:bookmarkEnd w:id="18"/>
-    <w:bookmarkEnd w:id="19"/>
+    <w:bookmarkEnd w:id="21"/>
+    <w:bookmarkEnd w:id="22"/>
     <w:sectPr>
       <w:footnotePr>
         <w:numRestart w:val="eachSect"/>

--- a/docs/deliverables/docx/03_AI_Application_Deployment_Control_Optimization_Strategy.docx
+++ b/docs/deliverables/docx/03_AI_Application_Deployment_Control_Optimization_Strategy.docx
@@ -53,7 +53,7 @@
       <w:r>
         <w:drawing>
           <wp:inline>
-            <wp:extent cx="5334000" cy="1764631"/>
+            <wp:extent cx="5334000" cy="2726266"/>
             <wp:effectExtent b="0" l="0" r="0" t="0"/>
             <wp:docPr descr="CPU/GPU VM 기반 배포·제어 추론 최적화 흐름도" title="" id="11" name="Picture"/>
             <a:graphic>
@@ -74,7 +74,7 @@
                   <pic:spPr bwMode="auto">
                     <a:xfrm>
                       <a:off x="0" y="0"/>
-                      <a:ext cx="5334000" cy="1764631"/>
+                      <a:ext cx="5334000" cy="2726266"/>
                     </a:xfrm>
                     <a:prstGeom prst="rect">
                       <a:avLst/>
@@ -464,18 +464,18 @@
               <w:pStyle w:val="Compact"/>
             </w:pPr>
             <w:r>
-              <w:t xml:space="preserve">배포 실행 정보</w:t>
-            </w:r>
-          </w:p>
-        </w:tc>
-        <w:tc>
-          <w:tcPr/>
-          <w:p>
-            <w:pPr>
-              <w:pStyle w:val="Compact"/>
-            </w:pPr>
-            <w:r>
-              <w:t xml:space="preserve">namespace, deployment, node selector, resource limit</w:t>
+              <w:t xml:space="preserve">VM 배포 정보</w:t>
+            </w:r>
+          </w:p>
+        </w:tc>
+        <w:tc>
+          <w:tcPr/>
+          <w:p>
+            <w:pPr>
+              <w:pStyle w:val="Compact"/>
+            </w:pPr>
+            <w:r>
+              <w:t xml:space="preserve">service, instance 수, placement constraint, resource capacity</w:t>
             </w:r>
           </w:p>
         </w:tc>
@@ -1232,18 +1232,18 @@
               <w:rPr>
                 <w:rStyle w:val="VerbatimChar"/>
               </w:rPr>
-              <w:t xml:space="preserve">deployment_plan.kubernetes.namespace</w:t>
-            </w:r>
-          </w:p>
-        </w:tc>
-        <w:tc>
-          <w:tcPr/>
-          <w:p>
-            <w:pPr>
-              <w:pStyle w:val="Compact"/>
-            </w:pPr>
-            <w:r>
-              <w:t xml:space="preserve">AI 응용 배포 namespace</w:t>
+              <w:t xml:space="preserve">deployment_plan.vm_deployment.service</w:t>
+            </w:r>
+          </w:p>
+        </w:tc>
+        <w:tc>
+          <w:tcPr/>
+          <w:p>
+            <w:pPr>
+              <w:pStyle w:val="Compact"/>
+            </w:pPr>
+            <w:r>
+              <w:t xml:space="preserve">AI 응용 서비스 이름</w:t>
             </w:r>
           </w:p>
         </w:tc>
@@ -1259,18 +1259,18 @@
               <w:rPr>
                 <w:rStyle w:val="VerbatimChar"/>
               </w:rPr>
-              <w:t xml:space="preserve">deployment_plan.kubernetes.deployment</w:t>
-            </w:r>
-          </w:p>
-        </w:tc>
-        <w:tc>
-          <w:tcPr/>
-          <w:p>
-            <w:pPr>
-              <w:pStyle w:val="Compact"/>
-            </w:pPr>
-            <w:r>
-              <w:t xml:space="preserve">deployment 이름</w:t>
+              <w:t xml:space="preserve">deployment_plan.vm_deployment.instances</w:t>
+            </w:r>
+          </w:p>
+        </w:tc>
+        <w:tc>
+          <w:tcPr/>
+          <w:p>
+            <w:pPr>
+              <w:pStyle w:val="Compact"/>
+            </w:pPr>
+            <w:r>
+              <w:t xml:space="preserve">필요한 VM 실행 instance 수</w:t>
             </w:r>
           </w:p>
         </w:tc>
@@ -1286,7 +1286,7 @@
               <w:rPr>
                 <w:rStyle w:val="VerbatimChar"/>
               </w:rPr>
-              <w:t xml:space="preserve">deployment_plan.kubernetes.node_selector</w:t>
+              <w:t xml:space="preserve">deployment_plan.vm_deployment.placement_constraints</w:t>
             </w:r>
           </w:p>
         </w:tc>
@@ -1313,18 +1313,18 @@
               <w:rPr>
                 <w:rStyle w:val="VerbatimChar"/>
               </w:rPr>
-              <w:t xml:space="preserve">deployment_plan.kubernetes.resources</w:t>
-            </w:r>
-          </w:p>
-        </w:tc>
-        <w:tc>
-          <w:tcPr/>
-          <w:p>
-            <w:pPr>
-              <w:pStyle w:val="Compact"/>
-            </w:pPr>
-            <w:r>
-              <w:t xml:space="preserve">CPU, memory, GPU request/limit</w:t>
+              <w:t xml:space="preserve">deployment_plan.vm_deployment.resources</w:t>
+            </w:r>
+          </w:p>
+        </w:tc>
+        <w:tc>
+          <w:tcPr/>
+          <w:p>
+            <w:pPr>
+              <w:pStyle w:val="Compact"/>
+            </w:pPr>
+            <w:r>
+              <w:t xml:space="preserve">CPU, memory, accelerator, VRAM 요구량</w:t>
             </w:r>
           </w:p>
         </w:tc>
@@ -1534,30 +1534,6 @@
               <w:pStyle w:val="Compact"/>
             </w:pPr>
             <w:r>
-              <w:t xml:space="preserve">Scheduler 경계</w:t>
-            </w:r>
-          </w:p>
-        </w:tc>
-        <w:tc>
-          <w:tcPr/>
-          <w:p>
-            <w:pPr>
-              <w:pStyle w:val="Compact"/>
-            </w:pPr>
-            <w:r>
-              <w:t xml:space="preserve">Kubernetes scheduler나 GPU device plugin을 대체하지 않는다.</w:t>
-            </w:r>
-          </w:p>
-        </w:tc>
-      </w:tr>
-      <w:tr>
-        <w:tc>
-          <w:tcPr/>
-          <w:p>
-            <w:pPr>
-              <w:pStyle w:val="Compact"/>
-            </w:pPr>
-            <w:r>
               <w:t xml:space="preserve">CB-Tumblebug 경계</w:t>
             </w:r>
           </w:p>
@@ -1593,7 +1569,7 @@
               <w:pStyle w:val="Compact"/>
             </w:pPr>
             <w:r>
-              <w:t xml:space="preserve">기본 검증은 mock/dry-run이며 live cluster 변경을 전제로 하지 않는다.</w:t>
+              <w:t xml:space="preserve">기본 검증은 VM 배포 사양과 bounded action의 사전검증이며 실제 인프라 변경을 수행하지 않는다.</w:t>
             </w:r>
           </w:p>
         </w:tc>

--- a/docs/deliverables/docx/03_AI_Application_Deployment_Control_Optimization_Strategy.docx
+++ b/docs/deliverables/docx/03_AI_Application_Deployment_Control_Optimization_Strategy.docx
@@ -2,7 +2,7 @@
 <file path=word/document.xml><?xml version="1.0" encoding="utf-8"?>
 <w:document xmlns:w="http://schemas.openxmlformats.org/wordprocessingml/2006/main" xmlns:m="http://schemas.openxmlformats.org/officeDocument/2006/math" xmlns:r="http://schemas.openxmlformats.org/officeDocument/2006/relationships" xmlns:o="urn:schemas-microsoft-com:office:office" xmlns:v="urn:schemas-microsoft-com:vml" xmlns:w10="urn:schemas-microsoft-com:office:word" xmlns:a="http://schemas.openxmlformats.org/drawingml/2006/main" xmlns:pic="http://schemas.openxmlformats.org/drawingml/2006/picture" xmlns:wp="http://schemas.openxmlformats.org/drawingml/2006/wordprocessingDrawing">
   <w:body>
-    <w:bookmarkStart w:id="22" w:name="ai-응용-배포제어-추론-최적화-전략-설계서"/>
+    <w:bookmarkStart w:id="19" w:name="ai-응용-배포제어-추론-최적화-전략-설계서"/>
     <w:p>
       <w:pPr>
         <w:pStyle w:val="Heading1"/>
@@ -16,7 +16,7 @@
         <w:pStyle w:val="FirstParagraph"/>
       </w:pPr>
       <w:r>
-        <w:t xml:space="preserve">영문 제목: AI Application Deployment and Control Optimization Strategy</w:t>
+        <w:t xml:space="preserve">English title: AI Application Deployment and Control Optimization Strategy</w:t>
       </w:r>
     </w:p>
     <w:bookmarkStart w:id="9" w:name="설계-목적"/>
@@ -33,72 +33,25 @@
         <w:pStyle w:val="FirstParagraph"/>
       </w:pPr>
       <w:r>
-        <w:t xml:space="preserve">본 설계서는 AI workload 요구사항을 기준으로 CPU/GPU VM resource를 선택하고, 선택 결과를 AI 응용 배포·제어 계획으로 변환하는 전략을 정의합니다. 기본 검증은 로컬 Go 실행과 mock/dry-run을 사용하며, 실제 GPU VM 생성은 AI-Infra 또는 CB-Tumblebug 연동 단계로 분리합니다.</w:t>
+        <w:t xml:space="preserve">본 설계는 자연어 AI 응용 배포 요구를 LLM으로 분석하고, CPU·메모리·GPU·디스크·accelerator 요구량을 구조화한 뒤 AppDeploy에 전달하는 Go 기반 Deployment Planner를 정의합니다.</w:t>
+      </w:r>
+    </w:p>
+    <w:p>
+      <w:pPr>
+        <w:pStyle w:val="BodyText"/>
+      </w:pPr>
+      <w:r>
+        <w:t xml:space="preserve">플래너는 VM을 직접 생성하거나 최종 Target을 선택하지 않습니다. AppDeploy가 App Spec, Target Profile, readiness, Runtime Adapter를 기준으로 실제 배포 대상을 선택하고 실행합니다.</w:t>
       </w:r>
     </w:p>
     <w:bookmarkEnd w:id="9"/>
-    <w:bookmarkStart w:id="13" w:name="한눈에-보는-구조"/>
+    <w:bookmarkStart w:id="10" w:name="구성"/>
     <w:p>
       <w:pPr>
         <w:pStyle w:val="Heading2"/>
       </w:pPr>
       <w:r>
-        <w:t xml:space="preserve">2. 한눈에 보는 구조</w:t>
-      </w:r>
-    </w:p>
-    <w:p>
-      <w:pPr>
-        <w:pStyle w:val="CaptionedFigure"/>
-      </w:pPr>
-      <w:r>
-        <w:drawing>
-          <wp:inline>
-            <wp:extent cx="5334000" cy="2726266"/>
-            <wp:effectExtent b="0" l="0" r="0" t="0"/>
-            <wp:docPr descr="CPU/GPU VM 기반 배포·제어 추론 최적화 흐름도" title="" id="11" name="Picture"/>
-            <a:graphic>
-              <a:graphicData uri="http://schemas.openxmlformats.org/drawingml/2006/picture">
-                <pic:pic>
-                  <pic:nvPicPr>
-                    <pic:cNvPr descr="../images/cpu_gpu_placement_flow.png" id="12" name="Picture"/>
-                    <pic:cNvPicPr>
-                      <a:picLocks noChangeArrowheads="1" noChangeAspect="1"/>
-                    </pic:cNvPicPr>
-                  </pic:nvPicPr>
-                  <pic:blipFill>
-                    <a:blip r:embed="rId10"/>
-                    <a:stretch>
-                      <a:fillRect/>
-                    </a:stretch>
-                  </pic:blipFill>
-                  <pic:spPr bwMode="auto">
-                    <a:xfrm>
-                      <a:off x="0" y="0"/>
-                      <a:ext cx="5334000" cy="2726266"/>
-                    </a:xfrm>
-                    <a:prstGeom prst="rect">
-                      <a:avLst/>
-                    </a:prstGeom>
-                    <a:noFill/>
-                    <a:ln w="9525">
-                      <a:noFill/>
-                      <a:headEnd/>
-                      <a:tailEnd/>
-                    </a:ln>
-                  </pic:spPr>
-                </pic:pic>
-              </a:graphicData>
-            </a:graphic>
-          </wp:inline>
-        </w:drawing>
-      </w:r>
-    </w:p>
-    <w:p>
-      <w:pPr>
-        <w:pStyle w:val="ImageCaption"/>
-      </w:pPr>
-      <w:r>
-        <w:t xml:space="preserve">CPU/GPU VM 기반 배포·제어 추론 최적화 흐름도</w:t>
+        <w:t xml:space="preserve">2. 구성</w:t>
       </w:r>
     </w:p>
     <w:tbl>
@@ -123,18 +76,18 @@
               <w:pStyle w:val="Compact"/>
             </w:pPr>
             <w:r>
-              <w:t xml:space="preserve">항목</w:t>
-            </w:r>
-          </w:p>
-        </w:tc>
-        <w:tc>
-          <w:tcPr/>
-          <w:p>
-            <w:pPr>
-              <w:pStyle w:val="Compact"/>
-            </w:pPr>
-            <w:r>
-              <w:t xml:space="preserve">내용</w:t>
+              <w:t xml:space="preserve">구성</w:t>
+            </w:r>
+          </w:p>
+        </w:tc>
+        <w:tc>
+          <w:tcPr/>
+          <w:p>
+            <w:pPr>
+              <w:pStyle w:val="Compact"/>
+            </w:pPr>
+            <w:r>
+              <w:t xml:space="preserve">역할</w:t>
             </w:r>
           </w:p>
         </w:tc>
@@ -147,18 +100,18 @@
               <w:pStyle w:val="Compact"/>
             </w:pPr>
             <w:r>
-              <w:t xml:space="preserve">입력</w:t>
-            </w:r>
-          </w:p>
-        </w:tc>
-        <w:tc>
-          <w:tcPr/>
-          <w:p>
-            <w:pPr>
-              <w:pStyle w:val="Compact"/>
-            </w:pPr>
-            <w:r>
-              <w:t xml:space="preserve">workload 요구사항, CPU/GPU VM resource profile</w:t>
+              <w:t xml:space="preserve">LLM Planner</w:t>
+            </w:r>
+          </w:p>
+        </w:tc>
+        <w:tc>
+          <w:tcPr/>
+          <w:p>
+            <w:pPr>
+              <w:pStyle w:val="Compact"/>
+            </w:pPr>
+            <w:r>
+              <w:t xml:space="preserve">자연어 요구 분석과 Deployment Manifest 생성</w:t>
             </w:r>
           </w:p>
         </w:tc>
@@ -171,18 +124,18 @@
               <w:pStyle w:val="Compact"/>
             </w:pPr>
             <w:r>
-              <w:t xml:space="preserve">판단 기준</w:t>
-            </w:r>
-          </w:p>
-        </w:tc>
-        <w:tc>
-          <w:tcPr/>
-          <w:p>
-            <w:pPr>
-              <w:pStyle w:val="Compact"/>
-            </w:pPr>
-            <w:r>
-              <w:t xml:space="preserve">accelerator, VRAM, latency SLO, throughput, cost, capacity</w:t>
+              <w:t xml:space="preserve">Go Guard</w:t>
+            </w:r>
+          </w:p>
+        </w:tc>
+        <w:tc>
+          <w:tcPr/>
+          <w:p>
+            <w:pPr>
+              <w:pStyle w:val="Compact"/>
+            </w:pPr>
+            <w:r>
+              <w:t xml:space="preserve">Manifest 형식, 자원 값, 요청 보존, 비밀정보 유입 검증</w:t>
             </w:r>
           </w:p>
         </w:tc>
@@ -195,18 +148,18 @@
               <w:pStyle w:val="Compact"/>
             </w:pPr>
             <w:r>
-              <w:t xml:space="preserve">처리</w:t>
-            </w:r>
-          </w:p>
-        </w:tc>
-        <w:tc>
-          <w:tcPr/>
-          <w:p>
-            <w:pPr>
-              <w:pStyle w:val="Compact"/>
-            </w:pPr>
-            <w:r>
-              <w:t xml:space="preserve">resource filtering, scoring, selected resource 결정</w:t>
+              <w:t xml:space="preserve">AppDeploy Client</w:t>
+            </w:r>
+          </w:p>
+        </w:tc>
+        <w:tc>
+          <w:tcPr/>
+          <w:p>
+            <w:pPr>
+              <w:pStyle w:val="Compact"/>
+            </w:pPr>
+            <w:r>
+              <w:t xml:space="preserve">배포 요청 전달, 상태 polling, 로그 수집</w:t>
             </w:r>
           </w:p>
         </w:tc>
@@ -219,55 +172,31 @@
               <w:pStyle w:val="Compact"/>
             </w:pPr>
             <w:r>
-              <w:t xml:space="preserve">출력</w:t>
-            </w:r>
-          </w:p>
-        </w:tc>
-        <w:tc>
-          <w:tcPr/>
-          <w:p>
-            <w:pPr>
-              <w:pStyle w:val="Compact"/>
-            </w:pPr>
-            <w:r>
-              <w:t xml:space="preserve">deployment action, AI 응용 배포·제어 계획, dry-run result</w:t>
-            </w:r>
-          </w:p>
-        </w:tc>
-      </w:tr>
-      <w:tr>
-        <w:tc>
-          <w:tcPr/>
-          <w:p>
-            <w:pPr>
-              <w:pStyle w:val="Compact"/>
-            </w:pPr>
-            <w:r>
-              <w:t xml:space="preserve">검증</w:t>
-            </w:r>
-          </w:p>
-        </w:tc>
-        <w:tc>
-          <w:tcPr/>
-          <w:p>
-            <w:pPr>
-              <w:pStyle w:val="Compact"/>
-            </w:pPr>
-            <w:r>
-              <w:t xml:space="preserve">Go CLI/API 기반 placement 및 plan 재현</w:t>
+              <w:t xml:space="preserve">Agent Registry</w:t>
+            </w:r>
+          </w:p>
+        </w:tc>
+        <w:tc>
+          <w:tcPr/>
+          <w:p>
+            <w:pPr>
+              <w:pStyle w:val="Compact"/>
+            </w:pPr>
+            <w:r>
+              <w:t xml:space="preserve">플래너와 연계 에이전트의 역할·capability·허용 Action 관리</w:t>
             </w:r>
           </w:p>
         </w:tc>
       </w:tr>
     </w:tbl>
-    <w:bookmarkEnd w:id="13"/>
-    <w:bookmarkStart w:id="14" w:name="판단-흐름"/>
+    <w:bookmarkEnd w:id="10"/>
+    <w:bookmarkStart w:id="11" w:name="처리-흐름"/>
     <w:p>
       <w:pPr>
         <w:pStyle w:val="Heading2"/>
       </w:pPr>
       <w:r>
-        <w:t xml:space="preserve">3. 판단 흐름</w:t>
+        <w:t xml:space="preserve">3. 처리 흐름</w:t>
       </w:r>
     </w:p>
     <w:p>
@@ -278,7 +207,7 @@
         <w:rPr>
           <w:rStyle w:val="VerbatimChar"/>
         </w:rPr>
-        <w:t xml:space="preserve">workload requirements</w:t>
+        <w:t xml:space="preserve">자연어 배포 요구 + app_version_id</w:t>
       </w:r>
       <w:r>
         <w:br/>
@@ -287,7 +216,7 @@
         <w:rPr>
           <w:rStyle w:val="VerbatimChar"/>
         </w:rPr>
-        <w:t xml:space="preserve">-&gt; resource candidate filtering</w:t>
+        <w:t xml:space="preserve">  -&gt; 실제 LLM endpoint 호출</w:t>
       </w:r>
       <w:r>
         <w:br/>
@@ -296,7 +225,7 @@
         <w:rPr>
           <w:rStyle w:val="VerbatimChar"/>
         </w:rPr>
-        <w:t xml:space="preserve">-&gt; CPU/GPU placement scoring</w:t>
+        <w:t xml:space="preserve">  -&gt; CPU/메모리/GPU/디스크/accelerator 결정</w:t>
       </w:r>
       <w:r>
         <w:br/>
@@ -305,7 +234,7 @@
         <w:rPr>
           <w:rStyle w:val="VerbatimChar"/>
         </w:rPr>
-        <w:t xml:space="preserve">-&gt; selected resource</w:t>
+        <w:t xml:space="preserve">  -&gt; DeploymentManifest 생성</w:t>
       </w:r>
       <w:r>
         <w:br/>
@@ -314,7 +243,7 @@
         <w:rPr>
           <w:rStyle w:val="VerbatimChar"/>
         </w:rPr>
-        <w:t xml:space="preserve">-&gt; AI 응용 배포·제어 계획</w:t>
+        <w:t xml:space="preserve">  -&gt; Go Guard 승인 또는 거부</w:t>
       </w:r>
       <w:r>
         <w:br/>
@@ -323,181 +252,58 @@
         <w:rPr>
           <w:rStyle w:val="VerbatimChar"/>
         </w:rPr>
-        <w:t xml:space="preserve">-&gt; mock/dry-run readiness</w:t>
-      </w:r>
-    </w:p>
-    <w:bookmarkEnd w:id="14"/>
-    <w:bookmarkStart w:id="15" w:name="입력-데이터"/>
+        <w:t xml:space="preserve">  -&gt; AppDeploy POST /api/v1/deployments</w:t>
+      </w:r>
+      <w:r>
+        <w:br/>
+      </w:r>
+      <w:r>
+        <w:rPr>
+          <w:rStyle w:val="VerbatimChar"/>
+        </w:rPr>
+        <w:t xml:space="preserve">  -&gt; 상태 polling 및 로그 조회</w:t>
+      </w:r>
+      <w:r>
+        <w:br/>
+      </w:r>
+      <w:r>
+        <w:rPr>
+          <w:rStyle w:val="VerbatimChar"/>
+        </w:rPr>
+        <w:t xml:space="preserve">  -&gt; 결과와 재시도 권고 반환</w:t>
+      </w:r>
+    </w:p>
+    <w:bookmarkEnd w:id="11"/>
+    <w:bookmarkStart w:id="12" w:name="deployment-manifest"/>
     <w:p>
       <w:pPr>
         <w:pStyle w:val="Heading2"/>
       </w:pPr>
       <w:r>
-        <w:t xml:space="preserve">4. 입력 데이터</w:t>
-      </w:r>
-    </w:p>
-    <w:tbl>
-      <w:tblPr>
-        <w:tblStyle w:val="Table"/>
-        <w:tblW w:type="pct" w:w="5000"/>
-        <w:tblLayout w:type="fixed"/>
-        <w:tblLook w:firstRow="1" w:lastRow="0" w:firstColumn="0" w:lastColumn="0" w:noHBand="0" w:noVBand="0" w:val="0020"/>
-      </w:tblPr>
-      <w:tblGrid>
-        <w:gridCol w:w="2640"/>
-        <w:gridCol w:w="2640"/>
-        <w:gridCol w:w="2640"/>
-      </w:tblGrid>
-      <w:tr>
-        <w:trPr>
-          <w:tblHeader w:val="on"/>
-        </w:trPr>
-        <w:tc>
-          <w:tcPr/>
-          <w:p>
-            <w:pPr>
-              <w:pStyle w:val="Compact"/>
-            </w:pPr>
-            <w:r>
-              <w:t xml:space="preserve">구분</w:t>
-            </w:r>
-          </w:p>
-        </w:tc>
-        <w:tc>
-          <w:tcPr/>
-          <w:p>
-            <w:pPr>
-              <w:pStyle w:val="Compact"/>
-            </w:pPr>
-            <w:r>
-              <w:t xml:space="preserve">주요 항목</w:t>
-            </w:r>
-          </w:p>
-        </w:tc>
-        <w:tc>
-          <w:tcPr/>
-          <w:p>
-            <w:pPr>
-              <w:pStyle w:val="Compact"/>
-            </w:pPr>
-            <w:r>
-              <w:t xml:space="preserve">설명</w:t>
-            </w:r>
-          </w:p>
-        </w:tc>
-      </w:tr>
-      <w:tr>
-        <w:tc>
-          <w:tcPr/>
-          <w:p>
-            <w:pPr>
-              <w:pStyle w:val="Compact"/>
-            </w:pPr>
-            <w:r>
-              <w:t xml:space="preserve">Workload</w:t>
-            </w:r>
-          </w:p>
-        </w:tc>
-        <w:tc>
-          <w:tcPr/>
-          <w:p>
-            <w:pPr>
-              <w:pStyle w:val="Compact"/>
-            </w:pPr>
-            <w:r>
-              <w:t xml:space="preserve">model type, accelerator 필요 여부, VRAM, latency SLO, throughput</w:t>
-            </w:r>
-          </w:p>
-        </w:tc>
-        <w:tc>
-          <w:tcPr/>
-          <w:p>
-            <w:pPr>
-              <w:pStyle w:val="Compact"/>
-            </w:pPr>
-            <w:r>
-              <w:t xml:space="preserve">AI 응용 실행 요구사항</w:t>
-            </w:r>
-          </w:p>
-        </w:tc>
-      </w:tr>
-      <w:tr>
-        <w:tc>
-          <w:tcPr/>
-          <w:p>
-            <w:pPr>
-              <w:pStyle w:val="Compact"/>
-            </w:pPr>
-            <w:r>
-              <w:t xml:space="preserve">Resource</w:t>
-            </w:r>
-          </w:p>
-        </w:tc>
-        <w:tc>
-          <w:tcPr/>
-          <w:p>
-            <w:pPr>
-              <w:pStyle w:val="Compact"/>
-            </w:pPr>
-            <w:r>
-              <w:t xml:space="preserve">accelerator type, latency, throughput, cost, capacity</w:t>
-            </w:r>
-          </w:p>
-        </w:tc>
-        <w:tc>
-          <w:tcPr/>
-          <w:p>
-            <w:pPr>
-              <w:pStyle w:val="Compact"/>
-            </w:pPr>
-            <w:r>
-              <w:t xml:space="preserve">CPU/GPU VM 후보 특성</w:t>
-            </w:r>
-          </w:p>
-        </w:tc>
-      </w:tr>
-      <w:tr>
-        <w:tc>
-          <w:tcPr/>
-          <w:p>
-            <w:pPr>
-              <w:pStyle w:val="Compact"/>
-            </w:pPr>
-            <w:r>
-              <w:t xml:space="preserve">VM 배포 정보</w:t>
-            </w:r>
-          </w:p>
-        </w:tc>
-        <w:tc>
-          <w:tcPr/>
-          <w:p>
-            <w:pPr>
-              <w:pStyle w:val="Compact"/>
-            </w:pPr>
-            <w:r>
-              <w:t xml:space="preserve">service, instance 수, placement constraint, resource capacity</w:t>
-            </w:r>
-          </w:p>
-        </w:tc>
-        <w:tc>
-          <w:tcPr/>
-          <w:p>
-            <w:pPr>
-              <w:pStyle w:val="Compact"/>
-            </w:pPr>
-            <w:r>
-              <w:t xml:space="preserve">배포 계획 생성에 필요한 정보</w:t>
-            </w:r>
-          </w:p>
-        </w:tc>
-      </w:tr>
-    </w:tbl>
-    <w:p>
-      <w:pPr>
-        <w:pStyle w:val="BodyText"/>
-      </w:pPr>
-      <w:r>
-        <w:t xml:space="preserve">설정 파일:</w:t>
+        <w:t xml:space="preserve">4. Deployment Manifest</w:t>
+      </w:r>
+    </w:p>
+    <w:p>
+      <w:pPr>
+        <w:pStyle w:val="FirstParagraph"/>
+      </w:pPr>
+      <w:r>
+        <w:t xml:space="preserve">플래너 출력은 AppDeploy 계약인</w:t>
+      </w:r>
+      <w:r>
+        <w:t xml:space="preserve"> </w:t>
+      </w:r>
+      <w:r>
+        <w:rPr>
+          <w:rStyle w:val="VerbatimChar"/>
+        </w:rPr>
+        <w:t xml:space="preserve">deployment.khu.ai/v1alpha1</w:t>
+      </w:r>
+      <w:r>
+        <w:t xml:space="preserve"> </w:t>
+      </w:r>
+      <w:r>
+        <w:t xml:space="preserve">형식을 사용합니다.</w:t>
       </w:r>
     </w:p>
     <w:p>
@@ -508,652 +314,157 @@
         <w:rPr>
           <w:rStyle w:val="VerbatimChar"/>
         </w:rPr>
-        <w:t xml:space="preserve">config/inference_optimization.json</w:t>
-      </w:r>
-    </w:p>
-    <w:bookmarkEnd w:id="15"/>
-    <w:bookmarkStart w:id="16" w:name="배치-판단-규칙"/>
+        <w:t xml:space="preserve">{</w:t>
+      </w:r>
+      <w:r>
+        <w:br/>
+      </w:r>
+      <w:r>
+        <w:rPr>
+          <w:rStyle w:val="VerbatimChar"/>
+        </w:rPr>
+        <w:t xml:space="preserve">  "schema_version": "deployment.khu.ai/v1alpha1",</w:t>
+      </w:r>
+      <w:r>
+        <w:br/>
+      </w:r>
+      <w:r>
+        <w:rPr>
+          <w:rStyle w:val="VerbatimChar"/>
+        </w:rPr>
+        <w:t xml:space="preserve">  "kind": "DeploymentManifest",</w:t>
+      </w:r>
+      <w:r>
+        <w:br/>
+      </w:r>
+      <w:r>
+        <w:rPr>
+          <w:rStyle w:val="VerbatimChar"/>
+        </w:rPr>
+        <w:t xml:space="preserve">  "spec": {</w:t>
+      </w:r>
+      <w:r>
+        <w:br/>
+      </w:r>
+      <w:r>
+        <w:rPr>
+          <w:rStyle w:val="VerbatimChar"/>
+        </w:rPr>
+        <w:t xml:space="preserve">    "app_version_id": "appver-llm-inference-v1",</w:t>
+      </w:r>
+      <w:r>
+        <w:br/>
+      </w:r>
+      <w:r>
+        <w:rPr>
+          <w:rStyle w:val="VerbatimChar"/>
+        </w:rPr>
+        <w:t xml:space="preserve">    "accelerator": "nvidia",</w:t>
+      </w:r>
+      <w:r>
+        <w:br/>
+      </w:r>
+      <w:r>
+        <w:rPr>
+          <w:rStyle w:val="VerbatimChar"/>
+        </w:rPr>
+        <w:t xml:space="preserve">    "resources": {</w:t>
+      </w:r>
+      <w:r>
+        <w:br/>
+      </w:r>
+      <w:r>
+        <w:rPr>
+          <w:rStyle w:val="VerbatimChar"/>
+        </w:rPr>
+        <w:t xml:space="preserve">      "cpu": "4",</w:t>
+      </w:r>
+      <w:r>
+        <w:br/>
+      </w:r>
+      <w:r>
+        <w:rPr>
+          <w:rStyle w:val="VerbatimChar"/>
+        </w:rPr>
+        <w:t xml:space="preserve">      "memory": "16Gi",</w:t>
+      </w:r>
+      <w:r>
+        <w:br/>
+      </w:r>
+      <w:r>
+        <w:rPr>
+          <w:rStyle w:val="VerbatimChar"/>
+        </w:rPr>
+        <w:t xml:space="preserve">      "gpu": "1",</w:t>
+      </w:r>
+      <w:r>
+        <w:br/>
+      </w:r>
+      <w:r>
+        <w:rPr>
+          <w:rStyle w:val="VerbatimChar"/>
+        </w:rPr>
+        <w:t xml:space="preserve">      "storage": "20Gi"</w:t>
+      </w:r>
+      <w:r>
+        <w:br/>
+      </w:r>
+      <w:r>
+        <w:rPr>
+          <w:rStyle w:val="VerbatimChar"/>
+        </w:rPr>
+        <w:t xml:space="preserve">    },</w:t>
+      </w:r>
+      <w:r>
+        <w:br/>
+      </w:r>
+      <w:r>
+        <w:rPr>
+          <w:rStyle w:val="VerbatimChar"/>
+        </w:rPr>
+        <w:t xml:space="preserve">    "requested_by": "ai-ops-geon-planner"</w:t>
+      </w:r>
+      <w:r>
+        <w:br/>
+      </w:r>
+      <w:r>
+        <w:rPr>
+          <w:rStyle w:val="VerbatimChar"/>
+        </w:rPr>
+        <w:t xml:space="preserve">  }</w:t>
+      </w:r>
+      <w:r>
+        <w:br/>
+      </w:r>
+      <w:r>
+        <w:rPr>
+          <w:rStyle w:val="VerbatimChar"/>
+        </w:rPr>
+        <w:t xml:space="preserve">}</w:t>
+      </w:r>
+    </w:p>
+    <w:p>
+      <w:pPr>
+        <w:pStyle w:val="FirstParagraph"/>
+      </w:pPr>
+      <w:r>
+        <w:rPr>
+          <w:rStyle w:val="VerbatimChar"/>
+        </w:rPr>
+        <w:t xml:space="preserve">target_profile_id</w:t>
+      </w:r>
+      <w:r>
+        <w:t xml:space="preserve">는 선택 사항이며 Target hint로만 사용합니다. 최종 Target 선택은 AppDeploy가 수행합니다.</w:t>
+      </w:r>
+    </w:p>
+    <w:bookmarkEnd w:id="12"/>
+    <w:bookmarkStart w:id="13" w:name="추론-최적화-전략"/>
     <w:p>
       <w:pPr>
         <w:pStyle w:val="Heading2"/>
       </w:pPr>
       <w:r>
-        <w:t xml:space="preserve">5. 배치 판단 규칙</w:t>
-      </w:r>
-    </w:p>
-    <w:tbl>
-      <w:tblPr>
-        <w:tblStyle w:val="Table"/>
-        <w:tblW w:type="auto" w:w="0"/>
-        <w:tblLook w:firstRow="1" w:lastRow="0" w:firstColumn="0" w:lastColumn="0" w:noHBand="0" w:noVBand="0" w:val="0020"/>
-      </w:tblPr>
-      <w:tblGrid>
-        <w:gridCol w:w="2640"/>
-        <w:gridCol w:w="2640"/>
-        <w:gridCol w:w="2640"/>
-      </w:tblGrid>
-      <w:tr>
-        <w:trPr>
-          <w:tblHeader w:val="on"/>
-        </w:trPr>
-        <w:tc>
-          <w:tcPr/>
-          <w:p>
-            <w:pPr>
-              <w:pStyle w:val="Compact"/>
-            </w:pPr>
-            <w:r>
-              <w:t xml:space="preserve">단계</w:t>
-            </w:r>
-          </w:p>
-        </w:tc>
-        <w:tc>
-          <w:tcPr/>
-          <w:p>
-            <w:pPr>
-              <w:pStyle w:val="Compact"/>
-            </w:pPr>
-            <w:r>
-              <w:t xml:space="preserve">판단 내용</w:t>
-            </w:r>
-          </w:p>
-        </w:tc>
-        <w:tc>
-          <w:tcPr/>
-          <w:p>
-            <w:pPr>
-              <w:pStyle w:val="Compact"/>
-            </w:pPr>
-            <w:r>
-              <w:t xml:space="preserve">결과</w:t>
-            </w:r>
-          </w:p>
-        </w:tc>
-      </w:tr>
-      <w:tr>
-        <w:tc>
-          <w:tcPr/>
-          <w:p>
-            <w:pPr>
-              <w:pStyle w:val="Compact"/>
-            </w:pPr>
-            <w:r>
-              <w:t xml:space="preserve">1</w:t>
-            </w:r>
-          </w:p>
-        </w:tc>
-        <w:tc>
-          <w:tcPr/>
-          <w:p>
-            <w:pPr>
-              <w:pStyle w:val="Compact"/>
-            </w:pPr>
-            <w:r>
-              <w:t xml:space="preserve">workload가 accelerator를 요구하는지 확인</w:t>
-            </w:r>
-          </w:p>
-        </w:tc>
-        <w:tc>
-          <w:tcPr/>
-          <w:p>
-            <w:pPr>
-              <w:pStyle w:val="Compact"/>
-            </w:pPr>
-            <w:r>
-              <w:t xml:space="preserve">CPU/GPU 후보 분리</w:t>
-            </w:r>
-          </w:p>
-        </w:tc>
-      </w:tr>
-      <w:tr>
-        <w:tc>
-          <w:tcPr/>
-          <w:p>
-            <w:pPr>
-              <w:pStyle w:val="Compact"/>
-            </w:pPr>
-            <w:r>
-              <w:t xml:space="preserve">2</w:t>
-            </w:r>
-          </w:p>
-        </w:tc>
-        <w:tc>
-          <w:tcPr/>
-          <w:p>
-            <w:pPr>
-              <w:pStyle w:val="Compact"/>
-            </w:pPr>
-            <w:r>
-              <w:t xml:space="preserve">resource가 model type을 지원하는지 확인</w:t>
-            </w:r>
-          </w:p>
-        </w:tc>
-        <w:tc>
-          <w:tcPr/>
-          <w:p>
-            <w:pPr>
-              <w:pStyle w:val="Compact"/>
-            </w:pPr>
-            <w:r>
-              <w:t xml:space="preserve">미지원 후보 제외</w:t>
-            </w:r>
-          </w:p>
-        </w:tc>
-      </w:tr>
-      <w:tr>
-        <w:tc>
-          <w:tcPr/>
-          <w:p>
-            <w:pPr>
-              <w:pStyle w:val="Compact"/>
-            </w:pPr>
-            <w:r>
-              <w:t xml:space="preserve">3</w:t>
-            </w:r>
-          </w:p>
-        </w:tc>
-        <w:tc>
-          <w:tcPr/>
-          <w:p>
-            <w:pPr>
-              <w:pStyle w:val="Compact"/>
-            </w:pPr>
-            <w:r>
-              <w:t xml:space="preserve">GPU workload의 VRAM 조건 확인</w:t>
-            </w:r>
-          </w:p>
-        </w:tc>
-        <w:tc>
-          <w:tcPr/>
-          <w:p>
-            <w:pPr>
-              <w:pStyle w:val="Compact"/>
-            </w:pPr>
-            <w:r>
-              <w:t xml:space="preserve">부족 후보 제외</w:t>
-            </w:r>
-          </w:p>
-        </w:tc>
-      </w:tr>
-      <w:tr>
-        <w:tc>
-          <w:tcPr/>
-          <w:p>
-            <w:pPr>
-              <w:pStyle w:val="Compact"/>
-            </w:pPr>
-            <w:r>
-              <w:t xml:space="preserve">4</w:t>
-            </w:r>
-          </w:p>
-        </w:tc>
-        <w:tc>
-          <w:tcPr/>
-          <w:p>
-            <w:pPr>
-              <w:pStyle w:val="Compact"/>
-            </w:pPr>
-            <w:r>
-              <w:t xml:space="preserve">latency SLO와 throughput 조건 확인</w:t>
-            </w:r>
-          </w:p>
-        </w:tc>
-        <w:tc>
-          <w:tcPr/>
-          <w:p>
-            <w:pPr>
-              <w:pStyle w:val="Compact"/>
-            </w:pPr>
-            <w:r>
-              <w:t xml:space="preserve">SLO 미달 후보 제외</w:t>
-            </w:r>
-          </w:p>
-        </w:tc>
-      </w:tr>
-      <w:tr>
-        <w:tc>
-          <w:tcPr/>
-          <w:p>
-            <w:pPr>
-              <w:pStyle w:val="Compact"/>
-            </w:pPr>
-            <w:r>
-              <w:t xml:space="preserve">5</w:t>
-            </w:r>
-          </w:p>
-        </w:tc>
-        <w:tc>
-          <w:tcPr/>
-          <w:p>
-            <w:pPr>
-              <w:pStyle w:val="Compact"/>
-            </w:pPr>
-            <w:r>
-              <w:t xml:space="preserve">cost와 capacity를 포함해 score 계산</w:t>
-            </w:r>
-          </w:p>
-        </w:tc>
-        <w:tc>
-          <w:tcPr/>
-          <w:p>
-            <w:pPr>
-              <w:pStyle w:val="Compact"/>
-            </w:pPr>
-            <w:r>
-              <w:t xml:space="preserve">eligible 후보 ranking</w:t>
-            </w:r>
-          </w:p>
-        </w:tc>
-      </w:tr>
-      <w:tr>
-        <w:tc>
-          <w:tcPr/>
-          <w:p>
-            <w:pPr>
-              <w:pStyle w:val="Compact"/>
-            </w:pPr>
-            <w:r>
-              <w:t xml:space="preserve">6</w:t>
-            </w:r>
-          </w:p>
-        </w:tc>
-        <w:tc>
-          <w:tcPr/>
-          <w:p>
-            <w:pPr>
-              <w:pStyle w:val="Compact"/>
-            </w:pPr>
-            <w:r>
-              <w:t xml:space="preserve">최고 score resource 선택</w:t>
-            </w:r>
-          </w:p>
-        </w:tc>
-        <w:tc>
-          <w:tcPr/>
-          <w:p>
-            <w:pPr>
-              <w:pStyle w:val="Compact"/>
-            </w:pPr>
-            <w:r>
-              <w:t xml:space="preserve">selected resource 산출</w:t>
-            </w:r>
-          </w:p>
-        </w:tc>
-      </w:tr>
-    </w:tbl>
-    <w:bookmarkEnd w:id="16"/>
-    <w:bookmarkStart w:id="17" w:name="resource-후보-예시"/>
-    <w:p>
-      <w:pPr>
-        <w:pStyle w:val="Heading2"/>
-      </w:pPr>
-      <w:r>
-        <w:t xml:space="preserve">6. Resource 후보 예시</w:t>
-      </w:r>
-    </w:p>
-    <w:tbl>
-      <w:tblPr>
-        <w:tblStyle w:val="Table"/>
-        <w:tblW w:type="auto" w:w="0"/>
-        <w:tblLook w:firstRow="1" w:lastRow="0" w:firstColumn="0" w:lastColumn="0" w:noHBand="0" w:noVBand="0" w:val="0020"/>
-      </w:tblPr>
-      <w:tblGrid>
-        <w:gridCol w:w="2640"/>
-        <w:gridCol w:w="2640"/>
-        <w:gridCol w:w="2640"/>
-      </w:tblGrid>
-      <w:tr>
-        <w:trPr>
-          <w:tblHeader w:val="on"/>
-        </w:trPr>
-        <w:tc>
-          <w:tcPr/>
-          <w:p>
-            <w:pPr>
-              <w:pStyle w:val="Compact"/>
-            </w:pPr>
-            <w:r>
-              <w:t xml:space="preserve">Resource</w:t>
-            </w:r>
-          </w:p>
-        </w:tc>
-        <w:tc>
-          <w:tcPr/>
-          <w:p>
-            <w:pPr>
-              <w:pStyle w:val="Compact"/>
-            </w:pPr>
-            <w:r>
-              <w:t xml:space="preserve">Accelerator</w:t>
-            </w:r>
-          </w:p>
-        </w:tc>
-        <w:tc>
-          <w:tcPr/>
-          <w:p>
-            <w:pPr>
-              <w:pStyle w:val="Compact"/>
-            </w:pPr>
-            <w:r>
-              <w:t xml:space="preserve">용도</w:t>
-            </w:r>
-          </w:p>
-        </w:tc>
-      </w:tr>
-      <w:tr>
-        <w:tc>
-          <w:tcPr/>
-          <w:p>
-            <w:pPr>
-              <w:pStyle w:val="Compact"/>
-            </w:pPr>
-            <w:r>
-              <w:rPr>
-                <w:rStyle w:val="VerbatimChar"/>
-              </w:rPr>
-              <w:t xml:space="preserve">cpu-vm-standard</w:t>
-            </w:r>
-          </w:p>
-        </w:tc>
-        <w:tc>
-          <w:tcPr/>
-          <w:p>
-            <w:pPr>
-              <w:pStyle w:val="Compact"/>
-            </w:pPr>
-            <w:r>
-              <w:t xml:space="preserve">CPU</w:t>
-            </w:r>
-          </w:p>
-        </w:tc>
-        <w:tc>
-          <w:tcPr/>
-          <w:p>
-            <w:pPr>
-              <w:pStyle w:val="Compact"/>
-            </w:pPr>
-            <w:r>
-              <w:t xml:space="preserve">경량 text classification</w:t>
-            </w:r>
-          </w:p>
-        </w:tc>
-      </w:tr>
-      <w:tr>
-        <w:tc>
-          <w:tcPr/>
-          <w:p>
-            <w:pPr>
-              <w:pStyle w:val="Compact"/>
-            </w:pPr>
-            <w:r>
-              <w:rPr>
-                <w:rStyle w:val="VerbatimChar"/>
-              </w:rPr>
-              <w:t xml:space="preserve">gpu-vm-l4</w:t>
-            </w:r>
-          </w:p>
-        </w:tc>
-        <w:tc>
-          <w:tcPr/>
-          <w:p>
-            <w:pPr>
-              <w:pStyle w:val="Compact"/>
-            </w:pPr>
-            <w:r>
-              <w:t xml:space="preserve">GPU</w:t>
-            </w:r>
-          </w:p>
-        </w:tc>
-        <w:tc>
-          <w:tcPr/>
-          <w:p>
-            <w:pPr>
-              <w:pStyle w:val="Compact"/>
-            </w:pPr>
-            <w:r>
-              <w:t xml:space="preserve">비용/성능 균형형 LLM inference</w:t>
-            </w:r>
-          </w:p>
-        </w:tc>
-      </w:tr>
-      <w:tr>
-        <w:tc>
-          <w:tcPr/>
-          <w:p>
-            <w:pPr>
-              <w:pStyle w:val="Compact"/>
-            </w:pPr>
-            <w:r>
-              <w:rPr>
-                <w:rStyle w:val="VerbatimChar"/>
-              </w:rPr>
-              <w:t xml:space="preserve">gpu-vm-a100</w:t>
-            </w:r>
-          </w:p>
-        </w:tc>
-        <w:tc>
-          <w:tcPr/>
-          <w:p>
-            <w:pPr>
-              <w:pStyle w:val="Compact"/>
-            </w:pPr>
-            <w:r>
-              <w:t xml:space="preserve">GPU</w:t>
-            </w:r>
-          </w:p>
-        </w:tc>
-        <w:tc>
-          <w:tcPr/>
-          <w:p>
-            <w:pPr>
-              <w:pStyle w:val="Compact"/>
-            </w:pPr>
-            <w:r>
-              <w:t xml:space="preserve">고성능 LLM 또는 vision inference</w:t>
-            </w:r>
-          </w:p>
-        </w:tc>
-      </w:tr>
-    </w:tbl>
-    <w:bookmarkEnd w:id="17"/>
-    <w:bookmarkStart w:id="18" w:name="scoring-기준"/>
-    <w:p>
-      <w:pPr>
-        <w:pStyle w:val="Heading2"/>
-      </w:pPr>
-      <w:r>
-        <w:t xml:space="preserve">7. Scoring 기준</w:t>
-      </w:r>
-    </w:p>
-    <w:p>
-      <w:pPr>
-        <w:pStyle w:val="SourceCode"/>
-      </w:pPr>
-      <w:r>
-        <w:rPr>
-          <w:rStyle w:val="VerbatimChar"/>
-        </w:rPr>
-        <w:t xml:space="preserve">score =</w:t>
-      </w:r>
-      <w:r>
-        <w:br/>
-      </w:r>
-      <w:r>
-        <w:rPr>
-          <w:rStyle w:val="VerbatimChar"/>
-        </w:rPr>
-        <w:t xml:space="preserve">  latency_weight * latency_score</w:t>
-      </w:r>
-      <w:r>
-        <w:br/>
-      </w:r>
-      <w:r>
-        <w:rPr>
-          <w:rStyle w:val="VerbatimChar"/>
-        </w:rPr>
-        <w:t xml:space="preserve">+ throughput_weight * throughput_score</w:t>
-      </w:r>
-      <w:r>
-        <w:br/>
-      </w:r>
-      <w:r>
-        <w:rPr>
-          <w:rStyle w:val="VerbatimChar"/>
-        </w:rPr>
-        <w:t xml:space="preserve">+ cost_weight * cost_score</w:t>
-      </w:r>
-      <w:r>
-        <w:br/>
-      </w:r>
-      <w:r>
-        <w:rPr>
-          <w:rStyle w:val="VerbatimChar"/>
-        </w:rPr>
-        <w:t xml:space="preserve">+ capacity_weight * capacity_score</w:t>
-      </w:r>
-    </w:p>
-    <w:tbl>
-      <w:tblPr>
-        <w:tblStyle w:val="Table"/>
-        <w:tblW w:type="auto" w:w="0"/>
-        <w:tblLook w:firstRow="1" w:lastRow="0" w:firstColumn="0" w:lastColumn="0" w:noHBand="0" w:noVBand="0" w:val="0020"/>
-      </w:tblPr>
-      <w:tblGrid>
-        <w:gridCol w:w="3960"/>
-        <w:gridCol w:w="3960"/>
-      </w:tblGrid>
-      <w:tr>
-        <w:trPr>
-          <w:tblHeader w:val="on"/>
-        </w:trPr>
-        <w:tc>
-          <w:tcPr/>
-          <w:p>
-            <w:pPr>
-              <w:pStyle w:val="Compact"/>
-            </w:pPr>
-            <w:r>
-              <w:t xml:space="preserve">요소</w:t>
-            </w:r>
-          </w:p>
-        </w:tc>
-        <w:tc>
-          <w:tcPr/>
-          <w:p>
-            <w:pPr>
-              <w:pStyle w:val="Compact"/>
-            </w:pPr>
-            <w:r>
-              <w:t xml:space="preserve">의미</w:t>
-            </w:r>
-          </w:p>
-        </w:tc>
-      </w:tr>
-      <w:tr>
-        <w:tc>
-          <w:tcPr/>
-          <w:p>
-            <w:pPr>
-              <w:pStyle w:val="Compact"/>
-            </w:pPr>
-            <w:r>
-              <w:t xml:space="preserve">latency</w:t>
-            </w:r>
-          </w:p>
-        </w:tc>
-        <w:tc>
-          <w:tcPr/>
-          <w:p>
-            <w:pPr>
-              <w:pStyle w:val="Compact"/>
-            </w:pPr>
-            <w:r>
-              <w:t xml:space="preserve">SLO를 만족할수록 높은 score</w:t>
-            </w:r>
-          </w:p>
-        </w:tc>
-      </w:tr>
-      <w:tr>
-        <w:tc>
-          <w:tcPr/>
-          <w:p>
-            <w:pPr>
-              <w:pStyle w:val="Compact"/>
-            </w:pPr>
-            <w:r>
-              <w:t xml:space="preserve">throughput</w:t>
-            </w:r>
-          </w:p>
-        </w:tc>
-        <w:tc>
-          <w:tcPr/>
-          <w:p>
-            <w:pPr>
-              <w:pStyle w:val="Compact"/>
-            </w:pPr>
-            <w:r>
-              <w:t xml:space="preserve">최소 처리량을 만족할수록 높은 score</w:t>
-            </w:r>
-          </w:p>
-        </w:tc>
-      </w:tr>
-      <w:tr>
-        <w:tc>
-          <w:tcPr/>
-          <w:p>
-            <w:pPr>
-              <w:pStyle w:val="Compact"/>
-            </w:pPr>
-            <w:r>
-              <w:t xml:space="preserve">cost</w:t>
-            </w:r>
-          </w:p>
-        </w:tc>
-        <w:tc>
-          <w:tcPr/>
-          <w:p>
-            <w:pPr>
-              <w:pStyle w:val="Compact"/>
-            </w:pPr>
-            <w:r>
-              <w:t xml:space="preserve">비용이 낮을수록 높은 score</w:t>
-            </w:r>
-          </w:p>
-        </w:tc>
-      </w:tr>
-      <w:tr>
-        <w:tc>
-          <w:tcPr/>
-          <w:p>
-            <w:pPr>
-              <w:pStyle w:val="Compact"/>
-            </w:pPr>
-            <w:r>
-              <w:t xml:space="preserve">capacity</w:t>
-            </w:r>
-          </w:p>
-        </w:tc>
-        <w:tc>
-          <w:tcPr/>
-          <w:p>
-            <w:pPr>
-              <w:pStyle w:val="Compact"/>
-            </w:pPr>
-            <w:r>
-              <w:t xml:space="preserve">사용 가능한 replica 여유가 클수록 높은 score</w:t>
-            </w:r>
-          </w:p>
-        </w:tc>
-      </w:tr>
-    </w:tbl>
-    <w:bookmarkEnd w:id="18"/>
-    <w:bookmarkStart w:id="19" w:name="배포제어-계획-출력"/>
-    <w:p>
-      <w:pPr>
-        <w:pStyle w:val="Heading2"/>
-      </w:pPr>
-      <w:r>
-        <w:t xml:space="preserve">8. 배포·제어 계획 출력</w:t>
+        <w:t xml:space="preserve">5. 추론 최적화 전략</w:t>
       </w:r>
     </w:p>
     <w:tbl>
@@ -1178,18 +489,18 @@
               <w:pStyle w:val="Compact"/>
             </w:pPr>
             <w:r>
-              <w:t xml:space="preserve">출력 항목</w:t>
-            </w:r>
-          </w:p>
-        </w:tc>
-        <w:tc>
-          <w:tcPr/>
-          <w:p>
-            <w:pPr>
-              <w:pStyle w:val="Compact"/>
-            </w:pPr>
-            <w:r>
-              <w:t xml:space="preserve">설명</w:t>
+              <w:t xml:space="preserve">판단 항목</w:t>
+            </w:r>
+          </w:p>
+        </w:tc>
+        <w:tc>
+          <w:tcPr/>
+          <w:p>
+            <w:pPr>
+              <w:pStyle w:val="Compact"/>
+            </w:pPr>
+            <w:r>
+              <w:t xml:space="preserve">전략</w:t>
             </w:r>
           </w:p>
         </w:tc>
@@ -1201,22 +512,58 @@
             <w:pPr>
               <w:pStyle w:val="Compact"/>
             </w:pPr>
+            <w:r>
+              <w:t xml:space="preserve">CPU</w:t>
+            </w:r>
+          </w:p>
+        </w:tc>
+        <w:tc>
+          <w:tcPr/>
+          <w:p>
+            <w:pPr>
+              <w:pStyle w:val="Compact"/>
+            </w:pPr>
+            <w:r>
+              <w:t xml:space="preserve">앱 실행과 전처리에 필요한 최소 core를 정수 문자열로 생성</w:t>
+            </w:r>
+          </w:p>
+        </w:tc>
+      </w:tr>
+      <w:tr>
+        <w:tc>
+          <w:tcPr/>
+          <w:p>
+            <w:pPr>
+              <w:pStyle w:val="Compact"/>
+            </w:pPr>
+            <w:r>
+              <w:t xml:space="preserve">Memory</w:t>
+            </w:r>
+          </w:p>
+        </w:tc>
+        <w:tc>
+          <w:tcPr/>
+          <w:p>
+            <w:pPr>
+              <w:pStyle w:val="Compact"/>
+            </w:pPr>
+            <w:r>
+              <w:t xml:space="preserve">모델 적재와 런타임 여유를 반영한</w:t>
+            </w:r>
+            <w:r>
+              <w:t xml:space="preserve"> </w:t>
+            </w:r>
             <w:r>
               <w:rPr>
                 <w:rStyle w:val="VerbatimChar"/>
               </w:rPr>
-              <w:t xml:space="preserve">selected_resource</w:t>
-            </w:r>
-          </w:p>
-        </w:tc>
-        <w:tc>
-          <w:tcPr/>
-          <w:p>
-            <w:pPr>
-              <w:pStyle w:val="Compact"/>
-            </w:pPr>
-            <w:r>
-              <w:t xml:space="preserve">선택된 CPU/GPU VM profile</w:t>
+              <w:t xml:space="preserve">Mi/Gi/Ti</w:t>
+            </w:r>
+            <w:r>
+              <w:t xml:space="preserve"> </w:t>
+            </w:r>
+            <w:r>
+              <w:t xml:space="preserve">단위 생성</w:t>
             </w:r>
           </w:p>
         </w:tc>
@@ -1228,22 +575,31 @@
             <w:pPr>
               <w:pStyle w:val="Compact"/>
             </w:pPr>
+            <w:r>
+              <w:t xml:space="preserve">GPU</w:t>
+            </w:r>
+          </w:p>
+        </w:tc>
+        <w:tc>
+          <w:tcPr/>
+          <w:p>
+            <w:pPr>
+              <w:pStyle w:val="Compact"/>
+            </w:pPr>
+            <w:r>
+              <w:t xml:space="preserve">GPU 필요 여부와 개수를 결정하고</w:t>
+            </w:r>
+            <w:r>
+              <w:t xml:space="preserve"> </w:t>
+            </w:r>
             <w:r>
               <w:rPr>
                 <w:rStyle w:val="VerbatimChar"/>
               </w:rPr>
-              <w:t xml:space="preserve">deployment_plan.vm_deployment.service</w:t>
-            </w:r>
-          </w:p>
-        </w:tc>
-        <w:tc>
-          <w:tcPr/>
-          <w:p>
-            <w:pPr>
-              <w:pStyle w:val="Compact"/>
-            </w:pPr>
-            <w:r>
-              <w:t xml:space="preserve">AI 응용 서비스 이름</w:t>
+              <w:t xml:space="preserve">accelerator=nvidia</w:t>
+            </w:r>
+            <w:r>
+              <w:t xml:space="preserve">와 일관성 검사</w:t>
             </w:r>
           </w:p>
         </w:tc>
@@ -1256,21 +612,18 @@
               <w:pStyle w:val="Compact"/>
             </w:pPr>
             <w:r>
-              <w:rPr>
-                <w:rStyle w:val="VerbatimChar"/>
-              </w:rPr>
-              <w:t xml:space="preserve">deployment_plan.vm_deployment.instances</w:t>
-            </w:r>
-          </w:p>
-        </w:tc>
-        <w:tc>
-          <w:tcPr/>
-          <w:p>
-            <w:pPr>
-              <w:pStyle w:val="Compact"/>
-            </w:pPr>
-            <w:r>
-              <w:t xml:space="preserve">필요한 VM 실행 instance 수</w:t>
+              <w:t xml:space="preserve">Storage</w:t>
+            </w:r>
+          </w:p>
+        </w:tc>
+        <w:tc>
+          <w:tcPr/>
+          <w:p>
+            <w:pPr>
+              <w:pStyle w:val="Compact"/>
+            </w:pPr>
+            <w:r>
+              <w:t xml:space="preserve">artifact, 모델, 로그를 고려한 최소 저장공간 요구 생성</w:t>
             </w:r>
           </w:p>
         </w:tc>
@@ -1283,88 +636,170 @@
               <w:pStyle w:val="Compact"/>
             </w:pPr>
             <w:r>
-              <w:rPr>
-                <w:rStyle w:val="VerbatimChar"/>
-              </w:rPr>
-              <w:t xml:space="preserve">deployment_plan.vm_deployment.placement_constraints</w:t>
-            </w:r>
-          </w:p>
-        </w:tc>
-        <w:tc>
-          <w:tcPr/>
-          <w:p>
-            <w:pPr>
-              <w:pStyle w:val="Compact"/>
-            </w:pPr>
-            <w:r>
-              <w:t xml:space="preserve">CPU/GPU VM 배치 조건</w:t>
-            </w:r>
-          </w:p>
-        </w:tc>
-      </w:tr>
-      <w:tr>
-        <w:tc>
-          <w:tcPr/>
-          <w:p>
-            <w:pPr>
-              <w:pStyle w:val="Compact"/>
-            </w:pPr>
-            <w:r>
-              <w:rPr>
-                <w:rStyle w:val="VerbatimChar"/>
-              </w:rPr>
-              <w:t xml:space="preserve">deployment_plan.vm_deployment.resources</w:t>
-            </w:r>
-          </w:p>
-        </w:tc>
-        <w:tc>
-          <w:tcPr/>
-          <w:p>
-            <w:pPr>
-              <w:pStyle w:val="Compact"/>
-            </w:pPr>
-            <w:r>
-              <w:t xml:space="preserve">CPU, memory, accelerator, VRAM 요구량</w:t>
-            </w:r>
-          </w:p>
-        </w:tc>
-      </w:tr>
-      <w:tr>
-        <w:tc>
-          <w:tcPr/>
-          <w:p>
-            <w:pPr>
-              <w:pStyle w:val="Compact"/>
-            </w:pPr>
-            <w:r>
-              <w:rPr>
-                <w:rStyle w:val="VerbatimChar"/>
-              </w:rPr>
-              <w:t xml:space="preserve">deployment_plan.control_actions</w:t>
-            </w:r>
-          </w:p>
-        </w:tc>
-        <w:tc>
-          <w:tcPr/>
-          <w:p>
-            <w:pPr>
-              <w:pStyle w:val="Compact"/>
-            </w:pPr>
-            <w:r>
-              <w:t xml:space="preserve">deploy, scale, monitor, rollback action</w:t>
+              <w:t xml:space="preserve">Target</w:t>
+            </w:r>
+          </w:p>
+        </w:tc>
+        <w:tc>
+          <w:tcPr/>
+          <w:p>
+            <w:pPr>
+              <w:pStyle w:val="Compact"/>
+            </w:pPr>
+            <w:r>
+              <w:t xml:space="preserve">플래너는 요구 envelope만 제공하고 AppDeploy가 실제 준비 상태와 비교</w:t>
             </w:r>
           </w:p>
         </w:tc>
       </w:tr>
     </w:tbl>
-    <w:bookmarkEnd w:id="19"/>
-    <w:bookmarkStart w:id="20" w:name="검증-방법"/>
+    <w:p>
+      <w:pPr>
+        <w:pStyle w:val="BodyText"/>
+      </w:pPr>
+      <w:r>
+        <w:t xml:space="preserve">LLM의 출력은 최종 사실이 아니라 후보 계획입니다. Go Guard를 통과한 요구 envelope만 AppDeploy로 전달됩니다.</w:t>
+      </w:r>
+    </w:p>
+    <w:bookmarkEnd w:id="13"/>
+    <w:bookmarkStart w:id="14" w:name="go-guard-정책"/>
     <w:p>
       <w:pPr>
         <w:pStyle w:val="Heading2"/>
       </w:pPr>
       <w:r>
-        <w:t xml:space="preserve">9. 검증 방법</w:t>
+        <w:t xml:space="preserve">6. Go Guard 정책</w:t>
+      </w:r>
+    </w:p>
+    <w:p>
+      <w:pPr>
+        <w:pStyle w:val="Compact"/>
+        <w:numPr>
+          <w:ilvl w:val="0"/>
+          <w:numId w:val="1001"/>
+        </w:numPr>
+      </w:pPr>
+      <w:r>
+        <w:rPr>
+          <w:rStyle w:val="VerbatimChar"/>
+        </w:rPr>
+        <w:t xml:space="preserve">schema_version</w:t>
+      </w:r>
+      <w:r>
+        <w:t xml:space="preserve">과</w:t>
+      </w:r>
+      <w:r>
+        <w:t xml:space="preserve"> </w:t>
+      </w:r>
+      <w:r>
+        <w:rPr>
+          <w:rStyle w:val="VerbatimChar"/>
+        </w:rPr>
+        <w:t xml:space="preserve">kind</w:t>
+      </w:r>
+      <w:r>
+        <w:t xml:space="preserve"> </w:t>
+      </w:r>
+      <w:r>
+        <w:t xml:space="preserve">고정</w:t>
+      </w:r>
+    </w:p>
+    <w:p>
+      <w:pPr>
+        <w:pStyle w:val="Compact"/>
+        <w:numPr>
+          <w:ilvl w:val="0"/>
+          <w:numId w:val="1001"/>
+        </w:numPr>
+      </w:pPr>
+      <w:r>
+        <w:t xml:space="preserve">요청의</w:t>
+      </w:r>
+      <w:r>
+        <w:t xml:space="preserve"> </w:t>
+      </w:r>
+      <w:r>
+        <w:rPr>
+          <w:rStyle w:val="VerbatimChar"/>
+        </w:rPr>
+        <w:t xml:space="preserve">app_version_id</w:t>
+      </w:r>
+      <w:r>
+        <w:t xml:space="preserve">와 선택적 Target hint 변조 방지</w:t>
+      </w:r>
+    </w:p>
+    <w:p>
+      <w:pPr>
+        <w:pStyle w:val="Compact"/>
+        <w:numPr>
+          <w:ilvl w:val="0"/>
+          <w:numId w:val="1001"/>
+        </w:numPr>
+      </w:pPr>
+      <w:r>
+        <w:t xml:space="preserve">CPU/GPU 정수와 memory/storage 단위 검증</w:t>
+      </w:r>
+    </w:p>
+    <w:p>
+      <w:pPr>
+        <w:pStyle w:val="Compact"/>
+        <w:numPr>
+          <w:ilvl w:val="0"/>
+          <w:numId w:val="1001"/>
+        </w:numPr>
+      </w:pPr>
+      <w:r>
+        <w:t xml:space="preserve">accelerator와 GPU 개수 조합 검증</w:t>
+      </w:r>
+    </w:p>
+    <w:p>
+      <w:pPr>
+        <w:pStyle w:val="Compact"/>
+        <w:numPr>
+          <w:ilvl w:val="0"/>
+          <w:numId w:val="1001"/>
+        </w:numPr>
+      </w:pPr>
+      <w:r>
+        <w:t xml:space="preserve">알 수 없는 필드와 복수 JSON 객체 거부</w:t>
+      </w:r>
+    </w:p>
+    <w:p>
+      <w:pPr>
+        <w:pStyle w:val="Compact"/>
+        <w:numPr>
+          <w:ilvl w:val="0"/>
+          <w:numId w:val="1001"/>
+        </w:numPr>
+      </w:pPr>
+      <w:r>
+        <w:t xml:space="preserve">password, token, credential, private key, API key 유사 파라미터 거부</w:t>
+      </w:r>
+    </w:p>
+    <w:p>
+      <w:pPr>
+        <w:pStyle w:val="FirstParagraph"/>
+      </w:pPr>
+      <w:r>
+        <w:t xml:space="preserve">검증 실패 시 AppDeploy API를 호출하지 않습니다. LLM 오류를 규칙 기반 성공 결과로 대체하지 않습니다.</w:t>
+      </w:r>
+    </w:p>
+    <w:bookmarkEnd w:id="14"/>
+    <w:bookmarkStart w:id="15" w:name="상태-확인과-재시도"/>
+    <w:p>
+      <w:pPr>
+        <w:pStyle w:val="Heading2"/>
+      </w:pPr>
+      <w:r>
+        <w:t xml:space="preserve">7. 상태 확인과 재시도</w:t>
+      </w:r>
+    </w:p>
+    <w:p>
+      <w:pPr>
+        <w:pStyle w:val="FirstParagraph"/>
+      </w:pPr>
+      <w:r>
+        <w:t xml:space="preserve">AppDeploy 상태는 다음 순서로 조회합니다.</w:t>
       </w:r>
     </w:p>
     <w:p>
@@ -1375,64 +810,7 @@
         <w:rPr>
           <w:rStyle w:val="VerbatimChar"/>
         </w:rPr>
-        <w:t xml:space="preserve">cd go/service-control-api</w:t>
-      </w:r>
-      <w:r>
-        <w:br/>
-      </w:r>
-      <w:r>
-        <w:rPr>
-          <w:rStyle w:val="VerbatimChar"/>
-        </w:rPr>
-        <w:t xml:space="preserve">go run ./cmd/aiops-service-control recommend-inference-placement \</w:t>
-      </w:r>
-      <w:r>
-        <w:br/>
-      </w:r>
-      <w:r>
-        <w:rPr>
-          <w:rStyle w:val="VerbatimChar"/>
-        </w:rPr>
-        <w:t xml:space="preserve">  --config ../../config/inference_optimization.json \</w:t>
-      </w:r>
-      <w:r>
-        <w:br/>
-      </w:r>
-      <w:r>
-        <w:rPr>
-          <w:rStyle w:val="VerbatimChar"/>
-        </w:rPr>
-        <w:t xml:space="preserve">  --workload llm-chat-inference</w:t>
-      </w:r>
-      <w:r>
-        <w:br/>
-      </w:r>
-      <w:r>
-        <w:br/>
-      </w:r>
-      <w:r>
-        <w:rPr>
-          <w:rStyle w:val="VerbatimChar"/>
-        </w:rPr>
-        <w:t xml:space="preserve">go run ./cmd/aiops-service-control plan-inference-deployment \</w:t>
-      </w:r>
-      <w:r>
-        <w:br/>
-      </w:r>
-      <w:r>
-        <w:rPr>
-          <w:rStyle w:val="VerbatimChar"/>
-        </w:rPr>
-        <w:t xml:space="preserve">  --config ../../config/inference_optimization.json \</w:t>
-      </w:r>
-      <w:r>
-        <w:br/>
-      </w:r>
-      <w:r>
-        <w:rPr>
-          <w:rStyle w:val="VerbatimChar"/>
-        </w:rPr>
-        <w:t xml:space="preserve">  --workload llm-chat-inference</w:t>
+        <w:t xml:space="preserve">REQUESTED -&gt; VALIDATING -&gt; VALIDATED -&gt; SCHEDULING -&gt; DEPLOYING -&gt; RUNNING</w:t>
       </w:r>
     </w:p>
     <w:p>
@@ -1440,28 +818,92 @@
         <w:pStyle w:val="FirstParagraph"/>
       </w:pPr>
       <w:r>
-        <w:t xml:space="preserve">기대 신호:</w:t>
-      </w:r>
-    </w:p>
-    <w:p>
-      <w:pPr>
-        <w:pStyle w:val="SourceCode"/>
-      </w:pPr>
-      <w:r>
-        <w:rPr>
-          <w:rStyle w:val="VerbatimChar"/>
-        </w:rPr>
-        <w:t xml:space="preserve">selected_resource = gpu-vm-l4</w:t>
-      </w:r>
-    </w:p>
-    <w:bookmarkEnd w:id="20"/>
-    <w:bookmarkStart w:id="21" w:name="설계-경계"/>
+        <w:t xml:space="preserve">실패 상태는</w:t>
+      </w:r>
+      <w:r>
+        <w:t xml:space="preserve"> </w:t>
+      </w:r>
+      <w:r>
+        <w:rPr>
+          <w:rStyle w:val="VerbatimChar"/>
+        </w:rPr>
+        <w:t xml:space="preserve">VALIDATION_FAILED</w:t>
+      </w:r>
+      <w:r>
+        <w:t xml:space="preserve">,</w:t>
+      </w:r>
+      <w:r>
+        <w:t xml:space="preserve"> </w:t>
+      </w:r>
+      <w:r>
+        <w:rPr>
+          <w:rStyle w:val="VerbatimChar"/>
+        </w:rPr>
+        <w:t xml:space="preserve">SCHEDULING_FAILED</w:t>
+      </w:r>
+      <w:r>
+        <w:t xml:space="preserve">,</w:t>
+      </w:r>
+      <w:r>
+        <w:t xml:space="preserve"> </w:t>
+      </w:r>
+      <w:r>
+        <w:rPr>
+          <w:rStyle w:val="VerbatimChar"/>
+        </w:rPr>
+        <w:t xml:space="preserve">DEPLOYMENT_FAILED</w:t>
+      </w:r>
+      <w:r>
+        <w:t xml:space="preserve">,</w:t>
+      </w:r>
+      <w:r>
+        <w:t xml:space="preserve"> </w:t>
+      </w:r>
+      <w:r>
+        <w:rPr>
+          <w:rStyle w:val="VerbatimChar"/>
+        </w:rPr>
+        <w:t xml:space="preserve">RUNTIME_FAILED</w:t>
+      </w:r>
+      <w:r>
+        <w:t xml:space="preserve">,</w:t>
+      </w:r>
+      <w:r>
+        <w:t xml:space="preserve"> </w:t>
+      </w:r>
+      <w:r>
+        <w:rPr>
+          <w:rStyle w:val="VerbatimChar"/>
+        </w:rPr>
+        <w:t xml:space="preserve">EXTERNAL_API_FAILED</w:t>
+      </w:r>
+      <w:r>
+        <w:t xml:space="preserve"> </w:t>
+      </w:r>
+      <w:r>
+        <w:t xml:space="preserve">등으로 보존합니다.</w:t>
+      </w:r>
+      <w:r>
+        <w:t xml:space="preserve"> </w:t>
+      </w:r>
+      <w:r>
+        <w:rPr>
+          <w:rStyle w:val="VerbatimChar"/>
+        </w:rPr>
+        <w:t xml:space="preserve">retryable=true</w:t>
+      </w:r>
+      <w:r>
+        <w:t xml:space="preserve">가 명시된 오류만 재시도 가능으로 판단하고, 배포 생성 POST는 자동 반복하지 않습니다.</w:t>
+      </w:r>
+    </w:p>
+    <w:bookmarkEnd w:id="15"/>
+    <w:bookmarkStart w:id="16" w:name="구현-위치"/>
     <w:p>
       <w:pPr>
         <w:pStyle w:val="Heading2"/>
       </w:pPr>
       <w:r>
-        <w:t xml:space="preserve">10. 설계 경계</w:t>
+        <w:t xml:space="preserve">8. 구현 위치</w:t>
       </w:r>
     </w:p>
     <w:tbl>
@@ -1486,18 +928,18 @@
               <w:pStyle w:val="Compact"/>
             </w:pPr>
             <w:r>
-              <w:t xml:space="preserve">경계</w:t>
-            </w:r>
-          </w:p>
-        </w:tc>
-        <w:tc>
-          <w:tcPr/>
-          <w:p>
-            <w:pPr>
-              <w:pStyle w:val="Compact"/>
-            </w:pPr>
-            <w:r>
-              <w:t xml:space="preserve">설명</w:t>
+              <w:t xml:space="preserve">기능</w:t>
+            </w:r>
+          </w:p>
+        </w:tc>
+        <w:tc>
+          <w:tcPr/>
+          <w:p>
+            <w:pPr>
+              <w:pStyle w:val="Compact"/>
+            </w:pPr>
+            <w:r>
+              <w:t xml:space="preserve">경로</w:t>
             </w:r>
           </w:p>
         </w:tc>
@@ -1510,18 +952,21 @@
               <w:pStyle w:val="Compact"/>
             </w:pPr>
             <w:r>
-              <w:t xml:space="preserve">VM 생성 경계</w:t>
-            </w:r>
-          </w:p>
-        </w:tc>
-        <w:tc>
-          <w:tcPr/>
-          <w:p>
-            <w:pPr>
-              <w:pStyle w:val="Compact"/>
-            </w:pPr>
-            <w:r>
-              <w:t xml:space="preserve">실제 AWS GPU VM을 생성하지 않는다.</w:t>
+              <w:t xml:space="preserve">Manifest 모델·Go Guard</w:t>
+            </w:r>
+          </w:p>
+        </w:tc>
+        <w:tc>
+          <w:tcPr/>
+          <w:p>
+            <w:pPr>
+              <w:pStyle w:val="Compact"/>
+            </w:pPr>
+            <w:r>
+              <w:rPr>
+                <w:rStyle w:val="VerbatimChar"/>
+              </w:rPr>
+              <w:t xml:space="preserve">go/service-control-api/internal/appdeploy/</w:t>
             </w:r>
           </w:p>
         </w:tc>
@@ -1534,18 +979,21 @@
               <w:pStyle w:val="Compact"/>
             </w:pPr>
             <w:r>
-              <w:t xml:space="preserve">CB-Tumblebug 경계</w:t>
-            </w:r>
-          </w:p>
-        </w:tc>
-        <w:tc>
-          <w:tcPr/>
-          <w:p>
-            <w:pPr>
-              <w:pStyle w:val="Compact"/>
-            </w:pPr>
-            <w:r>
-              <w:t xml:space="preserve">CB-Tumblebug은 향후 연동 대상이며 대체 대상이 아니다.</w:t>
+              <w:t xml:space="preserve">LLM 생성·polling orchestration</w:t>
+            </w:r>
+          </w:p>
+        </w:tc>
+        <w:tc>
+          <w:tcPr/>
+          <w:p>
+            <w:pPr>
+              <w:pStyle w:val="Compact"/>
+            </w:pPr>
+            <w:r>
+              <w:rPr>
+                <w:rStyle w:val="VerbatimChar"/>
+              </w:rPr>
+              <w:t xml:space="preserve">go/service-control-api/internal/deploymentplanner/</w:t>
             </w:r>
           </w:p>
         </w:tc>
@@ -1558,29 +1006,271 @@
               <w:pStyle w:val="Compact"/>
             </w:pPr>
             <w:r>
-              <w:t xml:space="preserve">검증 경계</w:t>
-            </w:r>
-          </w:p>
-        </w:tc>
-        <w:tc>
-          <w:tcPr/>
-          <w:p>
-            <w:pPr>
-              <w:pStyle w:val="Compact"/>
-            </w:pPr>
-            <w:r>
-              <w:t xml:space="preserve">기본 검증은 VM 배포 사양과 bounded action의 사전검증이며 실제 인프라 변경을 수행하지 않는다.</w:t>
+              <w:t xml:space="preserve">Echo API</w:t>
+            </w:r>
+          </w:p>
+        </w:tc>
+        <w:tc>
+          <w:tcPr/>
+          <w:p>
+            <w:pPr>
+              <w:pStyle w:val="Compact"/>
+            </w:pPr>
+            <w:r>
+              <w:rPr>
+                <w:rStyle w:val="VerbatimChar"/>
+              </w:rPr>
+              <w:t xml:space="preserve">POST /api/v1/planner/deployments</w:t>
+            </w:r>
+          </w:p>
+        </w:tc>
+      </w:tr>
+      <w:tr>
+        <w:tc>
+          <w:tcPr/>
+          <w:p>
+            <w:pPr>
+              <w:pStyle w:val="Compact"/>
+            </w:pPr>
+            <w:r>
+              <w:t xml:space="preserve">CLI</w:t>
+            </w:r>
+          </w:p>
+        </w:tc>
+        <w:tc>
+          <w:tcPr/>
+          <w:p>
+            <w:pPr>
+              <w:pStyle w:val="Compact"/>
+            </w:pPr>
+            <w:r>
+              <w:rPr>
+                <w:rStyle w:val="VerbatimChar"/>
+              </w:rPr>
+              <w:t xml:space="preserve">run-appdeploy-planner</w:t>
+            </w:r>
+          </w:p>
+        </w:tc>
+      </w:tr>
+      <w:tr>
+        <w:tc>
+          <w:tcPr/>
+          <w:p>
+            <w:pPr>
+              <w:pStyle w:val="Compact"/>
+            </w:pPr>
+            <w:r>
+              <w:t xml:space="preserve">계약 snapshot</w:t>
+            </w:r>
+          </w:p>
+        </w:tc>
+        <w:tc>
+          <w:tcPr/>
+          <w:p>
+            <w:pPr>
+              <w:pStyle w:val="Compact"/>
+            </w:pPr>
+            <w:r>
+              <w:rPr>
+                <w:rStyle w:val="VerbatimChar"/>
+              </w:rPr>
+              <w:t xml:space="preserve">contracts/appdeploy/deployment_manifest.schema.json</w:t>
+            </w:r>
+          </w:p>
+        </w:tc>
+      </w:tr>
+      <w:tr>
+        <w:tc>
+          <w:tcPr/>
+          <w:p>
+            <w:pPr>
+              <w:pStyle w:val="Compact"/>
+            </w:pPr>
+            <w:r>
+              <w:t xml:space="preserve">요청·응답 예시</w:t>
+            </w:r>
+          </w:p>
+        </w:tc>
+        <w:tc>
+          <w:tcPr/>
+          <w:p>
+            <w:pPr>
+              <w:pStyle w:val="Compact"/>
+            </w:pPr>
+            <w:r>
+              <w:rPr>
+                <w:rStyle w:val="VerbatimChar"/>
+              </w:rPr>
+              <w:t xml:space="preserve">examples/requests/run-appdeploy-planner.json</w:t>
+            </w:r>
+            <w:r>
+              <w:t xml:space="preserve">,</w:t>
+            </w:r>
+            <w:r>
+              <w:t xml:space="preserve"> </w:t>
+            </w:r>
+            <w:r>
+              <w:rPr>
+                <w:rStyle w:val="VerbatimChar"/>
+              </w:rPr>
+              <w:t xml:space="preserve">examples/responses/run-appdeploy-planner-success.json</w:t>
             </w:r>
           </w:p>
         </w:tc>
       </w:tr>
     </w:tbl>
-    <w:bookmarkEnd w:id="21"/>
-    <w:bookmarkEnd w:id="22"/>
+    <w:bookmarkEnd w:id="16"/>
+    <w:bookmarkStart w:id="17" w:name="실행-예시"/>
+    <w:p>
+      <w:pPr>
+        <w:pStyle w:val="Heading2"/>
+      </w:pPr>
+      <w:r>
+        <w:t xml:space="preserve">9. 실행 예시</w:t>
+      </w:r>
+    </w:p>
+    <w:p>
+      <w:pPr>
+        <w:pStyle w:val="SourceCode"/>
+      </w:pPr>
+      <w:r>
+        <w:rPr>
+          <w:rStyle w:val="VerbatimChar"/>
+        </w:rPr>
+        <w:t xml:space="preserve">cd go/service-control-api</w:t>
+      </w:r>
+      <w:r>
+        <w:br/>
+      </w:r>
+      <w:r>
+        <w:br/>
+      </w:r>
+      <w:r>
+        <w:rPr>
+          <w:rStyle w:val="VerbatimChar"/>
+        </w:rPr>
+        <w:t xml:space="preserve">go run ./cmd/aiops-service-control run-appdeploy-planner \</w:t>
+      </w:r>
+      <w:r>
+        <w:br/>
+      </w:r>
+      <w:r>
+        <w:rPr>
+          <w:rStyle w:val="VerbatimChar"/>
+        </w:rPr>
+        <w:t xml:space="preserve">  --request "GPU 1개와 메모리 16Gi가 필요한 추론 앱을 배포해 주세요." \</w:t>
+      </w:r>
+      <w:r>
+        <w:br/>
+      </w:r>
+      <w:r>
+        <w:rPr>
+          <w:rStyle w:val="VerbatimChar"/>
+        </w:rPr>
+        <w:t xml:space="preserve">  --app-version-id appver-llm-inference-v1 \</w:t>
+      </w:r>
+      <w:r>
+        <w:br/>
+      </w:r>
+      <w:r>
+        <w:rPr>
+          <w:rStyle w:val="VerbatimChar"/>
+        </w:rPr>
+        <w:t xml:space="preserve">  --candidate-id local-ollama-ops-llm \</w:t>
+      </w:r>
+      <w:r>
+        <w:br/>
+      </w:r>
+      <w:r>
+        <w:rPr>
+          <w:rStyle w:val="VerbatimChar"/>
+        </w:rPr>
+        <w:t xml:space="preserve">  --candidates ../../config/ops_llm_eval_candidates.local_ollama.json \</w:t>
+      </w:r>
+      <w:r>
+        <w:br/>
+      </w:r>
+      <w:r>
+        <w:rPr>
+          <w:rStyle w:val="VerbatimChar"/>
+        </w:rPr>
+        <w:t xml:space="preserve">  --appdeploy-base-url http://127.0.0.1:8081/api/v1</w:t>
+      </w:r>
+    </w:p>
+    <w:p>
+      <w:pPr>
+        <w:pStyle w:val="FirstParagraph"/>
+      </w:pPr>
+      <w:r>
+        <w:t xml:space="preserve">실제 성공 결과를 얻으려면 LLM endpoint와 AppDeploy 서버가 모두 실행 중이고 App Version 및 Target Profile이 AppDeploy에 등록되어 있어야 합니다.</w:t>
+      </w:r>
+    </w:p>
+    <w:bookmarkEnd w:id="17"/>
+    <w:bookmarkStart w:id="18" w:name="범위와-한계"/>
+    <w:p>
+      <w:pPr>
+        <w:pStyle w:val="Heading2"/>
+      </w:pPr>
+      <w:r>
+        <w:t xml:space="preserve">10. 범위와 한계</w:t>
+      </w:r>
+    </w:p>
+    <w:p>
+      <w:pPr>
+        <w:pStyle w:val="Compact"/>
+        <w:numPr>
+          <w:ilvl w:val="0"/>
+          <w:numId w:val="1002"/>
+        </w:numPr>
+      </w:pPr>
+      <w:r>
+        <w:t xml:space="preserve">현재 구현은 Go 기반 연구 prototype입니다.</w:t>
+      </w:r>
+    </w:p>
+    <w:p>
+      <w:pPr>
+        <w:pStyle w:val="Compact"/>
+        <w:numPr>
+          <w:ilvl w:val="0"/>
+          <w:numId w:val="1002"/>
+        </w:numPr>
+      </w:pPr>
+      <w:r>
+        <w:t xml:space="preserve">AppDeploy가 선택한 Target과 배포 상태를 반환하며 플래너가 가상 VM 후보를 만들지 않습니다.</w:t>
+      </w:r>
+    </w:p>
+    <w:p>
+      <w:pPr>
+        <w:pStyle w:val="Compact"/>
+        <w:numPr>
+          <w:ilvl w:val="0"/>
+          <w:numId w:val="1002"/>
+        </w:numPr>
+      </w:pPr>
+      <w:r>
+        <w:t xml:space="preserve">실제 운영 인증, TLS, 영속 메시지 큐와 자동 재배포 정책은 후속 통합 항목입니다.</w:t>
+      </w:r>
+    </w:p>
+    <w:p>
+      <w:pPr>
+        <w:pStyle w:val="Compact"/>
+        <w:numPr>
+          <w:ilvl w:val="0"/>
+          <w:numId w:val="1002"/>
+        </w:numPr>
+      </w:pPr>
+      <w:r>
+        <w:t xml:space="preserve">1차년도 범위는 VM 기반이며 Kubernetes 배포를 산출물로 주장하지 않습니다.</w:t>
+      </w:r>
+    </w:p>
+    <w:bookmarkEnd w:id="18"/>
+    <w:bookmarkEnd w:id="19"/>
     <w:sectPr>
       <w:footnotePr>
         <w:numRestart w:val="eachSect"/>
       </w:footnotePr>
+      <w:pgSz w:w="11906" w:h="16838"/>
+      <w:pgMar w:top="1134" w:bottom="1134" w:left="1134" w:right="1134"/>
     </w:sectPr>
   </w:body>
 </w:document>
@@ -1687,8 +1377,229 @@
       </w:pPr>
     </w:lvl>
   </w:abstractNum>
+  <w:abstractNum w:abstractNumId="99411">
+    <w:nsid w:val="00A99411"/>
+    <w:multiLevelType w:val="multilevel"/>
+    <w:lvl w:ilvl="0">
+      <w:start w:val="1"/>
+      <w:numFmt w:val="decimal"/>
+      <w:lvlText w:val="%1."/>
+      <w:lvlJc w:val="left"/>
+      <w:pPr>
+        <w:ind w:left="720" w:hanging="360"/>
+      </w:pPr>
+    </w:lvl>
+    <w:lvl w:ilvl="1">
+      <w:start w:val="1"/>
+      <w:numFmt w:val="decimal"/>
+      <w:lvlText w:val="%2."/>
+      <w:lvlJc w:val="left"/>
+      <w:pPr>
+        <w:ind w:left="1440" w:hanging="360"/>
+      </w:pPr>
+    </w:lvl>
+    <w:lvl w:ilvl="2">
+      <w:start w:val="1"/>
+      <w:numFmt w:val="decimal"/>
+      <w:lvlText w:val="%3."/>
+      <w:lvlJc w:val="left"/>
+      <w:pPr>
+        <w:ind w:left="2160" w:hanging="360"/>
+      </w:pPr>
+    </w:lvl>
+    <w:lvl w:ilvl="3">
+      <w:start w:val="1"/>
+      <w:numFmt w:val="decimal"/>
+      <w:lvlText w:val="%4."/>
+      <w:lvlJc w:val="left"/>
+      <w:pPr>
+        <w:ind w:left="2880" w:hanging="360"/>
+      </w:pPr>
+    </w:lvl>
+    <w:lvl w:ilvl="4">
+      <w:start w:val="1"/>
+      <w:numFmt w:val="decimal"/>
+      <w:lvlText w:val="%5."/>
+      <w:lvlJc w:val="left"/>
+      <w:pPr>
+        <w:ind w:left="3600" w:hanging="360"/>
+      </w:pPr>
+    </w:lvl>
+    <w:lvl w:ilvl="5">
+      <w:start w:val="1"/>
+      <w:numFmt w:val="decimal"/>
+      <w:lvlText w:val="%6."/>
+      <w:lvlJc w:val="left"/>
+      <w:pPr>
+        <w:ind w:left="4320" w:hanging="360"/>
+      </w:pPr>
+    </w:lvl>
+    <w:lvl w:ilvl="6">
+      <w:start w:val="1"/>
+      <w:numFmt w:val="decimal"/>
+      <w:lvlText w:val="%7."/>
+      <w:lvlJc w:val="left"/>
+      <w:pPr>
+        <w:ind w:left="5040" w:hanging="360"/>
+      </w:pPr>
+    </w:lvl>
+    <w:lvl w:ilvl="7">
+      <w:start w:val="1"/>
+      <w:numFmt w:val="decimal"/>
+      <w:lvlText w:val="%8."/>
+      <w:lvlJc w:val="left"/>
+      <w:pPr>
+        <w:ind w:left="5760" w:hanging="360"/>
+      </w:pPr>
+    </w:lvl>
+    <w:lvl w:ilvl="8">
+      <w:start w:val="1"/>
+      <w:numFmt w:val="decimal"/>
+      <w:lvlText w:val="%9."/>
+      <w:lvlJc w:val="left"/>
+      <w:pPr>
+        <w:ind w:left="6480" w:hanging="360"/>
+      </w:pPr>
+    </w:lvl>
+  </w:abstractNum>
+  <w:abstractNum w:abstractNumId="991">
+    <w:nsid w:val="0000A991"/>
+    <w:multiLevelType w:val="multilevel"/>
+    <w:lvl w:ilvl="0">
+      <w:numFmt w:val="bullet"/>
+      <w:lvlText w:val=""/>
+      <w:lvlJc w:val="left"/>
+      <w:pPr>
+        <w:ind w:left="720" w:hanging="360"/>
+      </w:pPr>
+      <w:rPr>
+        <w:rFonts w:ascii="Symbol" w:hAnsi="Symbol" w:cs="Symbol" w:hint="default"/>
+      </w:rPr>
+    </w:lvl>
+    <w:lvl w:ilvl="1">
+      <w:numFmt w:val="bullet"/>
+      <w:lvlText w:val="o"/>
+      <w:lvlJc w:val="left"/>
+      <w:pPr>
+        <w:ind w:left="1440" w:hanging="360"/>
+      </w:pPr>
+      <w:rPr>
+        <w:rFonts w:ascii="Courier New" w:hAnsi="Courier New" w:cs="Courier New" w:hint="default"/>
+      </w:rPr>
+    </w:lvl>
+    <w:lvl w:ilvl="2">
+      <w:numFmt w:val="bullet"/>
+      <w:lvlText w:val=""/>
+      <w:lvlJc w:val="left"/>
+      <w:pPr>
+        <w:ind w:left="2160" w:hanging="360"/>
+      </w:pPr>
+      <w:rPr>
+        <w:rFonts w:ascii="Wingdings" w:hAnsi="Wingdings" w:cs="Wingdings" w:hint="default"/>
+      </w:rPr>
+    </w:lvl>
+    <w:lvl w:ilvl="3">
+      <w:numFmt w:val="bullet"/>
+      <w:lvlText w:val=""/>
+      <w:lvlJc w:val="left"/>
+      <w:pPr>
+        <w:ind w:left="2880" w:hanging="360"/>
+      </w:pPr>
+      <w:rPr>
+        <w:rFonts w:ascii="Symbol" w:hAnsi="Symbol" w:cs="Symbol" w:hint="default"/>
+      </w:rPr>
+    </w:lvl>
+    <w:lvl w:ilvl="4">
+      <w:numFmt w:val="bullet"/>
+      <w:lvlText w:val="o"/>
+      <w:lvlJc w:val="left"/>
+      <w:pPr>
+        <w:ind w:left="3600" w:hanging="360"/>
+      </w:pPr>
+      <w:rPr>
+        <w:rFonts w:ascii="Courier New" w:hAnsi="Courier New" w:cs="Courier New" w:hint="default"/>
+      </w:rPr>
+    </w:lvl>
+    <w:lvl w:ilvl="5">
+      <w:numFmt w:val="bullet"/>
+      <w:lvlText w:val=""/>
+      <w:lvlJc w:val="left"/>
+      <w:pPr>
+        <w:ind w:left="4320" w:hanging="360"/>
+      </w:pPr>
+      <w:rPr>
+        <w:rFonts w:ascii="Wingdings" w:hAnsi="Wingdings" w:cs="Wingdings" w:hint="default"/>
+      </w:rPr>
+    </w:lvl>
+    <w:lvl w:ilvl="6">
+      <w:numFmt w:val="bullet"/>
+      <w:lvlText w:val=""/>
+      <w:lvlJc w:val="left"/>
+      <w:pPr>
+        <w:ind w:left="5040" w:hanging="360"/>
+      </w:pPr>
+      <w:rPr>
+        <w:rFonts w:ascii="Symbol" w:hAnsi="Symbol" w:cs="Symbol" w:hint="default"/>
+      </w:rPr>
+    </w:lvl>
+    <w:lvl w:ilvl="7">
+      <w:numFmt w:val="bullet"/>
+      <w:lvlText w:val="o"/>
+      <w:lvlJc w:val="left"/>
+      <w:pPr>
+        <w:ind w:left="5760" w:hanging="360"/>
+      </w:pPr>
+      <w:rPr>
+        <w:rFonts w:ascii="Courier New" w:hAnsi="Courier New" w:cs="Courier New" w:hint="default"/>
+      </w:rPr>
+    </w:lvl>
+    <w:lvl w:ilvl="8">
+      <w:numFmt w:val="bullet"/>
+      <w:lvlText w:val=""/>
+      <w:lvlJc w:val="left"/>
+      <w:pPr>
+        <w:ind w:left="6480" w:hanging="360"/>
+      </w:pPr>
+      <w:rPr>
+        <w:rFonts w:ascii="Wingdings" w:hAnsi="Wingdings" w:cs="Wingdings" w:hint="default"/>
+      </w:rPr>
+    </w:lvl>
+  </w:abstractNum>
   <w:num w:numId="1000">
     <w:abstractNumId w:val="990"/>
+  </w:num>
+  <w:num w:numId="1001">
+    <w:abstractNumId w:val="99411"/>
+    <w:lvlOverride w:ilvl="0">
+      <w:startOverride w:val="1"/>
+    </w:lvlOverride>
+    <w:lvlOverride w:ilvl="1">
+      <w:startOverride w:val="1"/>
+    </w:lvlOverride>
+    <w:lvlOverride w:ilvl="2">
+      <w:startOverride w:val="1"/>
+    </w:lvlOverride>
+    <w:lvlOverride w:ilvl="3">
+      <w:startOverride w:val="1"/>
+    </w:lvlOverride>
+    <w:lvlOverride w:ilvl="4">
+      <w:startOverride w:val="1"/>
+    </w:lvlOverride>
+    <w:lvlOverride w:ilvl="5">
+      <w:startOverride w:val="1"/>
+    </w:lvlOverride>
+    <w:lvlOverride w:ilvl="6">
+      <w:startOverride w:val="1"/>
+    </w:lvlOverride>
+    <w:lvlOverride w:ilvl="7">
+      <w:startOverride w:val="1"/>
+    </w:lvlOverride>
+    <w:lvlOverride w:ilvl="8">
+      <w:startOverride w:val="1"/>
+    </w:lvlOverride>
+  </w:num>
+  <w:num w:numId="1002">
+    <w:abstractNumId w:val="991"/>
   </w:num>
 </w:numbering>
 </file>
@@ -2349,7 +2260,7 @@
       <w:color w:themeColor="accent1" w:themeShade="BF" w:val="365F91"/>
     </w:rPr>
   </w:style>
-  <w:style w:type="paragraph" w:customStyle="1" w:styleId="SourceCode">
+  <w:style w:customStyle="1" w:styleId="SourceCode" w:type="paragraph">
     <w:name w:val="Source Code"/>
     <w:basedOn w:val="Normal"/>
     <w:link w:val="VerbatimChar"/>
@@ -2357,7 +2268,7 @@
       <w:wordWrap w:val="off"/>
     </w:pPr>
   </w:style>
-  <w:style w:type="character" w:customStyle="1" w:styleId="KeywordTok">
+  <w:style w:customStyle="1" w:styleId="KeywordTok" w:type="character">
     <w:name w:val="KeywordTok"/>
     <w:basedOn w:val="VerbatimChar"/>
     <w:rPr>
@@ -2365,77 +2276,77 @@
       <w:color w:val="007020"/>
     </w:rPr>
   </w:style>
-  <w:style w:type="character" w:customStyle="1" w:styleId="DataTypeTok">
+  <w:style w:customStyle="1" w:styleId="DataTypeTok" w:type="character">
     <w:name w:val="DataTypeTok"/>
     <w:basedOn w:val="VerbatimChar"/>
     <w:rPr>
       <w:color w:val="902000"/>
     </w:rPr>
   </w:style>
-  <w:style w:type="character" w:customStyle="1" w:styleId="DecValTok">
+  <w:style w:customStyle="1" w:styleId="DecValTok" w:type="character">
     <w:name w:val="DecValTok"/>
     <w:basedOn w:val="VerbatimChar"/>
     <w:rPr>
       <w:color w:val="40a070"/>
     </w:rPr>
   </w:style>
-  <w:style w:type="character" w:customStyle="1" w:styleId="BaseNTok">
+  <w:style w:customStyle="1" w:styleId="BaseNTok" w:type="character">
     <w:name w:val="BaseNTok"/>
     <w:basedOn w:val="VerbatimChar"/>
     <w:rPr>
       <w:color w:val="40a070"/>
     </w:rPr>
   </w:style>
-  <w:style w:type="character" w:customStyle="1" w:styleId="FloatTok">
+  <w:style w:customStyle="1" w:styleId="FloatTok" w:type="character">
     <w:name w:val="FloatTok"/>
     <w:basedOn w:val="VerbatimChar"/>
     <w:rPr>
       <w:color w:val="40a070"/>
     </w:rPr>
   </w:style>
-  <w:style w:type="character" w:customStyle="1" w:styleId="ConstantTok">
+  <w:style w:customStyle="1" w:styleId="ConstantTok" w:type="character">
     <w:name w:val="ConstantTok"/>
     <w:basedOn w:val="VerbatimChar"/>
     <w:rPr>
       <w:color w:val="880000"/>
     </w:rPr>
   </w:style>
-  <w:style w:type="character" w:customStyle="1" w:styleId="CharTok">
+  <w:style w:customStyle="1" w:styleId="CharTok" w:type="character">
     <w:name w:val="CharTok"/>
     <w:basedOn w:val="VerbatimChar"/>
     <w:rPr>
       <w:color w:val="4070a0"/>
     </w:rPr>
   </w:style>
-  <w:style w:type="character" w:customStyle="1" w:styleId="SpecialCharTok">
+  <w:style w:customStyle="1" w:styleId="SpecialCharTok" w:type="character">
     <w:name w:val="SpecialCharTok"/>
     <w:basedOn w:val="VerbatimChar"/>
     <w:rPr>
       <w:color w:val="4070a0"/>
     </w:rPr>
   </w:style>
-  <w:style w:type="character" w:customStyle="1" w:styleId="StringTok">
+  <w:style w:customStyle="1" w:styleId="StringTok" w:type="character">
     <w:name w:val="StringTok"/>
     <w:basedOn w:val="VerbatimChar"/>
     <w:rPr>
       <w:color w:val="4070a0"/>
     </w:rPr>
   </w:style>
-  <w:style w:type="character" w:customStyle="1" w:styleId="VerbatimStringTok">
+  <w:style w:customStyle="1" w:styleId="VerbatimStringTok" w:type="character">
     <w:name w:val="VerbatimStringTok"/>
     <w:basedOn w:val="VerbatimChar"/>
     <w:rPr>
       <w:color w:val="4070a0"/>
     </w:rPr>
   </w:style>
-  <w:style w:type="character" w:customStyle="1" w:styleId="SpecialStringTok">
+  <w:style w:customStyle="1" w:styleId="SpecialStringTok" w:type="character">
     <w:name w:val="SpecialStringTok"/>
     <w:basedOn w:val="VerbatimChar"/>
     <w:rPr>
       <w:color w:val="bb6688"/>
     </w:rPr>
   </w:style>
-  <w:style w:type="character" w:customStyle="1" w:styleId="ImportTok">
+  <w:style w:customStyle="1" w:styleId="ImportTok" w:type="character">
     <w:name w:val="ImportTok"/>
     <w:basedOn w:val="VerbatimChar"/>
     <w:rPr>
@@ -2443,7 +2354,7 @@
       <w:color w:val="008000"/>
     </w:rPr>
   </w:style>
-  <w:style w:type="character" w:customStyle="1" w:styleId="CommentTok">
+  <w:style w:customStyle="1" w:styleId="CommentTok" w:type="character">
     <w:name w:val="CommentTok"/>
     <w:basedOn w:val="VerbatimChar"/>
     <w:rPr>
@@ -2451,7 +2362,7 @@
       <w:color w:val="60a0b0"/>
     </w:rPr>
   </w:style>
-  <w:style w:type="character" w:customStyle="1" w:styleId="DocumentationTok">
+  <w:style w:customStyle="1" w:styleId="DocumentationTok" w:type="character">
     <w:name w:val="DocumentationTok"/>
     <w:basedOn w:val="VerbatimChar"/>
     <w:rPr>
@@ -2459,7 +2370,7 @@
       <w:color w:val="ba2121"/>
     </w:rPr>
   </w:style>
-  <w:style w:type="character" w:customStyle="1" w:styleId="AnnotationTok">
+  <w:style w:customStyle="1" w:styleId="AnnotationTok" w:type="character">
     <w:name w:val="AnnotationTok"/>
     <w:basedOn w:val="VerbatimChar"/>
     <w:rPr>
@@ -2468,7 +2379,7 @@
       <w:color w:val="60a0b0"/>
     </w:rPr>
   </w:style>
-  <w:style w:type="character" w:customStyle="1" w:styleId="CommentVarTok">
+  <w:style w:customStyle="1" w:styleId="CommentVarTok" w:type="character">
     <w:name w:val="CommentVarTok"/>
     <w:basedOn w:val="VerbatimChar"/>
     <w:rPr>
@@ -2477,28 +2388,28 @@
       <w:color w:val="60a0b0"/>
     </w:rPr>
   </w:style>
-  <w:style w:type="character" w:customStyle="1" w:styleId="OtherTok">
+  <w:style w:customStyle="1" w:styleId="OtherTok" w:type="character">
     <w:name w:val="OtherTok"/>
     <w:basedOn w:val="VerbatimChar"/>
     <w:rPr>
       <w:color w:val="007020"/>
     </w:rPr>
   </w:style>
-  <w:style w:type="character" w:customStyle="1" w:styleId="FunctionTok">
+  <w:style w:customStyle="1" w:styleId="FunctionTok" w:type="character">
     <w:name w:val="FunctionTok"/>
     <w:basedOn w:val="VerbatimChar"/>
     <w:rPr>
       <w:color w:val="06287e"/>
     </w:rPr>
   </w:style>
-  <w:style w:type="character" w:customStyle="1" w:styleId="VariableTok">
+  <w:style w:customStyle="1" w:styleId="VariableTok" w:type="character">
     <w:name w:val="VariableTok"/>
     <w:basedOn w:val="VerbatimChar"/>
     <w:rPr>
       <w:color w:val="19177c"/>
     </w:rPr>
   </w:style>
-  <w:style w:type="character" w:customStyle="1" w:styleId="ControlFlowTok">
+  <w:style w:customStyle="1" w:styleId="ControlFlowTok" w:type="character">
     <w:name w:val="ControlFlowTok"/>
     <w:basedOn w:val="VerbatimChar"/>
     <w:rPr>
@@ -2506,45 +2417,45 @@
       <w:color w:val="007020"/>
     </w:rPr>
   </w:style>
-  <w:style w:type="character" w:customStyle="1" w:styleId="OperatorTok">
+  <w:style w:customStyle="1" w:styleId="OperatorTok" w:type="character">
     <w:name w:val="OperatorTok"/>
     <w:basedOn w:val="VerbatimChar"/>
     <w:rPr>
       <w:color w:val="666666"/>
     </w:rPr>
   </w:style>
-  <w:style w:type="character" w:customStyle="1" w:styleId="BuiltInTok">
+  <w:style w:customStyle="1" w:styleId="BuiltInTok" w:type="character">
     <w:name w:val="BuiltInTok"/>
     <w:basedOn w:val="VerbatimChar"/>
     <w:rPr>
       <w:color w:val="008000"/>
     </w:rPr>
   </w:style>
-  <w:style w:type="character" w:customStyle="1" w:styleId="ExtensionTok">
+  <w:style w:customStyle="1" w:styleId="ExtensionTok" w:type="character">
     <w:name w:val="ExtensionTok"/>
     <w:basedOn w:val="VerbatimChar"/>
     <w:rPr/>
   </w:style>
-  <w:style w:type="character" w:customStyle="1" w:styleId="PreprocessorTok">
+  <w:style w:customStyle="1" w:styleId="PreprocessorTok" w:type="character">
     <w:name w:val="PreprocessorTok"/>
     <w:basedOn w:val="VerbatimChar"/>
     <w:rPr>
       <w:color w:val="bc7a00"/>
     </w:rPr>
   </w:style>
-  <w:style w:type="character" w:customStyle="1" w:styleId="AttributeTok">
+  <w:style w:customStyle="1" w:styleId="AttributeTok" w:type="character">
     <w:name w:val="AttributeTok"/>
     <w:basedOn w:val="VerbatimChar"/>
     <w:rPr>
       <w:color w:val="7d9029"/>
     </w:rPr>
   </w:style>
-  <w:style w:type="character" w:customStyle="1" w:styleId="RegionMarkerTok">
+  <w:style w:customStyle="1" w:styleId="RegionMarkerTok" w:type="character">
     <w:name w:val="RegionMarkerTok"/>
     <w:basedOn w:val="VerbatimChar"/>
     <w:rPr/>
   </w:style>
-  <w:style w:type="character" w:customStyle="1" w:styleId="InformationTok">
+  <w:style w:customStyle="1" w:styleId="InformationTok" w:type="character">
     <w:name w:val="InformationTok"/>
     <w:basedOn w:val="VerbatimChar"/>
     <w:rPr>
@@ -2553,7 +2464,7 @@
       <w:color w:val="60a0b0"/>
     </w:rPr>
   </w:style>
-  <w:style w:type="character" w:customStyle="1" w:styleId="WarningTok">
+  <w:style w:customStyle="1" w:styleId="WarningTok" w:type="character">
     <w:name w:val="WarningTok"/>
     <w:basedOn w:val="VerbatimChar"/>
     <w:rPr>
@@ -2562,7 +2473,7 @@
       <w:color w:val="60a0b0"/>
     </w:rPr>
   </w:style>
-  <w:style w:type="character" w:customStyle="1" w:styleId="AlertTok">
+  <w:style w:customStyle="1" w:styleId="AlertTok" w:type="character">
     <w:name w:val="AlertTok"/>
     <w:basedOn w:val="VerbatimChar"/>
     <w:rPr>
@@ -2570,7 +2481,7 @@
       <w:color w:val="ff0000"/>
     </w:rPr>
   </w:style>
-  <w:style w:type="character" w:customStyle="1" w:styleId="ErrorTok">
+  <w:style w:customStyle="1" w:styleId="ErrorTok" w:type="character">
     <w:name w:val="ErrorTok"/>
     <w:basedOn w:val="VerbatimChar"/>
     <w:rPr>
@@ -2578,7 +2489,7 @@
       <w:color w:val="ff0000"/>
     </w:rPr>
   </w:style>
-  <w:style w:type="character" w:customStyle="1" w:styleId="NormalTok">
+  <w:style w:customStyle="1" w:styleId="NormalTok" w:type="character">
     <w:name w:val="NormalTok"/>
     <w:basedOn w:val="VerbatimChar"/>
     <w:rPr/>

--- a/docs/deliverables/docx/03_AI_Application_Deployment_Control_Optimization_Strategy.docx
+++ b/docs/deliverables/docx/03_AI_Application_Deployment_Control_Optimization_Strategy.docx
@@ -2,7 +2,7 @@
 <file path=word/document.xml><?xml version="1.0" encoding="utf-8"?>
 <w:document xmlns:w="http://schemas.openxmlformats.org/wordprocessingml/2006/main" xmlns:m="http://schemas.openxmlformats.org/officeDocument/2006/math" xmlns:r="http://schemas.openxmlformats.org/officeDocument/2006/relationships" xmlns:o="urn:schemas-microsoft-com:office:office" xmlns:v="urn:schemas-microsoft-com:vml" xmlns:w10="urn:schemas-microsoft-com:office:word" xmlns:a="http://schemas.openxmlformats.org/drawingml/2006/main" xmlns:pic="http://schemas.openxmlformats.org/drawingml/2006/picture" xmlns:wp="http://schemas.openxmlformats.org/drawingml/2006/wordprocessingDrawing">
   <w:body>
-    <w:bookmarkStart w:id="19" w:name="ai-응용-배포제어-추론-최적화-전략-설계서"/>
+    <w:bookmarkStart w:id="22" w:name="ai-응용-배포제어-추론-최적화-전략-설계서"/>
     <w:p>
       <w:pPr>
         <w:pStyle w:val="Heading1"/>
@@ -19,7 +19,7 @@
         <w:t xml:space="preserve">English title: AI Application Deployment and Control Optimization Strategy</w:t>
       </w:r>
     </w:p>
-    <w:bookmarkStart w:id="9" w:name="설계-목적"/>
+    <w:bookmarkStart w:id="12" w:name="설계-목적"/>
     <w:p>
       <w:pPr>
         <w:pStyle w:val="Heading2"/>
@@ -44,8 +44,63 @@
         <w:t xml:space="preserve">플래너는 VM을 직접 생성하거나 최종 Target을 선택하지 않습니다. AppDeploy가 App Spec, Target Profile, readiness, Runtime Adapter를 기준으로 실제 배포 대상을 선택하고 실행합니다.</w:t>
       </w:r>
     </w:p>
-    <w:bookmarkEnd w:id="9"/>
-    <w:bookmarkStart w:id="10" w:name="구성"/>
+    <w:p>
+      <w:pPr>
+        <w:pStyle w:val="CaptionedFigure"/>
+      </w:pPr>
+      <w:r>
+        <w:drawing>
+          <wp:inline>
+            <wp:extent cx="5334000" cy="2726266"/>
+            <wp:effectExtent b="0" l="0" r="0" t="0"/>
+            <wp:docPr descr="CPU/GPU 자원 요구와 AppDeploy Target 선택 흐름" title="" id="10" name="Picture"/>
+            <a:graphic>
+              <a:graphicData uri="http://schemas.openxmlformats.org/drawingml/2006/picture">
+                <pic:pic>
+                  <pic:nvPicPr>
+                    <pic:cNvPr descr="../images/cpu_gpu_placement_flow.png" id="11" name="Picture"/>
+                    <pic:cNvPicPr>
+                      <a:picLocks noChangeArrowheads="1" noChangeAspect="1"/>
+                    </pic:cNvPicPr>
+                  </pic:nvPicPr>
+                  <pic:blipFill>
+                    <a:blip r:embed="rId9"/>
+                    <a:stretch>
+                      <a:fillRect/>
+                    </a:stretch>
+                  </pic:blipFill>
+                  <pic:spPr bwMode="auto">
+                    <a:xfrm>
+                      <a:off x="0" y="0"/>
+                      <a:ext cx="5334000" cy="2726266"/>
+                    </a:xfrm>
+                    <a:prstGeom prst="rect">
+                      <a:avLst/>
+                    </a:prstGeom>
+                    <a:noFill/>
+                    <a:ln w="9525">
+                      <a:noFill/>
+                      <a:headEnd/>
+                      <a:tailEnd/>
+                    </a:ln>
+                  </pic:spPr>
+                </pic:pic>
+              </a:graphicData>
+            </a:graphic>
+          </wp:inline>
+        </w:drawing>
+      </w:r>
+    </w:p>
+    <w:p>
+      <w:pPr>
+        <w:pStyle w:val="ImageCaption"/>
+      </w:pPr>
+      <w:r>
+        <w:t xml:space="preserve">CPU/GPU 자원 요구와 AppDeploy Target 선택 흐름</w:t>
+      </w:r>
+    </w:p>
+    <w:bookmarkEnd w:id="12"/>
+    <w:bookmarkStart w:id="13" w:name="구성"/>
     <w:p>
       <w:pPr>
         <w:pStyle w:val="Heading2"/>
@@ -189,8 +244,8 @@
         </w:tc>
       </w:tr>
     </w:tbl>
-    <w:bookmarkEnd w:id="10"/>
-    <w:bookmarkStart w:id="11" w:name="처리-흐름"/>
+    <w:bookmarkEnd w:id="13"/>
+    <w:bookmarkStart w:id="14" w:name="처리-흐름"/>
     <w:p>
       <w:pPr>
         <w:pStyle w:val="Heading2"/>
@@ -273,8 +328,8 @@
         <w:t xml:space="preserve">  -&gt; 결과와 재시도 권고 반환</w:t>
       </w:r>
     </w:p>
-    <w:bookmarkEnd w:id="11"/>
-    <w:bookmarkStart w:id="12" w:name="deployment-manifest"/>
+    <w:bookmarkEnd w:id="14"/>
+    <w:bookmarkStart w:id="15" w:name="deployment-manifest"/>
     <w:p>
       <w:pPr>
         <w:pStyle w:val="Heading2"/>
@@ -457,8 +512,8 @@
         <w:t xml:space="preserve">는 선택 사항이며 Target hint로만 사용합니다. 최종 Target 선택은 AppDeploy가 수행합니다.</w:t>
       </w:r>
     </w:p>
-    <w:bookmarkEnd w:id="12"/>
-    <w:bookmarkStart w:id="13" w:name="추론-최적화-전략"/>
+    <w:bookmarkEnd w:id="15"/>
+    <w:bookmarkStart w:id="16" w:name="추론-최적화-전략"/>
     <w:p>
       <w:pPr>
         <w:pStyle w:val="Heading2"/>
@@ -661,8 +716,8 @@
         <w:t xml:space="preserve">LLM의 출력은 최종 사실이 아니라 후보 계획입니다. Go Guard를 통과한 요구 envelope만 AppDeploy로 전달됩니다.</w:t>
       </w:r>
     </w:p>
-    <w:bookmarkEnd w:id="13"/>
-    <w:bookmarkStart w:id="14" w:name="go-guard-정책"/>
+    <w:bookmarkEnd w:id="16"/>
+    <w:bookmarkStart w:id="17" w:name="go-guard-정책"/>
     <w:p>
       <w:pPr>
         <w:pStyle w:val="Heading2"/>
@@ -784,8 +839,8 @@
         <w:t xml:space="preserve">검증 실패 시 AppDeploy API를 호출하지 않습니다. LLM 오류를 규칙 기반 성공 결과로 대체하지 않습니다.</w:t>
       </w:r>
     </w:p>
-    <w:bookmarkEnd w:id="14"/>
-    <w:bookmarkStart w:id="15" w:name="상태-확인과-재시도"/>
+    <w:bookmarkEnd w:id="17"/>
+    <w:bookmarkStart w:id="18" w:name="상태-확인과-재시도"/>
     <w:p>
       <w:pPr>
         <w:pStyle w:val="Heading2"/>
@@ -896,8 +951,8 @@
         <w:t xml:space="preserve">가 명시된 오류만 재시도 가능으로 판단하고, 배포 생성 POST는 자동 반복하지 않습니다.</w:t>
       </w:r>
     </w:p>
-    <w:bookmarkEnd w:id="15"/>
-    <w:bookmarkStart w:id="16" w:name="구현-위치"/>
+    <w:bookmarkEnd w:id="18"/>
+    <w:bookmarkStart w:id="19" w:name="구현-위치"/>
     <w:p>
       <w:pPr>
         <w:pStyle w:val="Heading2"/>
@@ -1119,8 +1174,8 @@
         </w:tc>
       </w:tr>
     </w:tbl>
-    <w:bookmarkEnd w:id="16"/>
-    <w:bookmarkStart w:id="17" w:name="실행-예시"/>
+    <w:bookmarkEnd w:id="19"/>
+    <w:bookmarkStart w:id="20" w:name="실행-예시"/>
     <w:p>
       <w:pPr>
         <w:pStyle w:val="Heading2"/>
@@ -1205,8 +1260,8 @@
         <w:t xml:space="preserve">실제 성공 결과를 얻으려면 LLM endpoint와 AppDeploy 서버가 모두 실행 중이고 App Version 및 Target Profile이 AppDeploy에 등록되어 있어야 합니다.</w:t>
       </w:r>
     </w:p>
-    <w:bookmarkEnd w:id="17"/>
-    <w:bookmarkStart w:id="18" w:name="범위와-한계"/>
+    <w:bookmarkEnd w:id="20"/>
+    <w:bookmarkStart w:id="21" w:name="범위와-한계"/>
     <w:p>
       <w:pPr>
         <w:pStyle w:val="Heading2"/>
@@ -1263,14 +1318,12 @@
         <w:t xml:space="preserve">1차년도 범위는 VM 기반이며 Kubernetes 배포를 산출물로 주장하지 않습니다.</w:t>
       </w:r>
     </w:p>
-    <w:bookmarkEnd w:id="18"/>
-    <w:bookmarkEnd w:id="19"/>
+    <w:bookmarkEnd w:id="21"/>
+    <w:bookmarkEnd w:id="22"/>
     <w:sectPr>
       <w:footnotePr>
         <w:numRestart w:val="eachSect"/>
       </w:footnotePr>
-      <w:pgSz w:w="11906" w:h="16838"/>
-      <w:pgMar w:top="1134" w:bottom="1134" w:left="1134" w:right="1134"/>
     </w:sectPr>
   </w:body>
 </w:document>
@@ -2260,7 +2313,7 @@
       <w:color w:themeColor="accent1" w:themeShade="BF" w:val="365F91"/>
     </w:rPr>
   </w:style>
-  <w:style w:customStyle="1" w:styleId="SourceCode" w:type="paragraph">
+  <w:style w:type="paragraph" w:customStyle="1" w:styleId="SourceCode">
     <w:name w:val="Source Code"/>
     <w:basedOn w:val="Normal"/>
     <w:link w:val="VerbatimChar"/>
@@ -2268,7 +2321,7 @@
       <w:wordWrap w:val="off"/>
     </w:pPr>
   </w:style>
-  <w:style w:customStyle="1" w:styleId="KeywordTok" w:type="character">
+  <w:style w:type="character" w:customStyle="1" w:styleId="KeywordTok">
     <w:name w:val="KeywordTok"/>
     <w:basedOn w:val="VerbatimChar"/>
     <w:rPr>
@@ -2276,77 +2329,77 @@
       <w:color w:val="007020"/>
     </w:rPr>
   </w:style>
-  <w:style w:customStyle="1" w:styleId="DataTypeTok" w:type="character">
+  <w:style w:type="character" w:customStyle="1" w:styleId="DataTypeTok">
     <w:name w:val="DataTypeTok"/>
     <w:basedOn w:val="VerbatimChar"/>
     <w:rPr>
       <w:color w:val="902000"/>
     </w:rPr>
   </w:style>
-  <w:style w:customStyle="1" w:styleId="DecValTok" w:type="character">
+  <w:style w:type="character" w:customStyle="1" w:styleId="DecValTok">
     <w:name w:val="DecValTok"/>
     <w:basedOn w:val="VerbatimChar"/>
     <w:rPr>
       <w:color w:val="40a070"/>
     </w:rPr>
   </w:style>
-  <w:style w:customStyle="1" w:styleId="BaseNTok" w:type="character">
+  <w:style w:type="character" w:customStyle="1" w:styleId="BaseNTok">
     <w:name w:val="BaseNTok"/>
     <w:basedOn w:val="VerbatimChar"/>
     <w:rPr>
       <w:color w:val="40a070"/>
     </w:rPr>
   </w:style>
-  <w:style w:customStyle="1" w:styleId="FloatTok" w:type="character">
+  <w:style w:type="character" w:customStyle="1" w:styleId="FloatTok">
     <w:name w:val="FloatTok"/>
     <w:basedOn w:val="VerbatimChar"/>
     <w:rPr>
       <w:color w:val="40a070"/>
     </w:rPr>
   </w:style>
-  <w:style w:customStyle="1" w:styleId="ConstantTok" w:type="character">
+  <w:style w:type="character" w:customStyle="1" w:styleId="ConstantTok">
     <w:name w:val="ConstantTok"/>
     <w:basedOn w:val="VerbatimChar"/>
     <w:rPr>
       <w:color w:val="880000"/>
     </w:rPr>
   </w:style>
-  <w:style w:customStyle="1" w:styleId="CharTok" w:type="character">
+  <w:style w:type="character" w:customStyle="1" w:styleId="CharTok">
     <w:name w:val="CharTok"/>
     <w:basedOn w:val="VerbatimChar"/>
     <w:rPr>
       <w:color w:val="4070a0"/>
     </w:rPr>
   </w:style>
-  <w:style w:customStyle="1" w:styleId="SpecialCharTok" w:type="character">
+  <w:style w:type="character" w:customStyle="1" w:styleId="SpecialCharTok">
     <w:name w:val="SpecialCharTok"/>
     <w:basedOn w:val="VerbatimChar"/>
     <w:rPr>
       <w:color w:val="4070a0"/>
     </w:rPr>
   </w:style>
-  <w:style w:customStyle="1" w:styleId="StringTok" w:type="character">
+  <w:style w:type="character" w:customStyle="1" w:styleId="StringTok">
     <w:name w:val="StringTok"/>
     <w:basedOn w:val="VerbatimChar"/>
     <w:rPr>
       <w:color w:val="4070a0"/>
     </w:rPr>
   </w:style>
-  <w:style w:customStyle="1" w:styleId="VerbatimStringTok" w:type="character">
+  <w:style w:type="character" w:customStyle="1" w:styleId="VerbatimStringTok">
     <w:name w:val="VerbatimStringTok"/>
     <w:basedOn w:val="VerbatimChar"/>
     <w:rPr>
       <w:color w:val="4070a0"/>
     </w:rPr>
   </w:style>
-  <w:style w:customStyle="1" w:styleId="SpecialStringTok" w:type="character">
+  <w:style w:type="character" w:customStyle="1" w:styleId="SpecialStringTok">
     <w:name w:val="SpecialStringTok"/>
     <w:basedOn w:val="VerbatimChar"/>
     <w:rPr>
       <w:color w:val="bb6688"/>
     </w:rPr>
   </w:style>
-  <w:style w:customStyle="1" w:styleId="ImportTok" w:type="character">
+  <w:style w:type="character" w:customStyle="1" w:styleId="ImportTok">
     <w:name w:val="ImportTok"/>
     <w:basedOn w:val="VerbatimChar"/>
     <w:rPr>
@@ -2354,7 +2407,7 @@
       <w:color w:val="008000"/>
     </w:rPr>
   </w:style>
-  <w:style w:customStyle="1" w:styleId="CommentTok" w:type="character">
+  <w:style w:type="character" w:customStyle="1" w:styleId="CommentTok">
     <w:name w:val="CommentTok"/>
     <w:basedOn w:val="VerbatimChar"/>
     <w:rPr>
@@ -2362,7 +2415,7 @@
       <w:color w:val="60a0b0"/>
     </w:rPr>
   </w:style>
-  <w:style w:customStyle="1" w:styleId="DocumentationTok" w:type="character">
+  <w:style w:type="character" w:customStyle="1" w:styleId="DocumentationTok">
     <w:name w:val="DocumentationTok"/>
     <w:basedOn w:val="VerbatimChar"/>
     <w:rPr>
@@ -2370,7 +2423,7 @@
       <w:color w:val="ba2121"/>
     </w:rPr>
   </w:style>
-  <w:style w:customStyle="1" w:styleId="AnnotationTok" w:type="character">
+  <w:style w:type="character" w:customStyle="1" w:styleId="AnnotationTok">
     <w:name w:val="AnnotationTok"/>
     <w:basedOn w:val="VerbatimChar"/>
     <w:rPr>
@@ -2379,7 +2432,7 @@
       <w:color w:val="60a0b0"/>
     </w:rPr>
   </w:style>
-  <w:style w:customStyle="1" w:styleId="CommentVarTok" w:type="character">
+  <w:style w:type="character" w:customStyle="1" w:styleId="CommentVarTok">
     <w:name w:val="CommentVarTok"/>
     <w:basedOn w:val="VerbatimChar"/>
     <w:rPr>
@@ -2388,28 +2441,28 @@
       <w:color w:val="60a0b0"/>
     </w:rPr>
   </w:style>
-  <w:style w:customStyle="1" w:styleId="OtherTok" w:type="character">
+  <w:style w:type="character" w:customStyle="1" w:styleId="OtherTok">
     <w:name w:val="OtherTok"/>
     <w:basedOn w:val="VerbatimChar"/>
     <w:rPr>
       <w:color w:val="007020"/>
     </w:rPr>
   </w:style>
-  <w:style w:customStyle="1" w:styleId="FunctionTok" w:type="character">
+  <w:style w:type="character" w:customStyle="1" w:styleId="FunctionTok">
     <w:name w:val="FunctionTok"/>
     <w:basedOn w:val="VerbatimChar"/>
     <w:rPr>
       <w:color w:val="06287e"/>
     </w:rPr>
   </w:style>
-  <w:style w:customStyle="1" w:styleId="VariableTok" w:type="character">
+  <w:style w:type="character" w:customStyle="1" w:styleId="VariableTok">
     <w:name w:val="VariableTok"/>
     <w:basedOn w:val="VerbatimChar"/>
     <w:rPr>
       <w:color w:val="19177c"/>
     </w:rPr>
   </w:style>
-  <w:style w:customStyle="1" w:styleId="ControlFlowTok" w:type="character">
+  <w:style w:type="character" w:customStyle="1" w:styleId="ControlFlowTok">
     <w:name w:val="ControlFlowTok"/>
     <w:basedOn w:val="VerbatimChar"/>
     <w:rPr>
@@ -2417,45 +2470,45 @@
       <w:color w:val="007020"/>
     </w:rPr>
   </w:style>
-  <w:style w:customStyle="1" w:styleId="OperatorTok" w:type="character">
+  <w:style w:type="character" w:customStyle="1" w:styleId="OperatorTok">
     <w:name w:val="OperatorTok"/>
     <w:basedOn w:val="VerbatimChar"/>
     <w:rPr>
       <w:color w:val="666666"/>
     </w:rPr>
   </w:style>
-  <w:style w:customStyle="1" w:styleId="BuiltInTok" w:type="character">
+  <w:style w:type="character" w:customStyle="1" w:styleId="BuiltInTok">
     <w:name w:val="BuiltInTok"/>
     <w:basedOn w:val="VerbatimChar"/>
     <w:rPr>
       <w:color w:val="008000"/>
     </w:rPr>
   </w:style>
-  <w:style w:customStyle="1" w:styleId="ExtensionTok" w:type="character">
+  <w:style w:type="character" w:customStyle="1" w:styleId="ExtensionTok">
     <w:name w:val="ExtensionTok"/>
     <w:basedOn w:val="VerbatimChar"/>
     <w:rPr/>
   </w:style>
-  <w:style w:customStyle="1" w:styleId="PreprocessorTok" w:type="character">
+  <w:style w:type="character" w:customStyle="1" w:styleId="PreprocessorTok">
     <w:name w:val="PreprocessorTok"/>
     <w:basedOn w:val="VerbatimChar"/>
     <w:rPr>
       <w:color w:val="bc7a00"/>
     </w:rPr>
   </w:style>
-  <w:style w:customStyle="1" w:styleId="AttributeTok" w:type="character">
+  <w:style w:type="character" w:customStyle="1" w:styleId="AttributeTok">
     <w:name w:val="AttributeTok"/>
     <w:basedOn w:val="VerbatimChar"/>
     <w:rPr>
       <w:color w:val="7d9029"/>
     </w:rPr>
   </w:style>
-  <w:style w:customStyle="1" w:styleId="RegionMarkerTok" w:type="character">
+  <w:style w:type="character" w:customStyle="1" w:styleId="RegionMarkerTok">
     <w:name w:val="RegionMarkerTok"/>
     <w:basedOn w:val="VerbatimChar"/>
     <w:rPr/>
   </w:style>
-  <w:style w:customStyle="1" w:styleId="InformationTok" w:type="character">
+  <w:style w:type="character" w:customStyle="1" w:styleId="InformationTok">
     <w:name w:val="InformationTok"/>
     <w:basedOn w:val="VerbatimChar"/>
     <w:rPr>
@@ -2464,7 +2517,7 @@
       <w:color w:val="60a0b0"/>
     </w:rPr>
   </w:style>
-  <w:style w:customStyle="1" w:styleId="WarningTok" w:type="character">
+  <w:style w:type="character" w:customStyle="1" w:styleId="WarningTok">
     <w:name w:val="WarningTok"/>
     <w:basedOn w:val="VerbatimChar"/>
     <w:rPr>
@@ -2473,7 +2526,7 @@
       <w:color w:val="60a0b0"/>
     </w:rPr>
   </w:style>
-  <w:style w:customStyle="1" w:styleId="AlertTok" w:type="character">
+  <w:style w:type="character" w:customStyle="1" w:styleId="AlertTok">
     <w:name w:val="AlertTok"/>
     <w:basedOn w:val="VerbatimChar"/>
     <w:rPr>
@@ -2481,7 +2534,7 @@
       <w:color w:val="ff0000"/>
     </w:rPr>
   </w:style>
-  <w:style w:customStyle="1" w:styleId="ErrorTok" w:type="character">
+  <w:style w:type="character" w:customStyle="1" w:styleId="ErrorTok">
     <w:name w:val="ErrorTok"/>
     <w:basedOn w:val="VerbatimChar"/>
     <w:rPr>
@@ -2489,7 +2542,7 @@
       <w:color w:val="ff0000"/>
     </w:rPr>
   </w:style>
-  <w:style w:customStyle="1" w:styleId="NormalTok" w:type="character">
+  <w:style w:type="character" w:customStyle="1" w:styleId="NormalTok">
     <w:name w:val="NormalTok"/>
     <w:basedOn w:val="VerbatimChar"/>
     <w:rPr/>

--- a/docs/deliverables/docx/03_AI_Application_Deployment_Control_Optimization_Strategy.docx
+++ b/docs/deliverables/docx/03_AI_Application_Deployment_Control_Optimization_Strategy.docx
@@ -2,7 +2,7 @@
 <file path=word/document.xml><?xml version="1.0" encoding="utf-8"?>
 <w:document xmlns:w="http://schemas.openxmlformats.org/wordprocessingml/2006/main" xmlns:m="http://schemas.openxmlformats.org/officeDocument/2006/math" xmlns:r="http://schemas.openxmlformats.org/officeDocument/2006/relationships" xmlns:o="urn:schemas-microsoft-com:office:office" xmlns:v="urn:schemas-microsoft-com:vml" xmlns:w10="urn:schemas-microsoft-com:office:word" xmlns:a="http://schemas.openxmlformats.org/drawingml/2006/main" xmlns:pic="http://schemas.openxmlformats.org/drawingml/2006/picture" xmlns:wp="http://schemas.openxmlformats.org/drawingml/2006/wordprocessingDrawing">
   <w:body>
-    <w:bookmarkStart w:id="22" w:name="ai-응용-배포제어-추론-최적화-전략-설계서"/>
+    <w:bookmarkStart w:id="24" w:name="ai-응용-배포제어-추론-최적화-전략-설계서"/>
     <w:p>
       <w:pPr>
         <w:pStyle w:val="Heading1"/>
@@ -33,7 +33,7 @@
         <w:pStyle w:val="FirstParagraph"/>
       </w:pPr>
       <w:r>
-        <w:t xml:space="preserve">본 설계는 자연어 AI 응용 배포 요구를 LLM으로 분석하고, CPU·메모리·GPU·디스크·accelerator 요구량을 구조화한 뒤 AppDeploy에 전달하는 Go 기반 Deployment Planner를 정의합니다.</w:t>
+        <w:t xml:space="preserve">본 설계는 자연어 AI 응용 배포 요구를 Go Request Guard로 선검증하고 LLM으로 분석한 뒤, CPU·메모리·GPU·디스크·accelerator 요구량을 구조화하여 Go Manifest Guard를 거쳐 AppDeploy에 전달하는 Go 기반 Deployment Planner를 정의합니다.</w:t>
       </w:r>
     </w:p>
     <w:p>
@@ -51,14 +51,14 @@
       <w:r>
         <w:drawing>
           <wp:inline>
-            <wp:extent cx="5334000" cy="2726266"/>
+            <wp:extent cx="5334000" cy="3081866"/>
             <wp:effectExtent b="0" l="0" r="0" t="0"/>
-            <wp:docPr descr="CPU/GPU 자원 요구와 AppDeploy Target 선택 흐름" title="" id="10" name="Picture"/>
+            <wp:docPr descr="이중 Go Guard 기반 LLM Planner와 AppDeploy 연계 흐름" title="" id="10" name="Picture"/>
             <a:graphic>
               <a:graphicData uri="http://schemas.openxmlformats.org/drawingml/2006/picture">
                 <pic:pic>
                   <pic:nvPicPr>
-                    <pic:cNvPr descr="../images/cpu_gpu_placement_flow.png" id="11" name="Picture"/>
+                    <pic:cNvPr descr="../images/service_control_architecture.png" id="11" name="Picture"/>
                     <pic:cNvPicPr>
                       <a:picLocks noChangeArrowheads="1" noChangeAspect="1"/>
                     </pic:cNvPicPr>
@@ -72,7 +72,7 @@
                   <pic:spPr bwMode="auto">
                     <a:xfrm>
                       <a:off x="0" y="0"/>
-                      <a:ext cx="5334000" cy="2726266"/>
+                      <a:ext cx="5334000" cy="3081866"/>
                     </a:xfrm>
                     <a:prstGeom prst="rect">
                       <a:avLst/>
@@ -96,7 +96,7 @@
         <w:pStyle w:val="ImageCaption"/>
       </w:pPr>
       <w:r>
-        <w:t xml:space="preserve">CPU/GPU 자원 요구와 AppDeploy Target 선택 흐름</w:t>
+        <w:t xml:space="preserve">이중 Go Guard 기반 LLM Planner와 AppDeploy 연계 흐름</w:t>
       </w:r>
     </w:p>
     <w:bookmarkEnd w:id="12"/>
@@ -155,18 +155,18 @@
               <w:pStyle w:val="Compact"/>
             </w:pPr>
             <w:r>
-              <w:t xml:space="preserve">LLM Planner</w:t>
-            </w:r>
-          </w:p>
-        </w:tc>
-        <w:tc>
-          <w:tcPr/>
-          <w:p>
-            <w:pPr>
-              <w:pStyle w:val="Compact"/>
-            </w:pPr>
-            <w:r>
-              <w:t xml:space="preserve">자연어 요구 분석과 Deployment Manifest 생성</w:t>
+              <w:t xml:space="preserve">Go Request Guard</w:t>
+            </w:r>
+          </w:p>
+        </w:tc>
+        <w:tc>
+          <w:tcPr/>
+          <w:p>
+            <w:pPr>
+              <w:pStyle w:val="Compact"/>
+            </w:pPr>
+            <w:r>
+              <w:t xml:space="preserve">LLM 호출 전 요청자, 1차년도 VM 범위, 민감 파라미터 검증</w:t>
             </w:r>
           </w:p>
         </w:tc>
@@ -179,7 +179,31 @@
               <w:pStyle w:val="Compact"/>
             </w:pPr>
             <w:r>
-              <w:t xml:space="preserve">Go Guard</w:t>
+              <w:t xml:space="preserve">LLM Planner</w:t>
+            </w:r>
+          </w:p>
+        </w:tc>
+        <w:tc>
+          <w:tcPr/>
+          <w:p>
+            <w:pPr>
+              <w:pStyle w:val="Compact"/>
+            </w:pPr>
+            <w:r>
+              <w:t xml:space="preserve">자연어 요구 분석과 Deployment Manifest 생성</w:t>
+            </w:r>
+          </w:p>
+        </w:tc>
+      </w:tr>
+      <w:tr>
+        <w:tc>
+          <w:tcPr/>
+          <w:p>
+            <w:pPr>
+              <w:pStyle w:val="Compact"/>
+            </w:pPr>
+            <w:r>
+              <w:t xml:space="preserve">Go Manifest Guard</w:t>
             </w:r>
           </w:p>
         </w:tc>
@@ -271,6 +295,15 @@
         <w:rPr>
           <w:rStyle w:val="VerbatimChar"/>
         </w:rPr>
+        <w:t xml:space="preserve">  -&gt; Go Request Guard 승인 또는 거부</w:t>
+      </w:r>
+      <w:r>
+        <w:br/>
+      </w:r>
+      <w:r>
+        <w:rPr>
+          <w:rStyle w:val="VerbatimChar"/>
+        </w:rPr>
         <w:t xml:space="preserve">  -&gt; 실제 LLM endpoint 호출</w:t>
       </w:r>
       <w:r>
@@ -298,7 +331,7 @@
         <w:rPr>
           <w:rStyle w:val="VerbatimChar"/>
         </w:rPr>
-        <w:t xml:space="preserve">  -&gt; Go Guard 승인 또는 거부</w:t>
+        <w:t xml:space="preserve">  -&gt; Go Manifest Guard 승인 또는 거부</w:t>
       </w:r>
       <w:r>
         <w:br/>
@@ -713,17 +746,26 @@
         <w:pStyle w:val="BodyText"/>
       </w:pPr>
       <w:r>
-        <w:t xml:space="preserve">LLM의 출력은 최종 사실이 아니라 후보 계획입니다. Go Guard를 통과한 요구 envelope만 AppDeploy로 전달됩니다.</w:t>
+        <w:t xml:space="preserve">LLM의 출력은 최종 사실이 아니라 후보 계획입니다. 두 Go Guard를 모두 통과한 요구 envelope만 AppDeploy로 전달됩니다.</w:t>
       </w:r>
     </w:p>
     <w:bookmarkEnd w:id="16"/>
-    <w:bookmarkStart w:id="17" w:name="go-guard-정책"/>
+    <w:bookmarkStart w:id="19" w:name="이중-go-guard-정책"/>
     <w:p>
       <w:pPr>
         <w:pStyle w:val="Heading2"/>
       </w:pPr>
       <w:r>
-        <w:t xml:space="preserve">6. Go Guard 정책</w:t>
+        <w:t xml:space="preserve">6. 이중 Go Guard 정책</w:t>
+      </w:r>
+    </w:p>
+    <w:bookmarkStart w:id="17" w:name="go-request-guard"/>
+    <w:p>
+      <w:pPr>
+        <w:pStyle w:val="Heading3"/>
+      </w:pPr>
+      <w:r>
+        <w:t xml:space="preserve">6.1 Go Request Guard</w:t>
       </w:r>
     </w:p>
     <w:p>
@@ -735,28 +777,7 @@
         </w:numPr>
       </w:pPr>
       <w:r>
-        <w:rPr>
-          <w:rStyle w:val="VerbatimChar"/>
-        </w:rPr>
-        <w:t xml:space="preserve">schema_version</w:t>
-      </w:r>
-      <w:r>
-        <w:t xml:space="preserve">과</w:t>
-      </w:r>
-      <w:r>
-        <w:t xml:space="preserve"> </w:t>
-      </w:r>
-      <w:r>
-        <w:rPr>
-          <w:rStyle w:val="VerbatimChar"/>
-        </w:rPr>
-        <w:t xml:space="preserve">kind</w:t>
-      </w:r>
-      <w:r>
-        <w:t xml:space="preserve"> </w:t>
-      </w:r>
-      <w:r>
-        <w:t xml:space="preserve">고정</w:t>
+        <w:t xml:space="preserve">자연어 요구, App Version, LLM candidate 필수값 확인</w:t>
       </w:r>
     </w:p>
     <w:p>
@@ -768,19 +789,7 @@
         </w:numPr>
       </w:pPr>
       <w:r>
-        <w:t xml:space="preserve">요청의</w:t>
-      </w:r>
-      <w:r>
-        <w:t xml:space="preserve"> </w:t>
-      </w:r>
-      <w:r>
-        <w:rPr>
-          <w:rStyle w:val="VerbatimChar"/>
-        </w:rPr>
-        <w:t xml:space="preserve">app_version_id</w:t>
-      </w:r>
-      <w:r>
-        <w:t xml:space="preserve">와 선택적 Target hint 변조 방지</w:t>
+        <w:t xml:space="preserve">요청 길이와 요청자 allowlist 확인</w:t>
       </w:r>
     </w:p>
     <w:p>
@@ -792,7 +801,7 @@
         </w:numPr>
       </w:pPr>
       <w:r>
-        <w:t xml:space="preserve">CPU/GPU 정수와 memory/storage 단위 검증</w:t>
+        <w:t xml:space="preserve">1차년도 VM 범위를 벗어나는 Kubernetes·컨테이너·shell 실행 요청 거부</w:t>
       </w:r>
     </w:p>
     <w:p>
@@ -804,7 +813,17 @@
         </w:numPr>
       </w:pPr>
       <w:r>
-        <w:t xml:space="preserve">accelerator와 GPU 개수 조합 검증</w:t>
+        <w:t xml:space="preserve">password, token, credential, private key, API key 유사 파라미터 거부</w:t>
+      </w:r>
+    </w:p>
+    <w:bookmarkEnd w:id="17"/>
+    <w:bookmarkStart w:id="18" w:name="go-manifest-guard"/>
+    <w:p>
+      <w:pPr>
+        <w:pStyle w:val="Heading3"/>
+      </w:pPr>
+      <w:r>
+        <w:t xml:space="preserve">6.2 Go Manifest Guard</w:t>
       </w:r>
     </w:p>
     <w:p>
@@ -812,11 +831,32 @@
         <w:pStyle w:val="Compact"/>
         <w:numPr>
           <w:ilvl w:val="0"/>
-          <w:numId w:val="1001"/>
+          <w:numId w:val="1002"/>
         </w:numPr>
       </w:pPr>
       <w:r>
-        <w:t xml:space="preserve">알 수 없는 필드와 복수 JSON 객체 거부</w:t>
+        <w:rPr>
+          <w:rStyle w:val="VerbatimChar"/>
+        </w:rPr>
+        <w:t xml:space="preserve">schema_version</w:t>
+      </w:r>
+      <w:r>
+        <w:t xml:space="preserve">과</w:t>
+      </w:r>
+      <w:r>
+        <w:t xml:space="preserve"> </w:t>
+      </w:r>
+      <w:r>
+        <w:rPr>
+          <w:rStyle w:val="VerbatimChar"/>
+        </w:rPr>
+        <w:t xml:space="preserve">kind</w:t>
+      </w:r>
+      <w:r>
+        <w:t xml:space="preserve"> </w:t>
+      </w:r>
+      <w:r>
+        <w:t xml:space="preserve">고정</w:t>
       </w:r>
     </w:p>
     <w:p>
@@ -824,10 +864,70 @@
         <w:pStyle w:val="Compact"/>
         <w:numPr>
           <w:ilvl w:val="0"/>
-          <w:numId w:val="1001"/>
+          <w:numId w:val="1002"/>
         </w:numPr>
       </w:pPr>
       <w:r>
+        <w:t xml:space="preserve">요청의</w:t>
+      </w:r>
+      <w:r>
+        <w:t xml:space="preserve"> </w:t>
+      </w:r>
+      <w:r>
+        <w:rPr>
+          <w:rStyle w:val="VerbatimChar"/>
+        </w:rPr>
+        <w:t xml:space="preserve">app_version_id</w:t>
+      </w:r>
+      <w:r>
+        <w:t xml:space="preserve">와 선택적 Target hint 변조 방지</w:t>
+      </w:r>
+    </w:p>
+    <w:p>
+      <w:pPr>
+        <w:pStyle w:val="Compact"/>
+        <w:numPr>
+          <w:ilvl w:val="0"/>
+          <w:numId w:val="1002"/>
+        </w:numPr>
+      </w:pPr>
+      <w:r>
+        <w:t xml:space="preserve">CPU/GPU 정수와 memory/storage 단위 검증</w:t>
+      </w:r>
+    </w:p>
+    <w:p>
+      <w:pPr>
+        <w:pStyle w:val="Compact"/>
+        <w:numPr>
+          <w:ilvl w:val="0"/>
+          <w:numId w:val="1002"/>
+        </w:numPr>
+      </w:pPr>
+      <w:r>
+        <w:t xml:space="preserve">accelerator와 GPU 개수 조합 검증</w:t>
+      </w:r>
+    </w:p>
+    <w:p>
+      <w:pPr>
+        <w:pStyle w:val="Compact"/>
+        <w:numPr>
+          <w:ilvl w:val="0"/>
+          <w:numId w:val="1002"/>
+        </w:numPr>
+      </w:pPr>
+      <w:r>
+        <w:t xml:space="preserve">알 수 없는 필드와 복수 JSON 객체 거부</w:t>
+      </w:r>
+    </w:p>
+    <w:p>
+      <w:pPr>
+        <w:pStyle w:val="Compact"/>
+        <w:numPr>
+          <w:ilvl w:val="0"/>
+          <w:numId w:val="1002"/>
+        </w:numPr>
+      </w:pPr>
+      <w:r>
         <w:t xml:space="preserve">password, token, credential, private key, API key 유사 파라미터 거부</w:t>
       </w:r>
     </w:p>
@@ -839,8 +939,9 @@
         <w:t xml:space="preserve">검증 실패 시 AppDeploy API를 호출하지 않습니다. LLM 오류를 규칙 기반 성공 결과로 대체하지 않습니다.</w:t>
       </w:r>
     </w:p>
-    <w:bookmarkEnd w:id="17"/>
-    <w:bookmarkStart w:id="18" w:name="상태-확인과-재시도"/>
+    <w:bookmarkEnd w:id="18"/>
+    <w:bookmarkEnd w:id="19"/>
+    <w:bookmarkStart w:id="20" w:name="상태-확인과-재시도"/>
     <w:p>
       <w:pPr>
         <w:pStyle w:val="Heading2"/>
@@ -951,8 +1052,8 @@
         <w:t xml:space="preserve">가 명시된 오류만 재시도 가능으로 판단하고, 배포 생성 POST는 자동 반복하지 않습니다.</w:t>
       </w:r>
     </w:p>
-    <w:bookmarkEnd w:id="18"/>
-    <w:bookmarkStart w:id="19" w:name="구현-위치"/>
+    <w:bookmarkEnd w:id="20"/>
+    <w:bookmarkStart w:id="21" w:name="구현-위치"/>
     <w:p>
       <w:pPr>
         <w:pStyle w:val="Heading2"/>
@@ -1007,7 +1108,46 @@
               <w:pStyle w:val="Compact"/>
             </w:pPr>
             <w:r>
-              <w:t xml:space="preserve">Manifest 모델·Go Guard</w:t>
+              <w:t xml:space="preserve">요청 Guard·정책</w:t>
+            </w:r>
+          </w:p>
+        </w:tc>
+        <w:tc>
+          <w:tcPr/>
+          <w:p>
+            <w:pPr>
+              <w:pStyle w:val="Compact"/>
+            </w:pPr>
+            <w:r>
+              <w:rPr>
+                <w:rStyle w:val="VerbatimChar"/>
+              </w:rPr>
+              <w:t xml:space="preserve">go/service-control-api/internal/plannerguard/</w:t>
+            </w:r>
+            <w:r>
+              <w:t xml:space="preserve">,</w:t>
+            </w:r>
+            <w:r>
+              <w:t xml:space="preserve"> </w:t>
+            </w:r>
+            <w:r>
+              <w:rPr>
+                <w:rStyle w:val="VerbatimChar"/>
+              </w:rPr>
+              <w:t xml:space="preserve">config/planner_guard_policy.json</w:t>
+            </w:r>
+          </w:p>
+        </w:tc>
+      </w:tr>
+      <w:tr>
+        <w:tc>
+          <w:tcPr/>
+          <w:p>
+            <w:pPr>
+              <w:pStyle w:val="Compact"/>
+            </w:pPr>
+            <w:r>
+              <w:t xml:space="preserve">Manifest 모델·Guard</w:t>
             </w:r>
           </w:p>
         </w:tc>
@@ -1174,8 +1314,8 @@
         </w:tc>
       </w:tr>
     </w:tbl>
-    <w:bookmarkEnd w:id="19"/>
-    <w:bookmarkStart w:id="20" w:name="실행-예시"/>
+    <w:bookmarkEnd w:id="21"/>
+    <w:bookmarkStart w:id="22" w:name="실행-예시"/>
     <w:p>
       <w:pPr>
         <w:pStyle w:val="Heading2"/>
@@ -1249,6 +1389,15 @@
         <w:rPr>
           <w:rStyle w:val="VerbatimChar"/>
         </w:rPr>
+        <w:t xml:space="preserve">  --guard-policy ../../config/planner_guard_policy.json \</w:t>
+      </w:r>
+      <w:r>
+        <w:br/>
+      </w:r>
+      <w:r>
+        <w:rPr>
+          <w:rStyle w:val="VerbatimChar"/>
+        </w:rPr>
         <w:t xml:space="preserve">  --appdeploy-base-url http://127.0.0.1:8081/api/v1</w:t>
       </w:r>
     </w:p>
@@ -1260,8 +1409,8 @@
         <w:t xml:space="preserve">실제 성공 결과를 얻으려면 LLM endpoint와 AppDeploy 서버가 모두 실행 중이고 App Version 및 Target Profile이 AppDeploy에 등록되어 있어야 합니다.</w:t>
       </w:r>
     </w:p>
-    <w:bookmarkEnd w:id="20"/>
-    <w:bookmarkStart w:id="21" w:name="범위와-한계"/>
+    <w:bookmarkEnd w:id="22"/>
+    <w:bookmarkStart w:id="23" w:name="범위와-한계"/>
     <w:p>
       <w:pPr>
         <w:pStyle w:val="Heading2"/>
@@ -1275,7 +1424,7 @@
         <w:pStyle w:val="Compact"/>
         <w:numPr>
           <w:ilvl w:val="0"/>
-          <w:numId w:val="1002"/>
+          <w:numId w:val="1003"/>
         </w:numPr>
       </w:pPr>
       <w:r>
@@ -1287,7 +1436,7 @@
         <w:pStyle w:val="Compact"/>
         <w:numPr>
           <w:ilvl w:val="0"/>
-          <w:numId w:val="1002"/>
+          <w:numId w:val="1003"/>
         </w:numPr>
       </w:pPr>
       <w:r>
@@ -1299,7 +1448,7 @@
         <w:pStyle w:val="Compact"/>
         <w:numPr>
           <w:ilvl w:val="0"/>
-          <w:numId w:val="1002"/>
+          <w:numId w:val="1003"/>
         </w:numPr>
       </w:pPr>
       <w:r>
@@ -1311,19 +1460,21 @@
         <w:pStyle w:val="Compact"/>
         <w:numPr>
           <w:ilvl w:val="0"/>
-          <w:numId w:val="1002"/>
+          <w:numId w:val="1003"/>
         </w:numPr>
       </w:pPr>
       <w:r>
         <w:t xml:space="preserve">1차년도 범위는 VM 기반이며 Kubernetes 배포를 산출물로 주장하지 않습니다.</w:t>
       </w:r>
     </w:p>
-    <w:bookmarkEnd w:id="21"/>
-    <w:bookmarkEnd w:id="22"/>
+    <w:bookmarkEnd w:id="23"/>
+    <w:bookmarkEnd w:id="24"/>
     <w:sectPr>
       <w:footnotePr>
         <w:numRestart w:val="eachSect"/>
       </w:footnotePr>
+      <w:pgSz w:w="11906" w:h="16838"/>
+      <w:pgMar w:top="1440" w:bottom="1440" w:left="1440" w:right="1440"/>
     </w:sectPr>
   </w:body>
 </w:document>
@@ -1652,6 +1803,36 @@
     </w:lvlOverride>
   </w:num>
   <w:num w:numId="1002">
+    <w:abstractNumId w:val="99411"/>
+    <w:lvlOverride w:ilvl="0">
+      <w:startOverride w:val="1"/>
+    </w:lvlOverride>
+    <w:lvlOverride w:ilvl="1">
+      <w:startOverride w:val="1"/>
+    </w:lvlOverride>
+    <w:lvlOverride w:ilvl="2">
+      <w:startOverride w:val="1"/>
+    </w:lvlOverride>
+    <w:lvlOverride w:ilvl="3">
+      <w:startOverride w:val="1"/>
+    </w:lvlOverride>
+    <w:lvlOverride w:ilvl="4">
+      <w:startOverride w:val="1"/>
+    </w:lvlOverride>
+    <w:lvlOverride w:ilvl="5">
+      <w:startOverride w:val="1"/>
+    </w:lvlOverride>
+    <w:lvlOverride w:ilvl="6">
+      <w:startOverride w:val="1"/>
+    </w:lvlOverride>
+    <w:lvlOverride w:ilvl="7">
+      <w:startOverride w:val="1"/>
+    </w:lvlOverride>
+    <w:lvlOverride w:ilvl="8">
+      <w:startOverride w:val="1"/>
+    </w:lvlOverride>
+  </w:num>
+  <w:num w:numId="1003">
     <w:abstractNumId w:val="991"/>
   </w:num>
 </w:numbering>
